--- a/docs/dokumen/Rencana_Pemasaran_Mitrans-Astra_v1.4.docx
+++ b/docs/dokumen/Rencana_Pemasaran_Mitrans-Astra_v1.4.docx
@@ -195,6 +195,21 @@
               <w:pStyle w:val="ListParagraph"/>
               <w:numPr>
                 <w:ilvl w:val="0"/>
+                <w:numId w:val="49"/>
+              </w:numPr>
+              <w:spacing w:before="0" w:after="60"/>
+              <w:rPr/>
+            </w:pPr>
+            <w:r>
+              <w:rPr/>
+              <w:t>ditinjau konsultan hukum;</w:t>
+            </w:r>
+          </w:p>
+          <w:p>
+            <w:pPr>
+              <w:pStyle w:val="ListParagraph"/>
+              <w:numPr>
+                <w:ilvl w:val="0"/>
                 <w:numId w:val="50"/>
               </w:numPr>
               <w:spacing w:before="0" w:after="60"/>
@@ -202,7 +217,7 @@
             </w:pPr>
             <w:r>
               <w:rPr/>
-              <w:t>ditinjau konsultan hukum;</w:t>
+              <w:t>diverifikasi oleh asosiasi penjualan langsung (Permendag 70/2019 Pasal 8 ayat (3));</w:t>
             </w:r>
           </w:p>
           <w:p>
@@ -217,21 +232,6 @@
             </w:pPr>
             <w:r>
               <w:rPr/>
-              <w:t>diverifikasi oleh asosiasi penjualan langsung (Permendag 70/2019 Pasal 8 ayat (3));</w:t>
-            </w:r>
-          </w:p>
-          <w:p>
-            <w:pPr>
-              <w:pStyle w:val="ListParagraph"/>
-              <w:numPr>
-                <w:ilvl w:val="0"/>
-                <w:numId w:val="52"/>
-              </w:numPr>
-              <w:spacing w:before="0" w:after="60"/>
-              <w:rPr/>
-            </w:pPr>
-            <w:r>
-              <w:rPr/>
               <w:t>dilengkapi data perusahaan yang ditandai [●].</w:t>
             </w:r>
           </w:p>
@@ -264,6 +264,32 @@
       <w:r>
         <w:rPr/>
         <w:t xml:space="preserve"> (27 Oktober 2026):</w:t>
+      </w:r>
+    </w:p>
+    <w:p>
+      <w:pPr>
+        <w:pStyle w:val="ListParagraph"/>
+        <w:numPr>
+          <w:ilvl w:val="0"/>
+          <w:numId w:val="52"/>
+        </w:numPr>
+        <w:spacing w:before="0" w:after="60"/>
+        <w:rPr/>
+      </w:pPr>
+      <w:r>
+        <w:rPr/>
+        <w:t xml:space="preserve">istilah resmi "Mitra" menjadi </w:t>
+      </w:r>
+      <w:r>
+        <w:rPr>
+          <w:b/>
+          <w:bCs/>
+        </w:rPr>
+        <w:t>Mitra PLS</w:t>
+      </w:r>
+      <w:r>
+        <w:rPr/>
+        <w:t xml:space="preserve"> (Mitra Marketing Penggerak Literasi Syariah);</w:t>
       </w:r>
     </w:p>
     <w:p>
@@ -278,18 +304,7 @@
       </w:pPr>
       <w:r>
         <w:rPr/>
-        <w:t xml:space="preserve">istilah resmi "Mitra" menjadi </w:t>
-      </w:r>
-      <w:r>
-        <w:rPr>
-          <w:b/>
-          <w:bCs/>
-        </w:rPr>
-        <w:t>Mitra PLS</w:t>
-      </w:r>
-      <w:r>
-        <w:rPr/>
-        <w:t xml:space="preserve"> (Mitra Marketing Penggerak Literasi Syariah);</w:t>
+        <w:t>bagian 5.5 baru: konversi Lisensi Pelanggan menjadi Lisensi Mitra PLS dalam 60 hari;</w:t>
       </w:r>
     </w:p>
     <w:p>
@@ -304,7 +319,7 @@
       </w:pPr>
       <w:r>
         <w:rPr/>
-        <w:t>bagian 5.5 baru: konversi Lisensi Pelanggan menjadi Lisensi Mitra PLS dalam 60 hari;</w:t>
+        <w:t>Bonus Layanan Berkah juga berlaku untuk Lisensi Pelanggan yang kemudian dikonversi;</w:t>
       </w:r>
     </w:p>
     <w:p>
@@ -319,7 +334,7 @@
       </w:pPr>
       <w:r>
         <w:rPr/>
-        <w:t>Bonus Layanan Berkah juga berlaku untuk Lisensi Pelanggan yang kemudian dikonversi;</w:t>
+        <w:t>aktivasi tautan rujukan setelah kuis Kode Etik (Bab 6);</w:t>
       </w:r>
     </w:p>
     <w:p>
@@ -334,7 +349,7 @@
       </w:pPr>
       <w:r>
         <w:rPr/>
-        <w:t>aktivasi tautan rujukan setelah kuis Kode Etik (Bab 6);</w:t>
+        <w:t>pendampingan orientasi dalam 7 hari dan workshop pelatihan bulanan tanpa biaya (Bab 7 dan Bab 13);</w:t>
       </w:r>
     </w:p>
     <w:p>
@@ -349,21 +364,6 @@
       </w:pPr>
       <w:r>
         <w:rPr/>
-        <w:t>pendampingan orientasi dalam 7 hari dan workshop pelatihan bulanan tanpa biaya (Bab 7 dan Bab 13);</w:t>
-      </w:r>
-    </w:p>
-    <w:p>
-      <w:pPr>
-        <w:pStyle w:val="ListParagraph"/>
-        <w:numPr>
-          <w:ilvl w:val="0"/>
-          <w:numId w:val="58"/>
-        </w:numPr>
-        <w:spacing w:before="0" w:after="60"/>
-        <w:rPr/>
-      </w:pPr>
-      <w:r>
-        <w:rPr/>
         <w:t>batas atas biaya bonus dan hasil uji internal diperbarui (Bab 12).</w:t>
       </w:r>
     </w:p>
@@ -418,7 +418,7 @@
       </w:r>
       <w:r>
         <w:rPr/>
-        <w:t xml:space="preserve"> (27 Oktober 2026): Lisensi berlaku tanpa batas waktu (lifetime) dan tidak perlu dibeli ulang. Akses yang termasuk harga Lisensi hanya sampai akhir bulan kalender aktivasi, dan Langganan (repeat order/RO) Rp399.000 per bulan dimulai bulan berikutnya, menggantikan akses 3 bulan dan Langganan mulai bulan ke-4 (bagian 3.1, Bab 7, bagian 9.2, bagian 12.3, dan Lampiran A). Harga, PV, dan seluruh bonus tidak berubah.</w:t>
+        <w:t xml:space="preserve"> (27 Oktober 2026): Lisensi berlaku tanpa batas waktu (lifetime) dan tidak perlu dibeli ulang. Akses yang termasuk harga Lisensi adalah 30 hari sejak aktivasi. Langganan (repeat order/RO) Rp399.000 ditagih pertama kali 30 hari setelah aktivasi, lalu setiap 30 hari, menggantikan akses 3 bulan dan Langganan mulai bulan ke-4. Syarat Langganan untuk bonus tim dinilai dari akses yang aktif pada akhir bulan. Rekening dana layanan Rp426.000 per Lisensi dihapus (bagian 3.1, Bab 7, 8.5, 9.2, 12.2, 12.3, Bab 13, dan Lampiran A). Harga, PV, dan seluruh nominal bonus tidak berubah.</w:t>
       </w:r>
     </w:p>
     <w:p>
@@ -1183,6 +1183,21 @@
         <w:pStyle w:val="ListParagraph"/>
         <w:numPr>
           <w:ilvl w:val="0"/>
+          <w:numId w:val="58"/>
+        </w:numPr>
+        <w:spacing w:before="0" w:after="60"/>
+        <w:rPr/>
+      </w:pPr>
+      <w:r>
+        <w:rPr/>
+        <w:t>Kode Etik Mitra PLS Mitrans-Astra;</w:t>
+      </w:r>
+    </w:p>
+    <w:p>
+      <w:pPr>
+        <w:pStyle w:val="ListParagraph"/>
+        <w:numPr>
+          <w:ilvl w:val="0"/>
           <w:numId w:val="59"/>
         </w:numPr>
         <w:spacing w:before="0" w:after="60"/>
@@ -1190,7 +1205,17 @@
       </w:pPr>
       <w:r>
         <w:rPr/>
-        <w:t>Kode Etik Mitra PLS Mitrans-Astra;</w:t>
+        <w:t>Syarat dan Ketentuan Penggunaan mitrans.id, termasuk Ketentuan Kemitraan sebagai perjanjian tertulis antara Perusahaan dan Mitra PLS.</w:t>
+      </w:r>
+    </w:p>
+    <w:p>
+      <w:pPr>
+        <w:pStyle w:val="Heading2"/>
+        <w:rPr/>
+      </w:pPr>
+      <w:r>
+        <w:rPr/>
+        <w:t>1.2 Prinsip</w:t>
       </w:r>
     </w:p>
     <w:p>
@@ -1204,18 +1229,15 @@
         <w:rPr/>
       </w:pPr>
       <w:r>
-        <w:rPr/>
-        <w:t>Syarat dan Ketentuan Penggunaan mitrans.id, termasuk Ketentuan Kemitraan sebagai perjanjian tertulis antara Perusahaan dan Mitra PLS.</w:t>
-      </w:r>
-    </w:p>
-    <w:p>
-      <w:pPr>
-        <w:pStyle w:val="Heading2"/>
-        <w:rPr/>
-      </w:pPr>
-      <w:r>
-        <w:rPr/>
-        <w:t>1.2 Prinsip</w:t>
+        <w:rPr>
+          <w:b/>
+          <w:bCs/>
+        </w:rPr>
+        <w:t>Penghasilan berasal dari penjualan nyata.</w:t>
+      </w:r>
+      <w:r>
+        <w:rPr/>
+        <w:t xml:space="preserve"> Komisi dan bonus hanya timbul dari penjualan Lisensi dan Langganan kepada pemakai. Tidak ada komisi atau bonus dari pendaftaran atau perekrutan.</w:t>
       </w:r>
     </w:p>
     <w:p>
@@ -1233,11 +1255,11 @@
           <w:b/>
           <w:bCs/>
         </w:rPr>
-        <w:t>Penghasilan berasal dari penjualan nyata.</w:t>
-      </w:r>
-      <w:r>
-        <w:rPr/>
-        <w:t xml:space="preserve"> Komisi dan bonus hanya timbul dari penjualan Lisensi dan Langganan kepada pemakai. Tidak ada komisi atau bonus dari pendaftaran atau perekrutan.</w:t>
+        <w:t>Pendaftaran gratis.</w:t>
+      </w:r>
+      <w:r>
+        <w:rPr/>
+        <w:t xml:space="preserve"> Calon Mitra PLS tidak diwajibkan membeli barang apa pun saat mendaftar.</w:t>
       </w:r>
     </w:p>
     <w:p>
@@ -1255,11 +1277,11 @@
           <w:b/>
           <w:bCs/>
         </w:rPr>
-        <w:t>Pendaftaran gratis.</w:t>
-      </w:r>
-      <w:r>
-        <w:rPr/>
-        <w:t xml:space="preserve"> Calon Mitra PLS tidak diwajibkan membeli barang apa pun saat mendaftar.</w:t>
+        <w:t>Jelas sejak awal.</w:t>
+      </w:r>
+      <w:r>
+        <w:rPr/>
+        <w:t xml:space="preserve"> Seluruh nominal, syarat, batas, dan waktu pembayaran tercantum dalam dokumen ini.</w:t>
       </w:r>
     </w:p>
     <w:p>
@@ -1277,11 +1299,11 @@
           <w:b/>
           <w:bCs/>
         </w:rPr>
-        <w:t>Jelas sejak awal.</w:t>
-      </w:r>
-      <w:r>
-        <w:rPr/>
-        <w:t xml:space="preserve"> Seluruh nominal, syarat, batas, dan waktu pembayaran tercantum dalam dokumen ini.</w:t>
+        <w:t>Adil bagi yang bekerja.</w:t>
+      </w:r>
+      <w:r>
+        <w:rPr/>
+        <w:t xml:space="preserve"> Bonus jaringan hanya dibayarkan kepada Mitra PLS yang aktif menjual pada bulan itu.</w:t>
       </w:r>
     </w:p>
     <w:p>
@@ -1299,11 +1321,11 @@
           <w:b/>
           <w:bCs/>
         </w:rPr>
-        <w:t>Adil bagi yang bekerja.</w:t>
-      </w:r>
-      <w:r>
-        <w:rPr/>
-        <w:t xml:space="preserve"> Bonus jaringan hanya dibayarkan kepada Mitra PLS yang aktif menjual pada bulan itu.</w:t>
+        <w:t>Bukan produk investasi.</w:t>
+      </w:r>
+      <w:r>
+        <w:rPr/>
+        <w:t xml:space="preserve"> Mitrans-Astra adalah alat bantu analisis dan edukasi. Platform tidak memberi sinyal beli atau jual, tidak mengelola dana, dan tidak menjanjikan hasil investasi.</w:t>
       </w:r>
     </w:p>
     <w:p>
@@ -1321,11 +1343,21 @@
           <w:b/>
           <w:bCs/>
         </w:rPr>
-        <w:t>Bukan produk investasi.</w:t>
-      </w:r>
-      <w:r>
-        <w:rPr/>
-        <w:t xml:space="preserve"> Mitrans-Astra adalah alat bantu analisis dan edukasi. Platform tidak memberi sinyal beli atau jual, tidak mengelola dana, dan tidak menjanjikan hasil investasi.</w:t>
+        <w:t>Tanpa janji penghasilan.</w:t>
+      </w:r>
+      <w:r>
+        <w:rPr/>
+        <w:t xml:space="preserve"> Penghasilan setiap Mitra PLS bergantung pada penjualan dan pembinaan yang ia lakukan sendiri.</w:t>
+      </w:r>
+    </w:p>
+    <w:p>
+      <w:pPr>
+        <w:pStyle w:val="Heading2"/>
+        <w:rPr/>
+      </w:pPr>
+      <w:r>
+        <w:rPr/>
+        <w:t>1.3 Dasar hukum dan pedoman</w:t>
       </w:r>
     </w:p>
     <w:p>
@@ -1339,25 +1371,8 @@
         <w:rPr/>
       </w:pPr>
       <w:r>
-        <w:rPr>
-          <w:b/>
-          <w:bCs/>
-        </w:rPr>
-        <w:t>Tanpa janji penghasilan.</w:t>
-      </w:r>
-      <w:r>
-        <w:rPr/>
-        <w:t xml:space="preserve"> Penghasilan setiap Mitra PLS bergantung pada penjualan dan pembinaan yang ia lakukan sendiri.</w:t>
-      </w:r>
-    </w:p>
-    <w:p>
-      <w:pPr>
-        <w:pStyle w:val="Heading2"/>
-        <w:rPr/>
-      </w:pPr>
-      <w:r>
-        <w:rPr/>
-        <w:t>1.3 Dasar hukum dan pedoman</w:t>
+        <w:rPr/>
+        <w:t>Undang-Undang Nomor 7 Tahun 2014 tentang Perdagangan.</w:t>
       </w:r>
     </w:p>
     <w:p>
@@ -1372,7 +1387,7 @@
       </w:pPr>
       <w:r>
         <w:rPr/>
-        <w:t>Undang-Undang Nomor 7 Tahun 2014 tentang Perdagangan.</w:t>
+        <w:t>Peraturan Pemerintah Nomor 29 Tahun 2021 tentang Penyelenggaraan Bidang Perdagangan, sebagaimana diubah dengan Peraturan Pemerintah Nomor 3 Tahun 2026.</w:t>
       </w:r>
     </w:p>
     <w:p>
@@ -1387,7 +1402,7 @@
       </w:pPr>
       <w:r>
         <w:rPr/>
-        <w:t>Peraturan Pemerintah Nomor 29 Tahun 2021 tentang Penyelenggaraan Bidang Perdagangan, sebagaimana diubah dengan Peraturan Pemerintah Nomor 3 Tahun 2026.</w:t>
+        <w:t>Peraturan Menteri Perdagangan Nomor 70 Tahun 2019 tentang Distribusi Barang Secara Langsung.</w:t>
       </w:r>
     </w:p>
     <w:p>
@@ -1402,7 +1417,7 @@
       </w:pPr>
       <w:r>
         <w:rPr/>
-        <w:t>Peraturan Menteri Perdagangan Nomor 70 Tahun 2019 tentang Distribusi Barang Secara Langsung.</w:t>
+        <w:t>Undang-Undang Nomor 8 Tahun 1999 tentang Perlindungan Konsumen.</w:t>
       </w:r>
     </w:p>
     <w:p>
@@ -1417,7 +1432,7 @@
       </w:pPr>
       <w:r>
         <w:rPr/>
-        <w:t>Undang-Undang Nomor 8 Tahun 1999 tentang Perlindungan Konsumen.</w:t>
+        <w:t>Undang-Undang Nomor 27 Tahun 2022 tentang Pelindungan Data Pribadi.</w:t>
       </w:r>
     </w:p>
     <w:p>
@@ -1426,21 +1441,6 @@
         <w:numPr>
           <w:ilvl w:val="0"/>
           <w:numId w:val="71"/>
-        </w:numPr>
-        <w:spacing w:before="0" w:after="60"/>
-        <w:rPr/>
-      </w:pPr>
-      <w:r>
-        <w:rPr/>
-        <w:t>Undang-Undang Nomor 27 Tahun 2022 tentang Pelindungan Data Pribadi.</w:t>
-      </w:r>
-    </w:p>
-    <w:p>
-      <w:pPr>
-        <w:pStyle w:val="ListParagraph"/>
-        <w:numPr>
-          <w:ilvl w:val="0"/>
-          <w:numId w:val="72"/>
         </w:numPr>
         <w:spacing w:before="0" w:after="60"/>
         <w:rPr/>
@@ -2469,7 +2469,7 @@
         <w:pStyle w:val="ListParagraph"/>
         <w:numPr>
           <w:ilvl w:val="0"/>
-          <w:numId w:val="73"/>
+          <w:numId w:val="72"/>
         </w:numPr>
         <w:spacing w:before="0" w:after="60"/>
         <w:rPr/>
@@ -2484,7 +2484,7 @@
         <w:pStyle w:val="ListParagraph"/>
         <w:numPr>
           <w:ilvl w:val="0"/>
-          <w:numId w:val="74"/>
+          <w:numId w:val="73"/>
         </w:numPr>
         <w:spacing w:before="0" w:after="60"/>
         <w:rPr/>
@@ -2790,7 +2790,7 @@
                 <w:sz w:val="19"/>
                 <w:szCs w:val="19"/>
               </w:rPr>
-              <w:t>Lisensi penggunaan perangkat lunak Platform Analisa Transaksi Saham Syariah, berlaku tanpa batas waktu (lifetime) dan tidak perlu dibeli ulang, termasuk akses sampai akhir bulan kalender aktivasi</w:t>
+              <w:t>Lisensi penggunaan perangkat lunak Platform Analisa Transaksi Saham Syariah, berlaku tanpa batas waktu (lifetime) dan tidak perlu dibeli ulang, termasuk akses 30 hari sejak aktivasi</w:t>
             </w:r>
           </w:p>
         </w:tc>
@@ -2953,7 +2953,7 @@
                 <w:sz w:val="19"/>
                 <w:szCs w:val="19"/>
               </w:rPr>
-              <w:t>Akses bulanan (repeat order/RO), mulai bulan berikutnya setelah aktivasi Lisensi</w:t>
+              <w:t>Akses per 30 hari (repeat order/RO), ditagih pertama kali 30 hari setelah aktivasi Lisensi</w:t>
             </w:r>
           </w:p>
         </w:tc>
@@ -2979,7 +2979,7 @@
                 <w:sz w:val="19"/>
                 <w:szCs w:val="19"/>
               </w:rPr>
-              <w:t>Rp399.000 per bulan</w:t>
+              <w:t>Rp399.000 per 30 hari</w:t>
             </w:r>
           </w:p>
         </w:tc>
@@ -3082,6 +3082,21 @@
       <w:r>
         <w:rPr/>
         <w:t>Ketentuan produk:</w:t>
+      </w:r>
+    </w:p>
+    <w:p>
+      <w:pPr>
+        <w:pStyle w:val="ListParagraph"/>
+        <w:numPr>
+          <w:ilvl w:val="0"/>
+          <w:numId w:val="74"/>
+        </w:numPr>
+        <w:spacing w:before="0" w:after="60"/>
+        <w:rPr/>
+      </w:pPr>
+      <w:r>
+        <w:rPr/>
+        <w:t>Harga sama untuk Mitra PLS dan Pelanggan, dan tercantum dalam Rupiah.</w:t>
       </w:r>
     </w:p>
     <w:p>
@@ -3096,7 +3111,7 @@
       </w:pPr>
       <w:r>
         <w:rPr/>
-        <w:t>Harga sama untuk Mitra PLS dan Pelanggan, dan tercantum dalam Rupiah.</w:t>
+        <w:t>Tidak ada opsi langganan tahunan.</w:t>
       </w:r>
     </w:p>
     <w:p>
@@ -3111,7 +3126,7 @@
       </w:pPr>
       <w:r>
         <w:rPr/>
-        <w:t>Tidak ada opsi langganan tahunan.</w:t>
+        <w:t>Langganan tanpa Lisensi belum tersedia.</w:t>
       </w:r>
     </w:p>
     <w:p>
@@ -3126,7 +3141,17 @@
       </w:pPr>
       <w:r>
         <w:rPr/>
-        <w:t>Langganan tanpa Lisensi belum tersedia.</w:t>
+        <w:t>1 PV setara Rp100.000 omzet bersih, dan hanya dipakai untuk menghitung komisi dan bonus.</w:t>
+      </w:r>
+    </w:p>
+    <w:p>
+      <w:pPr>
+        <w:pStyle w:val="Heading2"/>
+        <w:rPr/>
+      </w:pPr>
+      <w:r>
+        <w:rPr/>
+        <w:t>3.2 Sifat produk</w:t>
       </w:r>
     </w:p>
     <w:p>
@@ -3141,17 +3166,7 @@
       </w:pPr>
       <w:r>
         <w:rPr/>
-        <w:t>1 PV setara Rp100.000 omzet bersih, dan hanya dipakai untuk menghitung komisi dan bonus.</w:t>
-      </w:r>
-    </w:p>
-    <w:p>
-      <w:pPr>
-        <w:pStyle w:val="Heading2"/>
-        <w:rPr/>
-      </w:pPr>
-      <w:r>
-        <w:rPr/>
-        <w:t>3.2 Sifat produk</w:t>
+        <w:t>Lisensi adalah hak menggunakan perangkat lunak, yaitu barang tidak berwujud. Lisensi dapat dialihkan kepada orang lain melalui aplikasi sesuai Syarat dan Ketentuan.</w:t>
       </w:r>
     </w:p>
     <w:p>
@@ -3166,7 +3181,7 @@
       </w:pPr>
       <w:r>
         <w:rPr/>
-        <w:t>Lisensi adalah hak menggunakan perangkat lunak, yaitu barang tidak berwujud. Lisensi dapat dialihkan kepada orang lain melalui aplikasi sesuai Syarat dan Ketentuan.</w:t>
+        <w:t>Platform menyajikan data, alat analisis, dan materi edukasi pasar modal syariah.</w:t>
       </w:r>
     </w:p>
     <w:p>
@@ -3181,21 +3196,6 @@
       </w:pPr>
       <w:r>
         <w:rPr/>
-        <w:t>Platform menyajikan data, alat analisis, dan materi edukasi pasar modal syariah.</w:t>
-      </w:r>
-    </w:p>
-    <w:p>
-      <w:pPr>
-        <w:pStyle w:val="ListParagraph"/>
-        <w:numPr>
-          <w:ilvl w:val="0"/>
-          <w:numId w:val="81"/>
-        </w:numPr>
-        <w:spacing w:before="0" w:after="60"/>
-        <w:rPr/>
-      </w:pPr>
-      <w:r>
-        <w:rPr/>
         <w:t xml:space="preserve">Platform </w:t>
       </w:r>
       <w:r>
@@ -3215,7 +3215,7 @@
         <w:pStyle w:val="ListParagraph"/>
         <w:numPr>
           <w:ilvl w:val="0"/>
-          <w:numId w:val="82"/>
+          <w:numId w:val="81"/>
         </w:numPr>
         <w:spacing w:before="0" w:after="60"/>
         <w:rPr/>
@@ -3926,7 +3926,7 @@
         <w:pStyle w:val="ListParagraph"/>
         <w:numPr>
           <w:ilvl w:val="0"/>
-          <w:numId w:val="83"/>
+          <w:numId w:val="82"/>
         </w:numPr>
         <w:spacing w:before="0" w:after="60"/>
         <w:rPr/>
@@ -3945,6 +3945,91 @@
       <w:r>
         <w:rPr/>
         <w:t xml:space="preserve"> di bawah setiap Mitra PLS.</w:t>
+      </w:r>
+    </w:p>
+    <w:p>
+      <w:pPr>
+        <w:pStyle w:val="ListParagraph"/>
+        <w:numPr>
+          <w:ilvl w:val="0"/>
+          <w:numId w:val="83"/>
+        </w:numPr>
+        <w:spacing w:before="0" w:after="60"/>
+        <w:rPr/>
+      </w:pPr>
+      <w:r>
+        <w:rPr/>
+        <w:t>Ada plafon bulanan, batas per orang, dan syarat aktif bulanan (Bab 9 dan Bab 12).</w:t>
+      </w:r>
+    </w:p>
+    <w:p>
+      <w:pPr>
+        <w:pStyle w:val="Normal"/>
+        <w:spacing w:before="0" w:after="120"/>
+        <w:rPr/>
+      </w:pPr>
+      <w:r>
+        <w:rPr>
+          <w:b/>
+          <w:bCs/>
+        </w:rPr>
+        <w:t>Penempatan posisi.</w:t>
+      </w:r>
+      <w:r>
+        <w:rPr/>
+        <w:t xml:space="preserve"> Posisi Mitra PLS baru ditempatkan di bawah posisi Sponsor-nya, pada kaki yang jumlah Lisensinya lebih sedikit, di ujung terluar kaki itu. Bila jumlah Lisensi kedua kaki sama, posisi ditempatkan di kaki kiri. Penempatan dilakukan otomatis oleh sistem dan tercatat di kantor maya.</w:t>
+      </w:r>
+      <w:r>
+        <w:br w:type="page"/>
+      </w:r>
+    </w:p>
+    <w:p>
+      <w:pPr>
+        <w:pStyle w:val="Heading1"/>
+        <w:spacing w:before="0" w:after="200"/>
+        <w:rPr/>
+      </w:pPr>
+      <w:r>
+        <w:rPr/>
+        <w:t>Bab 5. Keanggotaan dan Biaya Pendaftaran</w:t>
+      </w:r>
+    </w:p>
+    <w:p>
+      <w:pPr>
+        <w:pStyle w:val="Heading2"/>
+        <w:rPr/>
+      </w:pPr>
+      <w:r>
+        <w:rPr/>
+        <w:t>5.1 Biaya pendaftaran</w:t>
+      </w:r>
+    </w:p>
+    <w:p>
+      <w:pPr>
+        <w:pStyle w:val="Normal"/>
+        <w:spacing w:before="0" w:after="120"/>
+        <w:rPr/>
+      </w:pPr>
+      <w:r>
+        <w:rPr>
+          <w:b/>
+          <w:bCs/>
+        </w:rPr>
+        <w:t>Pendaftaran Mitra PLS tidak dipungut biaya (Rp0).</w:t>
+      </w:r>
+      <w:r>
+        <w:rPr/>
+        <w:t xml:space="preserve"> Pendaftaran tidak mewajibkan pembelian Lisensi, Langganan, atau barang lain.</w:t>
+      </w:r>
+    </w:p>
+    <w:p>
+      <w:pPr>
+        <w:pStyle w:val="Heading2"/>
+        <w:rPr/>
+      </w:pPr>
+      <w:r>
+        <w:rPr/>
+        <w:t>5.2 Persyaratan Mitra PLS</w:t>
       </w:r>
     </w:p>
     <w:p>
@@ -3959,77 +4044,7 @@
       </w:pPr>
       <w:r>
         <w:rPr/>
-        <w:t>Ada plafon bulanan, batas per orang, dan syarat aktif bulanan (Bab 9 dan Bab 12).</w:t>
-      </w:r>
-    </w:p>
-    <w:p>
-      <w:pPr>
-        <w:pStyle w:val="Normal"/>
-        <w:spacing w:before="0" w:after="120"/>
-        <w:rPr/>
-      </w:pPr>
-      <w:r>
-        <w:rPr>
-          <w:b/>
-          <w:bCs/>
-        </w:rPr>
-        <w:t>Penempatan posisi.</w:t>
-      </w:r>
-      <w:r>
-        <w:rPr/>
-        <w:t xml:space="preserve"> Posisi Mitra PLS baru ditempatkan di bawah posisi Sponsor-nya, pada kaki yang jumlah Lisensinya lebih sedikit, di ujung terluar kaki itu. Bila jumlah Lisensi kedua kaki sama, posisi ditempatkan di kaki kiri. Penempatan dilakukan otomatis oleh sistem dan tercatat di kantor maya.</w:t>
-      </w:r>
-      <w:r>
-        <w:br w:type="page"/>
-      </w:r>
-    </w:p>
-    <w:p>
-      <w:pPr>
-        <w:pStyle w:val="Heading1"/>
-        <w:spacing w:before="0" w:after="200"/>
-        <w:rPr/>
-      </w:pPr>
-      <w:r>
-        <w:rPr/>
-        <w:t>Bab 5. Keanggotaan dan Biaya Pendaftaran</w:t>
-      </w:r>
-    </w:p>
-    <w:p>
-      <w:pPr>
-        <w:pStyle w:val="Heading2"/>
-        <w:rPr/>
-      </w:pPr>
-      <w:r>
-        <w:rPr/>
-        <w:t>5.1 Biaya pendaftaran</w:t>
-      </w:r>
-    </w:p>
-    <w:p>
-      <w:pPr>
-        <w:pStyle w:val="Normal"/>
-        <w:spacing w:before="0" w:after="120"/>
-        <w:rPr/>
-      </w:pPr>
-      <w:r>
-        <w:rPr>
-          <w:b/>
-          <w:bCs/>
-        </w:rPr>
-        <w:t>Pendaftaran Mitra PLS tidak dipungut biaya (Rp0).</w:t>
-      </w:r>
-      <w:r>
-        <w:rPr/>
-        <w:t xml:space="preserve"> Pendaftaran tidak mewajibkan pembelian Lisensi, Langganan, atau barang lain.</w:t>
-      </w:r>
-    </w:p>
-    <w:p>
-      <w:pPr>
-        <w:pStyle w:val="Heading2"/>
-        <w:rPr/>
-      </w:pPr>
-      <w:r>
-        <w:rPr/>
-        <w:t>5.2 Persyaratan Mitra PLS</w:t>
+        <w:t>Berusia paling rendah 18 tahun atau sudah cakap hukum.</w:t>
       </w:r>
     </w:p>
     <w:p>
@@ -4044,7 +4059,7 @@
       </w:pPr>
       <w:r>
         <w:rPr/>
-        <w:t>Berusia paling rendah 18 tahun atau sudah cakap hukum.</w:t>
+        <w:t>Memiliki KTP elektronik yang masih berlaku. Satu Nomor Induk Kependudukan (NIK) hanya untuk satu akun Mitra PLS.</w:t>
       </w:r>
     </w:p>
     <w:p>
@@ -4059,7 +4074,7 @@
       </w:pPr>
       <w:r>
         <w:rPr/>
-        <w:t>Memiliki KTP elektronik yang masih berlaku. Satu Nomor Induk Kependudukan (NIK) hanya untuk satu akun Mitra PLS.</w:t>
+        <w:t>Memiliki rekening bank atas nama sendiri untuk menerima komisi dan bonus.</w:t>
       </w:r>
     </w:p>
     <w:p>
@@ -4074,7 +4089,7 @@
       </w:pPr>
       <w:r>
         <w:rPr/>
-        <w:t>Memiliki rekening bank atas nama sendiri untuk menerima komisi dan bonus.</w:t>
+        <w:t>Membaca serta menyetujui Rencana Pemasaran, Kode Etik, dan Syarat dan Ketentuan secara elektronik.</w:t>
       </w:r>
     </w:p>
     <w:p>
@@ -4083,21 +4098,6 @@
         <w:numPr>
           <w:ilvl w:val="0"/>
           <w:numId w:val="88"/>
-        </w:numPr>
-        <w:spacing w:before="0" w:after="60"/>
-        <w:rPr/>
-      </w:pPr>
-      <w:r>
-        <w:rPr/>
-        <w:t>Membaca serta menyetujui Rencana Pemasaran, Kode Etik, dan Syarat dan Ketentuan secara elektronik.</w:t>
-      </w:r>
-    </w:p>
-    <w:p>
-      <w:pPr>
-        <w:pStyle w:val="ListParagraph"/>
-        <w:numPr>
-          <w:ilvl w:val="0"/>
-          <w:numId w:val="89"/>
         </w:numPr>
         <w:spacing w:before="0" w:after="60"/>
         <w:rPr/>
@@ -5141,6 +5141,21 @@
         <w:pStyle w:val="ListParagraph"/>
         <w:numPr>
           <w:ilvl w:val="0"/>
+          <w:numId w:val="89"/>
+        </w:numPr>
+        <w:spacing w:before="0" w:after="60"/>
+        <w:rPr/>
+      </w:pPr>
+      <w:r>
+        <w:rPr/>
+        <w:t>Rencana Pemasaran ini.</w:t>
+      </w:r>
+    </w:p>
+    <w:p>
+      <w:pPr>
+        <w:pStyle w:val="ListParagraph"/>
+        <w:numPr>
+          <w:ilvl w:val="0"/>
           <w:numId w:val="90"/>
         </w:numPr>
         <w:spacing w:before="0" w:after="60"/>
@@ -5148,7 +5163,7 @@
       </w:pPr>
       <w:r>
         <w:rPr/>
-        <w:t>Rencana Pemasaran ini.</w:t>
+        <w:t>Kode Etik Mitra PLS.</w:t>
       </w:r>
     </w:p>
     <w:p>
@@ -5163,7 +5178,7 @@
       </w:pPr>
       <w:r>
         <w:rPr/>
-        <w:t>Kode Etik Mitra PLS.</w:t>
+        <w:t>Syarat dan Ketentuan, termasuk Ketentuan Kemitraan.</w:t>
       </w:r>
     </w:p>
     <w:p>
@@ -5178,7 +5193,7 @@
       </w:pPr>
       <w:r>
         <w:rPr/>
-        <w:t>Syarat dan Ketentuan, termasuk Ketentuan Kemitraan.</w:t>
+        <w:t>Panduan produk dan cara penggunaan platform.</w:t>
       </w:r>
     </w:p>
     <w:p>
@@ -5193,7 +5208,7 @@
       </w:pPr>
       <w:r>
         <w:rPr/>
-        <w:t>Panduan produk dan cara penggunaan platform.</w:t>
+        <w:t>Materi pelatihan dasar dan daftar periksa orientasi pelanggan.</w:t>
       </w:r>
     </w:p>
     <w:p>
@@ -5208,7 +5223,7 @@
       </w:pPr>
       <w:r>
         <w:rPr/>
-        <w:t>Materi pelatihan dasar dan daftar periksa orientasi pelanggan.</w:t>
+        <w:t>Akses kantor maya (back office) untuk memantau penjualan, jaringan, status aktif, dan bonus.</w:t>
       </w:r>
     </w:p>
     <w:p>
@@ -5223,7 +5238,21 @@
       </w:pPr>
       <w:r>
         <w:rPr/>
-        <w:t>Akses kantor maya (back office) untuk memantau penjualan, jaringan, status aktif, dan bonus.</w:t>
+        <w:t>Tautan rujukan pribadi untuk penjualan di affiliatemarketing.network, yang aktif setelah Mitra PLS lulus kuis singkat tentang Kode Etik. Kuis tersedia di Kelas Kemitraan dan secara daring, tanpa biaya.</w:t>
+      </w:r>
+      <w:r>
+        <w:br w:type="page"/>
+      </w:r>
+    </w:p>
+    <w:p>
+      <w:pPr>
+        <w:pStyle w:val="Heading1"/>
+        <w:spacing w:before="0" w:after="200"/>
+        <w:rPr/>
+      </w:pPr>
+      <w:r>
+        <w:rPr/>
+        <w:t>Bab 7. Alur Penjualan</w:t>
       </w:r>
     </w:p>
     <w:p>
@@ -5237,22 +5266,15 @@
         <w:rPr/>
       </w:pPr>
       <w:r>
-        <w:rPr/>
-        <w:t>Tautan rujukan pribadi untuk penjualan di affiliatemarketing.network, yang aktif setelah Mitra PLS lulus kuis singkat tentang Kode Etik. Kuis tersedia di Kelas Kemitraan dan secara daring, tanpa biaya.</w:t>
-      </w:r>
-      <w:r>
-        <w:br w:type="page"/>
-      </w:r>
-    </w:p>
-    <w:p>
-      <w:pPr>
-        <w:pStyle w:val="Heading1"/>
-        <w:spacing w:before="0" w:after="200"/>
-        <w:rPr/>
-      </w:pPr>
-      <w:r>
-        <w:rPr/>
-        <w:t>Bab 7. Alur Penjualan</w:t>
+        <w:rPr>
+          <w:b/>
+          <w:bCs/>
+        </w:rPr>
+        <w:t>Penjelasan awal.</w:t>
+      </w:r>
+      <w:r>
+        <w:rPr/>
+        <w:t xml:space="preserve"> Sebelum mendaftarkan calon Mitra PLS, Perusahaan dan Mitra PLS memberikan keterangan lisan dan tertulis tentang identitas Perusahaan, produk, Rencana Pemasaran, dan Kode Etik. Halaman pendaftaran mitrans.id menampilkan seluruh dokumen ini sebelum persetujuan diberikan.</w:t>
       </w:r>
     </w:p>
     <w:p>
@@ -5270,11 +5292,11 @@
           <w:b/>
           <w:bCs/>
         </w:rPr>
-        <w:t>Penjelasan awal.</w:t>
-      </w:r>
-      <w:r>
-        <w:rPr/>
-        <w:t xml:space="preserve"> Sebelum mendaftarkan calon Mitra PLS, Perusahaan dan Mitra PLS memberikan keterangan lisan dan tertulis tentang identitas Perusahaan, produk, Rencana Pemasaran, dan Kode Etik. Halaman pendaftaran mitrans.id menampilkan seluruh dokumen ini sebelum persetujuan diberikan.</w:t>
+        <w:t>Pendaftaran</w:t>
+      </w:r>
+      <w:r>
+        <w:rPr/>
+        <w:t xml:space="preserve"> di mitrans.id, melalui tautan rujukan Mitra PLS di affiliatemarketing.network atau langsung, beserta verifikasi identitas.</w:t>
       </w:r>
     </w:p>
     <w:p>
@@ -5292,11 +5314,11 @@
           <w:b/>
           <w:bCs/>
         </w:rPr>
-        <w:t>Pendaftaran</w:t>
-      </w:r>
-      <w:r>
-        <w:rPr/>
-        <w:t xml:space="preserve"> di mitrans.id, melalui tautan rujukan Mitra PLS di affiliatemarketing.network atau langsung, beserta verifikasi identitas.</w:t>
+        <w:t>Pembelian.</w:t>
+      </w:r>
+      <w:r>
+        <w:rPr/>
+        <w:t xml:space="preserve"> Lisensi dan Langganan dibeli melalui tautan rujukan Mitra PLS. Pembayaran dilakukan hanya ke rekening resmi Perusahaan, bukan ke rekening pribadi Mitra PLS.</w:t>
       </w:r>
     </w:p>
     <w:p>
@@ -5314,11 +5336,11 @@
           <w:b/>
           <w:bCs/>
         </w:rPr>
-        <w:t>Pembelian.</w:t>
-      </w:r>
-      <w:r>
-        <w:rPr/>
-        <w:t xml:space="preserve"> Lisensi dan Langganan dibeli melalui tautan rujukan Mitra PLS. Pembayaran dilakukan hanya ke rekening resmi Perusahaan, bukan ke rekening pribadi Mitra PLS.</w:t>
+        <w:t>Aktivasi.</w:t>
+      </w:r>
+      <w:r>
+        <w:rPr/>
+        <w:t xml:space="preserve"> Lisensi aktif setelah pembayaran diterima. Pembeli menerima bukti pembelian dan faktur.</w:t>
       </w:r>
     </w:p>
     <w:p>
@@ -5336,11 +5358,11 @@
           <w:b/>
           <w:bCs/>
         </w:rPr>
-        <w:t>Aktivasi.</w:t>
-      </w:r>
-      <w:r>
-        <w:rPr/>
-        <w:t xml:space="preserve"> Lisensi aktif setelah pembayaran diterima. Pembeli menerima bukti pembelian dan faktur.</w:t>
+        <w:t>Pendampingan orientasi.</w:t>
+      </w:r>
+      <w:r>
+        <w:rPr/>
+        <w:t xml:space="preserve"> Dalam 7 hari setelah pembelian, Mitra PLS yang menjual mendampingi pembeli: aktivasi akun, pengenalan fitur, dan etika penggunaan. Pembeli mengonfirmasi pendampingan ini di aplikasi.</w:t>
       </w:r>
     </w:p>
     <w:p>
@@ -5358,11 +5380,11 @@
           <w:b/>
           <w:bCs/>
         </w:rPr>
-        <w:t>Pendampingan orientasi.</w:t>
-      </w:r>
-      <w:r>
-        <w:rPr/>
-        <w:t xml:space="preserve"> Dalam 7 hari setelah pembelian, Mitra PLS yang menjual mendampingi pembeli: aktivasi akun, pengenalan fitur, dan etika penggunaan. Pembeli mengonfirmasi pendampingan ini di aplikasi.</w:t>
+        <w:t>Pelatihan pengguna.</w:t>
+      </w:r>
+      <w:r>
+        <w:rPr/>
+        <w:t xml:space="preserve"> Perusahaan menyelenggarakan workshop pelatihan 2 hari setiap bulan bagi pemegang Lisensi, serta kelas daring pengganti bagi yang tidak dapat hadir. Pelatihan ini tidak dipungut biaya, tidak dijual, dan bukan bagian dari harga Lisensi. Pada hari ke-2, peserta yang berminat menerima penjelasan lengkap tentang kemitraan (Kelas Kemitraan). Mendaftar sebagai Mitra PLS tetap pilihan bebas.</w:t>
       </w:r>
     </w:p>
     <w:p>
@@ -5380,11 +5402,22 @@
           <w:b/>
           <w:bCs/>
         </w:rPr>
-        <w:t>Pelatihan pengguna.</w:t>
-      </w:r>
-      <w:r>
-        <w:rPr/>
-        <w:t xml:space="preserve"> Perusahaan menyelenggarakan workshop pelatihan 2 hari setiap bulan bagi pemegang Lisensi, serta kelas daring pengganti bagi yang tidak dapat hadir. Pelatihan ini tidak dipungut biaya, tidak dijual, dan bukan bagian dari harga Lisensi. Pada hari ke-2, peserta yang berminat menerima penjelasan lengkap tentang kemitraan (Kelas Kemitraan). Mendaftar sebagai Mitra PLS tetap pilihan bebas.</w:t>
+        <w:t>Langganan.</w:t>
+      </w:r>
+      <w:r>
+        <w:rPr/>
+        <w:t xml:space="preserve"> Mulai 30 hari setelah aktivasi Lisensi, pembeli dapat melanjutkan Langganan setiap 30 hari atas persetujuannya sendiri. Pembeli dapat berhenti kapan saja. Pembayaran sebelum jatuh tempo menyambung dari akhir akses; bila akses sudah berakhir, periode baru dimulai saat dibayar. Bila Langganan berhenti, akses aplikasi berhenti, tetapi Lisensi tetap berlaku dan Langganan dapat dilanjutkan kapan saja tanpa membeli Lisensi ulang.</w:t>
+      </w:r>
+    </w:p>
+    <w:p>
+      <w:pPr>
+        <w:pStyle w:val="Normal"/>
+        <w:spacing w:before="0" w:after="120"/>
+        <w:rPr/>
+      </w:pPr>
+      <w:r>
+        <w:rPr/>
+        <w:t>Larangan saluran penjualan:</w:t>
       </w:r>
     </w:p>
     <w:p>
@@ -5398,26 +5431,8 @@
         <w:rPr/>
       </w:pPr>
       <w:r>
-        <w:rPr>
-          <w:b/>
-          <w:bCs/>
-        </w:rPr>
-        <w:t>Langganan.</w:t>
-      </w:r>
-      <w:r>
-        <w:rPr/>
-        <w:t xml:space="preserve"> Mulai bulan berikutnya setelah aktivasi Lisensi, pembeli dapat melanjutkan Langganan bulanan atas persetujuannya sendiri. Pembeli dapat berhenti kapan saja. Bila Langganan berhenti, akses aplikasi berhenti, tetapi Lisensi tetap berlaku dan Langganan dapat dilanjutkan kapan saja tanpa membeli Lisensi ulang.</w:t>
-      </w:r>
-    </w:p>
-    <w:p>
-      <w:pPr>
-        <w:pStyle w:val="Normal"/>
-        <w:spacing w:before="0" w:after="120"/>
-        <w:rPr/>
-      </w:pPr>
-      <w:r>
-        <w:rPr/>
-        <w:t>Larangan saluran penjualan:</w:t>
+        <w:rPr/>
+        <w:t>Perusahaan tidak menjual langsung kepada konsumen tanpa melalui Mitra PLS.</w:t>
       </w:r>
     </w:p>
     <w:p>
@@ -5426,21 +5441,6 @@
         <w:numPr>
           <w:ilvl w:val="0"/>
           <w:numId w:val="104"/>
-        </w:numPr>
-        <w:spacing w:before="0" w:after="60"/>
-        <w:rPr/>
-      </w:pPr>
-      <w:r>
-        <w:rPr/>
-        <w:t>Perusahaan tidak menjual langsung kepada konsumen tanpa melalui Mitra PLS.</w:t>
-      </w:r>
-    </w:p>
-    <w:p>
-      <w:pPr>
-        <w:pStyle w:val="ListParagraph"/>
-        <w:numPr>
-          <w:ilvl w:val="0"/>
-          <w:numId w:val="105"/>
         </w:numPr>
         <w:spacing w:before="0" w:after="60"/>
         <w:rPr/>
@@ -6556,7 +6556,7 @@
         <w:pStyle w:val="ListParagraph"/>
         <w:numPr>
           <w:ilvl w:val="0"/>
-          <w:numId w:val="106"/>
+          <w:numId w:val="105"/>
         </w:numPr>
         <w:spacing w:before="0" w:after="60"/>
         <w:rPr/>
@@ -6571,6 +6571,28 @@
       <w:r>
         <w:rPr/>
         <w:t xml:space="preserve"> dicatat pada posisi Mitra PLS penjual. Volumenya dihitung untuk upline Mitra PLS itu, tetapi tidak menimbulkan Bonus Level.</w:t>
+      </w:r>
+    </w:p>
+    <w:p>
+      <w:pPr>
+        <w:pStyle w:val="ListParagraph"/>
+        <w:numPr>
+          <w:ilvl w:val="0"/>
+          <w:numId w:val="106"/>
+        </w:numPr>
+        <w:spacing w:before="0" w:after="60"/>
+        <w:rPr/>
+      </w:pPr>
+      <w:r>
+        <w:rPr>
+          <w:b/>
+          <w:bCs/>
+        </w:rPr>
+        <w:t>Sisa unit pasangan</w:t>
+      </w:r>
+      <w:r>
+        <w:rPr/>
+        <w:t xml:space="preserve"> yang belum berpasangan tetap tercatat untuk perhitungan berikutnya.</w:t>
       </w:r>
     </w:p>
     <w:p>
@@ -6588,11 +6610,11 @@
           <w:b/>
           <w:bCs/>
         </w:rPr>
-        <w:t>Sisa unit pasangan</w:t>
-      </w:r>
-      <w:r>
-        <w:rPr/>
-        <w:t xml:space="preserve"> yang belum berpasangan tetap tercatat untuk perhitungan berikutnya.</w:t>
+        <w:t>Generasi pembinaan:</w:t>
+      </w:r>
+      <w:r>
+        <w:rPr/>
+        <w:t xml:space="preserve"> generasi 1 adalah Mitra PLS yang disponsori langsung, generasi 2 adalah Mitra PLS yang mereka sponsori, dan seterusnya.</w:t>
       </w:r>
     </w:p>
     <w:p>
@@ -6601,28 +6623,6 @@
         <w:numPr>
           <w:ilvl w:val="0"/>
           <w:numId w:val="108"/>
-        </w:numPr>
-        <w:spacing w:before="0" w:after="60"/>
-        <w:rPr/>
-      </w:pPr>
-      <w:r>
-        <w:rPr>
-          <w:b/>
-          <w:bCs/>
-        </w:rPr>
-        <w:t>Generasi pembinaan:</w:t>
-      </w:r>
-      <w:r>
-        <w:rPr/>
-        <w:t xml:space="preserve"> generasi 1 adalah Mitra PLS yang disponsori langsung, generasi 2 adalah Mitra PLS yang mereka sponsori, dan seterusnya.</w:t>
-      </w:r>
-    </w:p>
-    <w:p>
-      <w:pPr>
-        <w:pStyle w:val="ListParagraph"/>
-        <w:numPr>
-          <w:ilvl w:val="0"/>
-          <w:numId w:val="109"/>
         </w:numPr>
         <w:spacing w:before="0" w:after="60"/>
         <w:rPr/>
@@ -7497,7 +7497,7 @@
         <w:pStyle w:val="ListParagraph"/>
         <w:numPr>
           <w:ilvl w:val="0"/>
-          <w:numId w:val="110"/>
+          <w:numId w:val="109"/>
         </w:numPr>
         <w:spacing w:before="0" w:after="60"/>
         <w:rPr/>
@@ -7516,6 +7516,21 @@
       <w:r>
         <w:rPr/>
         <w:t>, dengan nominal utuh. Jumlahnya paling banyak Rp49.000.000 per orang sampai Emerald.</w:t>
+      </w:r>
+    </w:p>
+    <w:p>
+      <w:pPr>
+        <w:pStyle w:val="ListParagraph"/>
+        <w:numPr>
+          <w:ilvl w:val="0"/>
+          <w:numId w:val="110"/>
+        </w:numPr>
+        <w:spacing w:before="0" w:after="60"/>
+        <w:rPr/>
+      </w:pPr>
+      <w:r>
+        <w:rPr/>
+        <w:t>Klaim diajukan pada bulan pertama Mitra PLS aktif setelah peringkat tercapai.</w:t>
       </w:r>
     </w:p>
     <w:p>
@@ -7530,7 +7545,7 @@
       </w:pPr>
       <w:r>
         <w:rPr/>
-        <w:t>Klaim diajukan pada bulan pertama Mitra PLS aktif setelah peringkat tercapai.</w:t>
+        <w:t>Klaim dibayar dari dana peringkat 2% omzet bersih Lisensi bulan itu, menurut urutan klaim. Klaim berikutnya tetap menunggu selama klaim di depannya belum terbayar, walaupun nominalnya lebih kecil.</w:t>
       </w:r>
     </w:p>
     <w:p>
@@ -7545,7 +7560,7 @@
       </w:pPr>
       <w:r>
         <w:rPr/>
-        <w:t>Klaim dibayar dari dana peringkat 2% omzet bersih Lisensi bulan itu, menurut urutan klaim. Klaim berikutnya tetap menunggu selama klaim di depannya belum terbayar, walaupun nominalnya lebih kecil.</w:t>
+        <w:t>Bila dana bulan itu tidak cukup, klaim menunggu dana bulan berikutnya. Klaim yang menunggu lebih dari 6 bulan dilunasi dari dana cadangan Perusahaan.</w:t>
       </w:r>
     </w:p>
     <w:p>
@@ -7554,21 +7569,6 @@
         <w:numPr>
           <w:ilvl w:val="0"/>
           <w:numId w:val="113"/>
-        </w:numPr>
-        <w:spacing w:before="0" w:after="60"/>
-        <w:rPr/>
-      </w:pPr>
-      <w:r>
-        <w:rPr/>
-        <w:t>Bila dana bulan itu tidak cukup, klaim menunggu dana bulan berikutnya. Klaim yang menunggu lebih dari 6 bulan dilunasi dari dana cadangan Perusahaan.</w:t>
-      </w:r>
-    </w:p>
-    <w:p>
-      <w:pPr>
-        <w:pStyle w:val="ListParagraph"/>
-        <w:numPr>
-          <w:ilvl w:val="0"/>
-          <w:numId w:val="114"/>
         </w:numPr>
         <w:spacing w:before="0" w:after="60"/>
         <w:rPr/>
@@ -7895,6 +7895,21 @@
         <w:pStyle w:val="ListParagraph"/>
         <w:numPr>
           <w:ilvl w:val="0"/>
+          <w:numId w:val="114"/>
+        </w:numPr>
+        <w:spacing w:before="0" w:after="60"/>
+        <w:rPr/>
+      </w:pPr>
+      <w:r>
+        <w:rPr/>
+        <w:t>Dana tiap tingkat dibagi rata kepada pemegang tingkat yang aktif bulan itu.</w:t>
+      </w:r>
+    </w:p>
+    <w:p>
+      <w:pPr>
+        <w:pStyle w:val="ListParagraph"/>
+        <w:numPr>
+          <w:ilvl w:val="0"/>
           <w:numId w:val="115"/>
         </w:numPr>
         <w:spacing w:before="0" w:after="60"/>
@@ -7902,7 +7917,7 @@
       </w:pPr>
       <w:r>
         <w:rPr/>
-        <w:t>Dana tiap tingkat dibagi rata kepada pemegang tingkat yang aktif bulan itu.</w:t>
+        <w:t>Pemegang tingkat 2 juga menerima bagian tingkat 1.</w:t>
       </w:r>
     </w:p>
     <w:p>
@@ -7917,7 +7932,18 @@
       </w:pPr>
       <w:r>
         <w:rPr/>
-        <w:t>Pemegang tingkat 2 juga menerima bagian tingkat 1.</w:t>
+        <w:t xml:space="preserve">Bagian seseorang paling banyak </w:t>
+      </w:r>
+      <w:r>
+        <w:rPr>
+          <w:b/>
+          <w:bCs/>
+        </w:rPr>
+        <w:t>Rp100.000.000 per bulan</w:t>
+      </w:r>
+      <w:r>
+        <w:rPr/>
+        <w:t xml:space="preserve"> untuk kedua tingkat. Kelebihannya dibagi kembali kepada pemegang lain yang belum mencapai batas.</w:t>
       </w:r>
     </w:p>
     <w:p>
@@ -7932,18 +7958,50 @@
       </w:pPr>
       <w:r>
         <w:rPr/>
-        <w:t xml:space="preserve">Bagian seseorang paling banyak </w:t>
+        <w:t>Dana yang tidak memiliki penerima dimasukkan ke Pool Aktif.</w:t>
+      </w:r>
+    </w:p>
+    <w:p>
+      <w:pPr>
+        <w:pStyle w:val="Heading2"/>
+        <w:rPr/>
+      </w:pPr>
+      <w:r>
+        <w:rPr/>
+        <w:t>8.4 Pool Aktif</w:t>
+      </w:r>
+    </w:p>
+    <w:p>
+      <w:pPr>
+        <w:pStyle w:val="Normal"/>
+        <w:spacing w:before="0" w:after="120"/>
+        <w:rPr/>
+      </w:pPr>
+      <w:r>
+        <w:rPr/>
+        <w:t xml:space="preserve">Pool Aktif adalah dana bulanan yang dibagikan kepada </w:t>
       </w:r>
       <w:r>
         <w:rPr>
           <w:b/>
           <w:bCs/>
         </w:rPr>
-        <w:t>Rp100.000.000 per bulan</w:t>
-      </w:r>
-      <w:r>
-        <w:rPr/>
-        <w:t xml:space="preserve"> untuk kedua tingkat. Kelebihannya dibagi kembali kepada pemegang lain yang belum mencapai batas.</w:t>
+        <w:t>semua Mitra PLS yang aktif pada bulan itu</w:t>
+      </w:r>
+      <w:r>
+        <w:rPr/>
+        <w:t>, sebanding jumlah penjualan baru pribadinya.</w:t>
+      </w:r>
+    </w:p>
+    <w:p>
+      <w:pPr>
+        <w:pStyle w:val="Normal"/>
+        <w:spacing w:before="0" w:after="120"/>
+        <w:rPr/>
+      </w:pPr>
+      <w:r>
+        <w:rPr/>
+        <w:t>Sumber Pool Aktif:</w:t>
       </w:r>
     </w:p>
     <w:p>
@@ -7958,50 +8016,7 @@
       </w:pPr>
       <w:r>
         <w:rPr/>
-        <w:t>Dana yang tidak memiliki penerima dimasukkan ke Pool Aktif.</w:t>
-      </w:r>
-    </w:p>
-    <w:p>
-      <w:pPr>
-        <w:pStyle w:val="Heading2"/>
-        <w:rPr/>
-      </w:pPr>
-      <w:r>
-        <w:rPr/>
-        <w:t>8.4 Pool Aktif</w:t>
-      </w:r>
-    </w:p>
-    <w:p>
-      <w:pPr>
-        <w:pStyle w:val="Normal"/>
-        <w:spacing w:before="0" w:after="120"/>
-        <w:rPr/>
-      </w:pPr>
-      <w:r>
-        <w:rPr/>
-        <w:t xml:space="preserve">Pool Aktif adalah dana bulanan yang dibagikan kepada </w:t>
-      </w:r>
-      <w:r>
-        <w:rPr>
-          <w:b/>
-          <w:bCs/>
-        </w:rPr>
-        <w:t>semua Mitra PLS yang aktif pada bulan itu</w:t>
-      </w:r>
-      <w:r>
-        <w:rPr/>
-        <w:t>, sebanding jumlah penjualan baru pribadinya.</w:t>
-      </w:r>
-    </w:p>
-    <w:p>
-      <w:pPr>
-        <w:pStyle w:val="Normal"/>
-        <w:spacing w:before="0" w:after="120"/>
-        <w:rPr/>
-      </w:pPr>
-      <w:r>
-        <w:rPr/>
-        <w:t>Sumber Pool Aktif:</w:t>
+        <w:t>Bonus tim yang hangus karena penerimanya tidak aktif dalam masa tunggu (Bab 9).</w:t>
       </w:r>
     </w:p>
     <w:p>
@@ -8016,7 +8031,7 @@
       </w:pPr>
       <w:r>
         <w:rPr/>
-        <w:t>Bonus tim yang hangus karena penerimanya tidak aktif dalam masa tunggu (Bab 9).</w:t>
+        <w:t>Dana Royalti yang tidak memiliki penerima, serta kelebihan di atas batas Royalti.</w:t>
       </w:r>
     </w:p>
     <w:p>
@@ -8031,7 +8046,7 @@
       </w:pPr>
       <w:r>
         <w:rPr/>
-        <w:t>Dana Royalti yang tidak memiliki penerima, serta kelebihan di atas batas Royalti.</w:t>
+        <w:t>Sisa dana peringkat bulan itu.</w:t>
       </w:r>
     </w:p>
     <w:p>
@@ -8046,7 +8061,7 @@
       </w:pPr>
       <w:r>
         <w:rPr/>
-        <w:t>Sisa dana peringkat bulan itu.</w:t>
+        <w:t>Bagian Plan A di atas batas gabungan Rp1.000.000.000 per orang per bulan.</w:t>
       </w:r>
     </w:p>
     <w:p>
@@ -8055,21 +8070,6 @@
         <w:numPr>
           <w:ilvl w:val="0"/>
           <w:numId w:val="122"/>
-        </w:numPr>
-        <w:spacing w:before="0" w:after="60"/>
-        <w:rPr/>
-      </w:pPr>
-      <w:r>
-        <w:rPr/>
-        <w:t>Bagian Plan A di atas batas gabungan Rp1.000.000.000 per orang per bulan.</w:t>
-      </w:r>
-    </w:p>
-    <w:p>
-      <w:pPr>
-        <w:pStyle w:val="ListParagraph"/>
-        <w:numPr>
-          <w:ilvl w:val="0"/>
-          <w:numId w:val="123"/>
         </w:numPr>
         <w:spacing w:before="0" w:after="60"/>
         <w:rPr/>
@@ -8359,7 +8359,7 @@
                 <w:sz w:val="19"/>
                 <w:szCs w:val="19"/>
               </w:rPr>
-              <w:t>20% PV, yaitu Rp70.000 per Langganan per bulan</w:t>
+              <w:t>20% PV, yaitu Rp70.000 per pembayaran Langganan</w:t>
             </w:r>
           </w:p>
         </w:tc>
@@ -9496,6 +9496,21 @@
         <w:pStyle w:val="ListParagraph"/>
         <w:numPr>
           <w:ilvl w:val="0"/>
+          <w:numId w:val="123"/>
+        </w:numPr>
+        <w:spacing w:before="0" w:after="60"/>
+        <w:rPr/>
+      </w:pPr>
+      <w:r>
+        <w:rPr/>
+        <w:t>Lisensi yang dibeli Mitra PLS baru yang ia sponsori;</w:t>
+      </w:r>
+    </w:p>
+    <w:p>
+      <w:pPr>
+        <w:pStyle w:val="ListParagraph"/>
+        <w:numPr>
+          <w:ilvl w:val="0"/>
           <w:numId w:val="124"/>
         </w:numPr>
         <w:spacing w:before="0" w:after="60"/>
@@ -9503,7 +9518,7 @@
       </w:pPr>
       <w:r>
         <w:rPr/>
-        <w:t>Lisensi yang dibeli Mitra PLS baru yang ia sponsori;</w:t>
+        <w:t>Lisensi yang dibeli Pelanggan melalui tautannya;</w:t>
       </w:r>
     </w:p>
     <w:p>
@@ -9518,7 +9533,18 @@
       </w:pPr>
       <w:r>
         <w:rPr/>
-        <w:t>Lisensi yang dibeli Pelanggan melalui tautannya;</w:t>
+        <w:t>Langganan berbayar pertama dari Pelanggannya, dihitung satu kali per Pelanggan.</w:t>
+      </w:r>
+    </w:p>
+    <w:p>
+      <w:pPr>
+        <w:pStyle w:val="Normal"/>
+        <w:spacing w:before="0" w:after="120"/>
+        <w:rPr/>
+      </w:pPr>
+      <w:r>
+        <w:rPr/>
+        <w:t>Yang tidak dihitung:</w:t>
       </w:r>
     </w:p>
     <w:p>
@@ -9533,18 +9559,7 @@
       </w:pPr>
       <w:r>
         <w:rPr/>
-        <w:t>Langganan berbayar pertama dari Pelanggannya, dihitung satu kali per Pelanggan.</w:t>
-      </w:r>
-    </w:p>
-    <w:p>
-      <w:pPr>
-        <w:pStyle w:val="Normal"/>
-        <w:spacing w:before="0" w:after="120"/>
-        <w:rPr/>
-      </w:pPr>
-      <w:r>
-        <w:rPr/>
-        <w:t>Yang tidak dihitung:</w:t>
+        <w:t>pembelian untuk diri sendiri;</w:t>
       </w:r>
     </w:p>
     <w:p>
@@ -9559,7 +9574,7 @@
       </w:pPr>
       <w:r>
         <w:rPr/>
-        <w:t>pembelian untuk diri sendiri;</w:t>
+        <w:t>pembelian oleh akun yang dikendalikan sendiri;</w:t>
       </w:r>
     </w:p>
     <w:p>
@@ -9568,21 +9583,6 @@
         <w:numPr>
           <w:ilvl w:val="0"/>
           <w:numId w:val="128"/>
-        </w:numPr>
-        <w:spacing w:before="0" w:after="60"/>
-        <w:rPr/>
-      </w:pPr>
-      <w:r>
-        <w:rPr/>
-        <w:t>pembelian oleh akun yang dikendalikan sendiri;</w:t>
-      </w:r>
-    </w:p>
-    <w:p>
-      <w:pPr>
-        <w:pStyle w:val="ListParagraph"/>
-        <w:numPr>
-          <w:ilvl w:val="0"/>
-          <w:numId w:val="129"/>
         </w:numPr>
         <w:spacing w:before="0" w:after="60"/>
         <w:rPr/>
@@ -9851,7 +9851,7 @@
                 <w:sz w:val="19"/>
                 <w:szCs w:val="19"/>
               </w:rPr>
-              <w:t>Aktif pada bulan bonus itu timbul, dan Langganan aktif mulai bulan ke-2 (bulan berikutnya) sejak aktivasi Lisensinya</w:t>
+              <w:t>Aktif pada bulan bonus itu timbul, dan sesudah 30 hari pertama sejak aktivasi Lisensinya, aksesnya aktif melalui Langganan pada akhir bulan itu</w:t>
             </w:r>
           </w:p>
         </w:tc>
@@ -10022,7 +10022,7 @@
                 <w:sz w:val="19"/>
                 <w:szCs w:val="19"/>
               </w:rPr>
-              <w:t>Langganan sendiri aktif (pada bulan aktivasi Lisensi, akses yang termasuk Lisensi dihitung sebagai aktif), pernah berstatus aktif paling sedikit sekali, dan menjalankan paling sedikit 1 kegiatan pembinaan terkonfirmasi pada bulan itu. Plan B tidak mensyaratkan penjualan baru</w:t>
+              <w:t>Langganan sendiri aktif (selama 30 hari pertama sejak aktivasi, akses yang termasuk Lisensi dihitung sebagai aktif; dinilai pada akhir bulan), pernah berstatus aktif paling sedikit sekali, dan menjalankan paling sedikit 1 kegiatan pembinaan terkonfirmasi pada bulan itu. Plan B tidak mensyaratkan penjualan baru</w:t>
             </w:r>
           </w:p>
         </w:tc>
@@ -10046,6 +10046,32 @@
       <w:r>
         <w:rPr/>
         <w:t>9.3 Masa tunggu 2 bulan</w:t>
+      </w:r>
+    </w:p>
+    <w:p>
+      <w:pPr>
+        <w:pStyle w:val="ListParagraph"/>
+        <w:numPr>
+          <w:ilvl w:val="0"/>
+          <w:numId w:val="129"/>
+        </w:numPr>
+        <w:spacing w:before="0" w:after="60"/>
+        <w:rPr/>
+      </w:pPr>
+      <w:r>
+        <w:rPr/>
+        <w:t xml:space="preserve">Bonus Level, Pasangan, dan Pembinaan yang timbul pada bulan Mitra PLS tidak aktif </w:t>
+      </w:r>
+      <w:r>
+        <w:rPr>
+          <w:b/>
+          <w:bCs/>
+        </w:rPr>
+        <w:t>ditahan</w:t>
+      </w:r>
+      <w:r>
+        <w:rPr/>
+        <w:t>, dan terlihat di kantor maya.</w:t>
       </w:r>
     </w:p>
     <w:p>
@@ -10060,18 +10086,7 @@
       </w:pPr>
       <w:r>
         <w:rPr/>
-        <w:t xml:space="preserve">Bonus Level, Pasangan, dan Pembinaan yang timbul pada bulan Mitra PLS tidak aktif </w:t>
-      </w:r>
-      <w:r>
-        <w:rPr>
-          <w:b/>
-          <w:bCs/>
-        </w:rPr>
-        <w:t>ditahan</w:t>
-      </w:r>
-      <w:r>
-        <w:rPr/>
-        <w:t>, dan terlihat di kantor maya.</w:t>
+        <w:t>Bila Mitra PLS aktif pada salah satu dari 2 bulan berikutnya, bonus itu dibayarkan.</w:t>
       </w:r>
     </w:p>
     <w:p>
@@ -10080,21 +10095,6 @@
         <w:numPr>
           <w:ilvl w:val="0"/>
           <w:numId w:val="131"/>
-        </w:numPr>
-        <w:spacing w:before="0" w:after="60"/>
-        <w:rPr/>
-      </w:pPr>
-      <w:r>
-        <w:rPr/>
-        <w:t>Bila Mitra PLS aktif pada salah satu dari 2 bulan berikutnya, bonus itu dibayarkan.</w:t>
-      </w:r>
-    </w:p>
-    <w:p>
-      <w:pPr>
-        <w:pStyle w:val="ListParagraph"/>
-        <w:numPr>
-          <w:ilvl w:val="0"/>
-          <w:numId w:val="132"/>
         </w:numPr>
         <w:spacing w:before="0" w:after="60"/>
         <w:rPr/>
@@ -10501,7 +10501,7 @@
         <w:pStyle w:val="ListParagraph"/>
         <w:numPr>
           <w:ilvl w:val="0"/>
-          <w:numId w:val="133"/>
+          <w:numId w:val="132"/>
         </w:numPr>
         <w:spacing w:before="0" w:after="60"/>
         <w:rPr/>
@@ -10520,6 +10520,21 @@
       <w:r>
         <w:rPr/>
         <w:t>;</w:t>
+      </w:r>
+    </w:p>
+    <w:p>
+      <w:pPr>
+        <w:pStyle w:val="ListParagraph"/>
+        <w:numPr>
+          <w:ilvl w:val="0"/>
+          <w:numId w:val="133"/>
+        </w:numPr>
+        <w:spacing w:before="0" w:after="60"/>
+        <w:rPr/>
+      </w:pPr>
+      <w:r>
+        <w:rPr/>
+        <w:t>jaringannya pertama kali berisi Lisensi di kedua kaki pada kedalaman ke-4;</w:t>
       </w:r>
     </w:p>
     <w:p>
@@ -10534,7 +10549,7 @@
       </w:pPr>
       <w:r>
         <w:rPr/>
-        <w:t>jaringannya pertama kali berisi Lisensi di kedua kaki pada kedalaman ke-4;</w:t>
+        <w:t>sisa unit awal kiri 2 dan kanan 0, lalu masuk Lisensi baru dalam 10 level: 5 di kiri dan 6 di kanan;</w:t>
       </w:r>
     </w:p>
     <w:p>
@@ -10549,7 +10564,7 @@
       </w:pPr>
       <w:r>
         <w:rPr/>
-        <w:t>sisa unit awal kiri 2 dan kanan 0, lalu masuk Lisensi baru dalam 10 level: 5 di kiri dan 6 di kanan;</w:t>
+        <w:t>Mitra PLS yang ia sponsori menerima Bonus Pasangan: generasi 1 Rp1.200.000, generasi 2 Rp600.000, generasi 3 Rp300.000;</w:t>
       </w:r>
     </w:p>
     <w:p>
@@ -10564,7 +10579,7 @@
       </w:pPr>
       <w:r>
         <w:rPr/>
-        <w:t>Mitra PLS yang ia sponsori menerima Bonus Pasangan: generasi 1 Rp1.200.000, generasi 2 Rp600.000, generasi 3 Rp300.000;</w:t>
+        <w:t>kaki kecilnya mencapai 15 Lisensi, sehingga ia naik ke Silver;</w:t>
       </w:r>
     </w:p>
     <w:p>
@@ -10579,7 +10594,7 @@
       </w:pPr>
       <w:r>
         <w:rPr/>
-        <w:t>kaki kecilnya mencapai 15 Lisensi, sehingga ia naik ke Silver;</w:t>
+        <w:t>ia memiliki 4 Langganan dari Pelanggan dan Mitra PLS langsungnya;</w:t>
       </w:r>
     </w:p>
     <w:p>
@@ -10588,21 +10603,6 @@
         <w:numPr>
           <w:ilvl w:val="0"/>
           <w:numId w:val="138"/>
-        </w:numPr>
-        <w:spacing w:before="0" w:after="60"/>
-        <w:rPr/>
-      </w:pPr>
-      <w:r>
-        <w:rPr/>
-        <w:t>ia memiliki 4 Langganan dari Pelanggan dan Mitra PLS langsungnya;</w:t>
-      </w:r>
-    </w:p>
-    <w:p>
-      <w:pPr>
-        <w:pStyle w:val="ListParagraph"/>
-        <w:numPr>
-          <w:ilvl w:val="0"/>
-          <w:numId w:val="139"/>
         </w:numPr>
         <w:spacing w:before="0" w:after="60"/>
         <w:rPr/>
@@ -11774,6 +11774,21 @@
         <w:pStyle w:val="ListParagraph"/>
         <w:numPr>
           <w:ilvl w:val="0"/>
+          <w:numId w:val="139"/>
+        </w:numPr>
+        <w:spacing w:before="0" w:after="60"/>
+        <w:rPr/>
+      </w:pPr>
+      <w:r>
+        <w:rPr/>
+        <w:t>Tidak ada Bonus Sponsor bulan itu karena ia tidak menjual.</w:t>
+      </w:r>
+    </w:p>
+    <w:p>
+      <w:pPr>
+        <w:pStyle w:val="ListParagraph"/>
+        <w:numPr>
+          <w:ilvl w:val="0"/>
           <w:numId w:val="140"/>
         </w:numPr>
         <w:spacing w:before="0" w:after="60"/>
@@ -11781,7 +11796,7 @@
       </w:pPr>
       <w:r>
         <w:rPr/>
-        <w:t>Tidak ada Bonus Sponsor bulan itu karena ia tidak menjual.</w:t>
+        <w:t>Bonus Level, Pasangan, dan Pembinaan yang timbul pada bulan itu ditahan.</w:t>
       </w:r>
     </w:p>
     <w:p>
@@ -11796,7 +11811,7 @@
       </w:pPr>
       <w:r>
         <w:rPr/>
-        <w:t>Bonus Level, Pasangan, dan Pembinaan yang timbul pada bulan itu ditahan.</w:t>
+        <w:t>Bila ia aktif dalam 2 bulan berikutnya, bonus tersebut dibayarkan.</w:t>
       </w:r>
     </w:p>
     <w:p>
@@ -11811,7 +11826,17 @@
       </w:pPr>
       <w:r>
         <w:rPr/>
-        <w:t>Bila ia aktif dalam 2 bulan berikutnya, bonus tersebut dibayarkan.</w:t>
+        <w:t>Bila tidak, bonus tersebut masuk Pool Aktif untuk Mitra PLS yang aktif.</w:t>
+      </w:r>
+    </w:p>
+    <w:p>
+      <w:pPr>
+        <w:pStyle w:val="Heading2"/>
+        <w:rPr/>
+      </w:pPr>
+      <w:r>
+        <w:rPr/>
+        <w:t>10.3 Contoh Royalti</w:t>
       </w:r>
     </w:p>
     <w:p>
@@ -11826,17 +11851,7 @@
       </w:pPr>
       <w:r>
         <w:rPr/>
-        <w:t>Bila tidak, bonus tersebut masuk Pool Aktif untuk Mitra PLS yang aktif.</w:t>
-      </w:r>
-    </w:p>
-    <w:p>
-      <w:pPr>
-        <w:pStyle w:val="Heading2"/>
-        <w:rPr/>
-      </w:pPr>
-      <w:r>
-        <w:rPr/>
-        <w:t>10.3 Contoh Royalti</w:t>
+        <w:t>Omzet bersih Lisensi bulan itu Rp20.000.000.000, sehingga dana Royalti tingkat 1 adalah 1% = Rp200.000.000.</w:t>
       </w:r>
     </w:p>
     <w:p>
@@ -11851,7 +11866,7 @@
       </w:pPr>
       <w:r>
         <w:rPr/>
-        <w:t>Omzet bersih Lisensi bulan itu Rp20.000.000.000, sehingga dana Royalti tingkat 1 adalah 1% = Rp200.000.000.</w:t>
+        <w:t>Terdapat 5 pemegang tingkat 1 yang aktif, sehingga masing-masing menerima Rp40.000.000.</w:t>
       </w:r>
     </w:p>
     <w:p>
@@ -11860,21 +11875,6 @@
         <w:numPr>
           <w:ilvl w:val="0"/>
           <w:numId w:val="145"/>
-        </w:numPr>
-        <w:spacing w:before="0" w:after="60"/>
-        <w:rPr/>
-      </w:pPr>
-      <w:r>
-        <w:rPr/>
-        <w:t>Terdapat 5 pemegang tingkat 1 yang aktif, sehingga masing-masing menerima Rp40.000.000.</w:t>
-      </w:r>
-    </w:p>
-    <w:p>
-      <w:pPr>
-        <w:pStyle w:val="ListParagraph"/>
-        <w:numPr>
-          <w:ilvl w:val="0"/>
-          <w:numId w:val="146"/>
         </w:numPr>
         <w:spacing w:before="0" w:after="60"/>
         <w:rPr/>
@@ -12150,6 +12150,21 @@
         <w:pStyle w:val="ListParagraph"/>
         <w:numPr>
           <w:ilvl w:val="0"/>
+          <w:numId w:val="146"/>
+        </w:numPr>
+        <w:spacing w:before="0" w:after="60"/>
+        <w:rPr/>
+      </w:pPr>
+      <w:r>
+        <w:rPr/>
+        <w:t>Transaksi setelah Jumat pukul 07.00 WIB masuk perhitungan Jumat berikutnya.</w:t>
+      </w:r>
+    </w:p>
+    <w:p>
+      <w:pPr>
+        <w:pStyle w:val="ListParagraph"/>
+        <w:numPr>
+          <w:ilvl w:val="0"/>
           <w:numId w:val="147"/>
         </w:numPr>
         <w:spacing w:before="0" w:after="60"/>
@@ -12157,7 +12172,7 @@
       </w:pPr>
       <w:r>
         <w:rPr/>
-        <w:t>Transaksi setelah Jumat pukul 07.00 WIB masuk perhitungan Jumat berikutnya.</w:t>
+        <w:t>Mitra PLS yang mencapai status aktif di tengah bulan menerima bonus timnya mulai Jumat berikutnya.</w:t>
       </w:r>
     </w:p>
     <w:p>
@@ -12172,7 +12187,17 @@
       </w:pPr>
       <w:r>
         <w:rPr/>
-        <w:t>Mitra PLS yang mencapai status aktif di tengah bulan menerima bonus timnya mulai Jumat berikutnya.</w:t>
+        <w:t>Uang muka bonus tim adalah 80% dari nominalnya. Sisa 20% dibayar pada Jumat pertama setelah tutup bulan, setelah faktor plafon (bagian 12.2) ditetapkan. Bila faktor bulan itu di bawah 80%, kelebihan uang muka dipotong dari pembayaran berikutnya, dan rinciannya ditampilkan di kantor maya.</w:t>
+      </w:r>
+    </w:p>
+    <w:p>
+      <w:pPr>
+        <w:pStyle w:val="Heading2"/>
+        <w:rPr/>
+      </w:pPr>
+      <w:r>
+        <w:rPr/>
+        <w:t>11.2 Cara pembayaran</w:t>
       </w:r>
     </w:p>
     <w:p>
@@ -12187,17 +12212,7 @@
       </w:pPr>
       <w:r>
         <w:rPr/>
-        <w:t>Uang muka bonus tim adalah 80% dari nominalnya. Sisa 20% dibayar pada Jumat pertama setelah tutup bulan, setelah faktor plafon (bagian 12.2) ditetapkan. Bila faktor bulan itu di bawah 80%, kelebihan uang muka dipotong dari pembayaran berikutnya, dan rinciannya ditampilkan di kantor maya.</w:t>
-      </w:r>
-    </w:p>
-    <w:p>
-      <w:pPr>
-        <w:pStyle w:val="Heading2"/>
-        <w:rPr/>
-      </w:pPr>
-      <w:r>
-        <w:rPr/>
-        <w:t>11.2 Cara pembayaran</w:t>
+        <w:t>Komisi dan bonus ditransfer ke rekening bank atas nama Mitra PLS yang terdaftar.</w:t>
       </w:r>
     </w:p>
     <w:p>
@@ -12212,7 +12227,7 @@
       </w:pPr>
       <w:r>
         <w:rPr/>
-        <w:t>Komisi dan bonus ditransfer ke rekening bank atas nama Mitra PLS yang terdaftar.</w:t>
+        <w:t>Perusahaan memotong pajak penghasilan sesuai ketentuan perpajakan yang berlaku dan menerbitkan bukti potong.</w:t>
       </w:r>
     </w:p>
     <w:p>
@@ -12227,7 +12242,7 @@
       </w:pPr>
       <w:r>
         <w:rPr/>
-        <w:t>Perusahaan memotong pajak penghasilan sesuai ketentuan perpajakan yang berlaku dan menerbitkan bukti potong.</w:t>
+        <w:t>Rincian setiap pembayaran dapat dilihat di kantor maya, termasuk bonus yang ditahan, bonus yang hangus, antrean Bonus Prestasi, dan faktor plafon.</w:t>
       </w:r>
     </w:p>
     <w:p>
@@ -12236,21 +12251,6 @@
         <w:numPr>
           <w:ilvl w:val="0"/>
           <w:numId w:val="152"/>
-        </w:numPr>
-        <w:spacing w:before="0" w:after="60"/>
-        <w:rPr/>
-      </w:pPr>
-      <w:r>
-        <w:rPr/>
-        <w:t>Rincian setiap pembayaran dapat dilihat di kantor maya, termasuk bonus yang ditahan, bonus yang hangus, antrean Bonus Prestasi, dan faktor plafon.</w:t>
-      </w:r>
-    </w:p>
-    <w:p>
-      <w:pPr>
-        <w:pStyle w:val="ListParagraph"/>
-        <w:numPr>
-          <w:ilvl w:val="0"/>
-          <w:numId w:val="153"/>
         </w:numPr>
         <w:spacing w:before="0" w:after="60"/>
         <w:rPr/>
@@ -12539,7 +12539,7 @@
         <w:pStyle w:val="ListParagraph"/>
         <w:numPr>
           <w:ilvl w:val="0"/>
-          <w:numId w:val="154"/>
+          <w:numId w:val="153"/>
         </w:numPr>
         <w:spacing w:before="0" w:after="60"/>
         <w:rPr/>
@@ -13029,7 +13029,7 @@
         <w:pStyle w:val="ListParagraph"/>
         <w:numPr>
           <w:ilvl w:val="0"/>
-          <w:numId w:val="155"/>
+          <w:numId w:val="154"/>
         </w:numPr>
         <w:spacing w:before="0" w:after="60"/>
         <w:rPr/>
@@ -13040,6 +13040,21 @@
           <w:bCs/>
         </w:rPr>
         <w:t>Plafon bulanan.</w:t>
+      </w:r>
+    </w:p>
+    <w:p>
+      <w:pPr>
+        <w:pStyle w:val="ListParagraph"/>
+        <w:numPr>
+          <w:ilvl w:val="1"/>
+          <w:numId w:val="155"/>
+        </w:numPr>
+        <w:spacing w:before="0" w:after="60"/>
+        <w:rPr/>
+      </w:pPr>
+      <w:r>
+        <w:rPr/>
+        <w:t>Anggaran bonus tim = plafon Plan A − Bonus Sponsor − Bonus Layanan Berkah − dana peringkat − dana Royalti.</w:t>
       </w:r>
     </w:p>
     <w:p>
@@ -13054,21 +13069,6 @@
       </w:pPr>
       <w:r>
         <w:rPr/>
-        <w:t>Anggaran bonus tim = plafon Plan A − Bonus Sponsor − Bonus Layanan Berkah − dana peringkat − dana Royalti.</w:t>
-      </w:r>
-    </w:p>
-    <w:p>
-      <w:pPr>
-        <w:pStyle w:val="ListParagraph"/>
-        <w:numPr>
-          <w:ilvl w:val="1"/>
-          <w:numId w:val="157"/>
-        </w:numPr>
-        <w:spacing w:before="0" w:after="60"/>
-        <w:rPr/>
-      </w:pPr>
-      <w:r>
-        <w:rPr/>
         <w:t>Bila klaim melebihi anggaran, semua klaim dibayar dengan faktor yang sama, dan sisanya dibayar lebih dulu pada periode berikutnya. Faktor ini diumumkan di kantor maya. Karena itu, bonus tim yang dibayar setiap Jumat hanya berupa uang muka 80% sampai faktor ditetapkan pada tutup bulan (Bab 11).</w:t>
       </w:r>
     </w:p>
@@ -13077,7 +13077,7 @@
         <w:pStyle w:val="ListParagraph"/>
         <w:numPr>
           <w:ilvl w:val="0"/>
-          <w:numId w:val="158"/>
+          <w:numId w:val="157"/>
         </w:numPr>
         <w:spacing w:before="0" w:after="60"/>
         <w:rPr/>
@@ -13092,28 +13092,6 @@
       <w:r>
         <w:rPr/>
         <w:t xml:space="preserve"> (bagian 8.6).</w:t>
-      </w:r>
-    </w:p>
-    <w:p>
-      <w:pPr>
-        <w:pStyle w:val="ListParagraph"/>
-        <w:numPr>
-          <w:ilvl w:val="0"/>
-          <w:numId w:val="159"/>
-        </w:numPr>
-        <w:spacing w:before="0" w:after="60"/>
-        <w:rPr/>
-      </w:pPr>
-      <w:r>
-        <w:rPr>
-          <w:b/>
-          <w:bCs/>
-        </w:rPr>
-        <w:t>Rekening dana layanan.</w:t>
-      </w:r>
-      <w:r>
-        <w:rPr/>
-        <w:t xml:space="preserve"> Rp426.000 per Lisensi disisihkan untuk biaya layanan platform selama masa akses awal, dan tidak dipakai untuk komisi atau bonus.</w:t>
       </w:r>
     </w:p>
     <w:p>
@@ -13397,7 +13375,7 @@
                 <w:sz w:val="19"/>
                 <w:szCs w:val="19"/>
               </w:rPr>
-              <w:t>29,1%</w:t>
+              <w:t>28,8%</w:t>
             </w:r>
           </w:p>
         </w:tc>
@@ -13506,7 +13484,7 @@
                 <w:sz w:val="19"/>
                 <w:szCs w:val="19"/>
               </w:rPr>
-              <w:t>13,0%</w:t>
+              <w:t>13,1%</w:t>
             </w:r>
           </w:p>
         </w:tc>
@@ -13563,7 +13541,7 @@
                 <w:sz w:val="19"/>
                 <w:szCs w:val="19"/>
               </w:rPr>
-              <w:t>24,9%</w:t>
+              <w:t>25,0%</w:t>
             </w:r>
           </w:p>
         </w:tc>
@@ -13613,7 +13591,7 @@
       </w:pPr>
       <w:r>
         <w:rPr/>
-        <w:t>Hasil di atas memakai seluruh aturan versi 1.4, termasuk konversi bagian 5.5, syarat aktif 1 penjualan baru pribadi per bulan, masa tunggu 2 bulan, dan Langganan mulai bulan berikutnya setelah aktivasi Lisensi. Tiga skenario 5 tahun pertama menganggap 70% pembeli Lisensi menjadi Mitra PLS. Dalam semua skenario, faktor plafon bonus tim tidak pernah dipakai. Plan A bulan tertinggi adalah 37,1%, pada fase penjualan turun. Pada skenario ideal, Pool Aktif dibawa ke bulan berikutnya pada 3 bulan terakhir, ketika tidak ada lagi penjualan baru (bagian 8.4). Bila plafon Plan A diturunkan menjadi 40%, hasilnya sama: Plan A dibayar 24,9–29,1% dan faktor plafon bonus tim tetap tidak pernah dipakai.</w:t>
+        <w:t>Hasil di atas memakai seluruh aturan versi 1.4, termasuk konversi bagian 5.5, syarat aktif 1 penjualan baru pribadi per bulan, masa tunggu 2 bulan, dan Langganan setiap 30 hari sejak aktivasi Lisensi. Tiga skenario 5 tahun pertama menganggap 70% pembeli Lisensi menjadi Mitra PLS. Dalam semua skenario, faktor plafon bonus tim tidak pernah dipakai. Plan A bulan tertinggi adalah 37,1%, pada fase penjualan turun. Pada skenario ideal, Pool Aktif dibawa ke bulan berikutnya pada 3 bulan terakhir, ketika tidak ada lagi penjualan baru (bagian 8.4). Bila plafon Plan A diturunkan menjadi 40%, hasilnya sama: Plan A dibayar 25,0–29,1% dan faktor plafon bonus tim tetap tidak pernah dipakai.</w:t>
       </w:r>
     </w:p>
     <w:p>
@@ -13681,7 +13659,7 @@
       </w:r>
       <w:r>
         <w:rPr/>
-        <w:t xml:space="preserve"> 15% Pelanggan mengonversi dalam 60 hari; 80% pemegang Lisensi membayar Langganan setiap bulan mulai bulan berikutnya setelah aktivasi Lisensi; 60% Mitra PLS menjalankan kegiatan pembinaan terkonfirmasi setiap bulan; 90% Pelanggan mengonfirmasi pendampingan orientasi; 1% pembelian dibatalkan.</w:t>
+        <w:t xml:space="preserve"> 15% Pelanggan mengonversi dalam 60 hari; 80% pemegang Lisensi membayar Langganan pada setiap tagihan 30 hari, mulai 30 hari setelah aktivasi Lisensi; 60% Mitra PLS menjalankan kegiatan pembinaan terkonfirmasi setiap bulan; 90% Pelanggan mengonfirmasi pendampingan orientasi; 1% pembelian dibatalkan.</w:t>
       </w:r>
     </w:p>
     <w:p>
@@ -13699,7 +13677,7 @@
       </w:r>
       <w:r>
         <w:rPr/>
-        <w:t xml:space="preserve"> Rata-rata 9–15% Mitra PLS berstatus aktif setiap bulan pada skenario 5 tahun (19% pada skenario ideal). Bonus tim Mitra PLS yang tidak aktif ditahan lalu masuk Pool Aktif, sebesar 6,0–9,6% omzet bersih Lisensi. Pada skenario ideal, setiap Mitra PLS hanya menjual pada satu bulan, sehingga bonus tim yang timbul sesudahnya hangus. Plan B lebih rendah daripada uji lama karena tidak semua Mitra PLS pernah berstatus aktif dan menjalankan kegiatan pembinaan.</w:t>
+        <w:t xml:space="preserve"> Rata-rata 9–16% Mitra PLS berstatus aktif setiap bulan pada skenario 5 tahun (19% pada skenario ideal). Bonus tim Mitra PLS yang tidak aktif ditahan lalu masuk Pool Aktif, sebesar 6,0–9,6% omzet bersih Lisensi. Pada skenario ideal, setiap Mitra PLS hanya menjual pada satu bulan, sehingga bonus tim yang timbul sesudahnya hangus. Plan B lebih rendah daripada uji lama karena tidak semua Mitra PLS pernah berstatus aktif dan menjalankan kegiatan pembinaan.</w:t>
       </w:r>
     </w:p>
     <w:p>
@@ -13732,7 +13710,7 @@
         <w:pStyle w:val="ListParagraph"/>
         <w:numPr>
           <w:ilvl w:val="0"/>
-          <w:numId w:val="160"/>
+          <w:numId w:val="158"/>
         </w:numPr>
         <w:spacing w:before="0" w:after="60"/>
         <w:rPr/>
@@ -13754,7 +13732,7 @@
         <w:pStyle w:val="ListParagraph"/>
         <w:numPr>
           <w:ilvl w:val="0"/>
-          <w:numId w:val="161"/>
+          <w:numId w:val="159"/>
         </w:numPr>
         <w:spacing w:before="0" w:after="60"/>
         <w:rPr/>
@@ -13776,7 +13754,7 @@
         <w:pStyle w:val="ListParagraph"/>
         <w:numPr>
           <w:ilvl w:val="1"/>
-          <w:numId w:val="162"/>
+          <w:numId w:val="160"/>
         </w:numPr>
         <w:spacing w:before="0" w:after="60"/>
         <w:rPr/>
@@ -13791,14 +13769,14 @@
         <w:pStyle w:val="ListParagraph"/>
         <w:numPr>
           <w:ilvl w:val="1"/>
-          <w:numId w:val="163"/>
+          <w:numId w:val="161"/>
         </w:numPr>
         <w:spacing w:before="0" w:after="60"/>
         <w:rPr/>
       </w:pPr>
       <w:r>
         <w:rPr/>
-        <w:t>Bila sudah diaktifkan, pengembalian dana dikurangi nilai akses yang sudah dipakai, dihitung harian dari Rp399.000 per bulan.</w:t>
+        <w:t>Bila sudah diaktifkan, pengembalian dana dikurangi nilai akses yang sudah dipakai, dihitung harian dari Rp399.000 per 30 hari.</w:t>
       </w:r>
     </w:p>
     <w:p>
@@ -13806,7 +13784,7 @@
         <w:pStyle w:val="ListParagraph"/>
         <w:numPr>
           <w:ilvl w:val="0"/>
-          <w:numId w:val="164"/>
+          <w:numId w:val="162"/>
         </w:numPr>
         <w:spacing w:before="0" w:after="60"/>
         <w:rPr/>
@@ -13828,7 +13806,7 @@
         <w:pStyle w:val="ListParagraph"/>
         <w:numPr>
           <w:ilvl w:val="0"/>
-          <w:numId w:val="165"/>
+          <w:numId w:val="163"/>
         </w:numPr>
         <w:spacing w:before="0" w:after="60"/>
         <w:rPr/>
@@ -13846,29 +13824,73 @@
         <w:pStyle w:val="ListParagraph"/>
         <w:numPr>
           <w:ilvl w:val="1"/>
+          <w:numId w:val="164"/>
+        </w:numPr>
+        <w:spacing w:before="0" w:after="60"/>
+        <w:rPr/>
+      </w:pPr>
+      <w:r>
+        <w:rPr/>
+        <w:t>Bila Mitra PLS mengundurkan diri atau diberhentikan, Perusahaan membeli kembali Lisensi yang belum diaktifkan dan masih dapat dialihkan.</w:t>
+      </w:r>
+    </w:p>
+    <w:p>
+      <w:pPr>
+        <w:pStyle w:val="ListParagraph"/>
+        <w:numPr>
+          <w:ilvl w:val="1"/>
+          <w:numId w:val="165"/>
+        </w:numPr>
+        <w:spacing w:before="0" w:after="60"/>
+        <w:rPr/>
+      </w:pPr>
+      <w:r>
+        <w:rPr/>
+        <w:t>Harga pembelian kembali adalah harga pembelian dikurangi biaya administrasi paling banyak 10%, dan dikurangi komisi atau bonus yang telah diterima atas pembelian itu.</w:t>
+      </w:r>
+    </w:p>
+    <w:p>
+      <w:pPr>
+        <w:pStyle w:val="ListParagraph"/>
+        <w:numPr>
+          <w:ilvl w:val="0"/>
           <w:numId w:val="166"/>
         </w:numPr>
         <w:spacing w:before="0" w:after="60"/>
         <w:rPr/>
       </w:pPr>
       <w:r>
-        <w:rPr/>
-        <w:t>Bila Mitra PLS mengundurkan diri atau diberhentikan, Perusahaan membeli kembali Lisensi yang belum diaktifkan dan masih dapat dialihkan.</w:t>
+        <w:rPr>
+          <w:b/>
+          <w:bCs/>
+        </w:rPr>
+        <w:t>Ganti rugi</w:t>
+      </w:r>
+      <w:r>
+        <w:rPr/>
+        <w:t xml:space="preserve"> atas kerugian akibat produk atau layanan yang tidak sesuai dengan yang diperjanjikan, sesuai Kode Etik.</w:t>
       </w:r>
     </w:p>
     <w:p>
       <w:pPr>
         <w:pStyle w:val="ListParagraph"/>
         <w:numPr>
-          <w:ilvl w:val="1"/>
+          <w:ilvl w:val="0"/>
           <w:numId w:val="167"/>
         </w:numPr>
         <w:spacing w:before="0" w:after="60"/>
         <w:rPr/>
       </w:pPr>
       <w:r>
-        <w:rPr/>
-        <w:t>Harga pembelian kembali adalah harga pembelian dikurangi biaya administrasi paling banyak 10%, dan dikurangi komisi atau bonus yang telah diterima atas pembelian itu.</w:t>
+        <w:rPr>
+          <w:b/>
+          <w:bCs/>
+        </w:rPr>
+        <w:t>Pembinaan dan pelatihan</w:t>
+      </w:r>
+      <w:r>
+        <w:rPr/>
+        <w:t xml:space="preserve"> bagi Mitra PLS paling sedikit 1 kali dalam 1 tahun. Selain itu, Perusahaan menyelenggarakan workshop pelatihan bulanan tanpa biaya bagi pemegang Lisensi (Bab 7).</w:t>
       </w:r>
     </w:p>
     <w:p>
@@ -13886,11 +13908,11 @@
           <w:b/>
           <w:bCs/>
         </w:rPr>
-        <w:t>Ganti rugi</w:t>
-      </w:r>
-      <w:r>
-        <w:rPr/>
-        <w:t xml:space="preserve"> atas kerugian akibat produk atau layanan yang tidak sesuai dengan yang diperjanjikan, sesuai Kode Etik.</w:t>
+        <w:t>Pembayaran komisi dan bonus</w:t>
+      </w:r>
+      <w:r>
+        <w:rPr/>
+        <w:t xml:space="preserve"> sesuai Rencana Pemasaran ini.</w:t>
       </w:r>
     </w:p>
     <w:p>
@@ -13908,11 +13930,11 @@
           <w:b/>
           <w:bCs/>
         </w:rPr>
-        <w:t>Pembinaan dan pelatihan</w:t>
-      </w:r>
-      <w:r>
-        <w:rPr/>
-        <w:t xml:space="preserve"> bagi Mitra PLS paling sedikit 1 kali dalam 1 tahun. Selain itu, Perusahaan menyelenggarakan workshop pelatihan bulanan tanpa biaya bagi pemegang Lisensi (Bab 7).</w:t>
+        <w:t>Daftar Mitra PLS</w:t>
+      </w:r>
+      <w:r>
+        <w:rPr/>
+        <w:t xml:space="preserve"> beserta identitasnya.</w:t>
       </w:r>
     </w:p>
     <w:p>
@@ -13930,11 +13952,11 @@
           <w:b/>
           <w:bCs/>
         </w:rPr>
-        <w:t>Pembayaran komisi dan bonus</w:t>
-      </w:r>
-      <w:r>
-        <w:rPr/>
-        <w:t xml:space="preserve"> sesuai Rencana Pemasaran ini.</w:t>
+        <w:t>Pelaporan</w:t>
+      </w:r>
+      <w:r>
+        <w:rPr/>
+        <w:t xml:space="preserve"> kegiatan usaha tahunan kepada Kementerian Perdagangan, serta laporan perubahan Rencana Pemasaran dan Kode Etik melalui sistem perizinan.</w:t>
       </w:r>
     </w:p>
     <w:p>
@@ -13952,11 +13974,25 @@
           <w:b/>
           <w:bCs/>
         </w:rPr>
-        <w:t>Daftar Mitra PLS</w:t>
-      </w:r>
-      <w:r>
-        <w:rPr/>
-        <w:t xml:space="preserve"> beserta identitasnya.</w:t>
+        <w:t>Penarikan komisi</w:t>
+      </w:r>
+      <w:r>
+        <w:rPr/>
+        <w:t xml:space="preserve"> atas pembelian yang dibatalkan atau dikembalikan, agar komisi hanya berasal dari penjualan yang sah. Penarikan mencakup Bonus Sponsor, Bonus Layanan Berkah, serta Bonus Level, Pasangan, dan Pembinaan yang timbul dari Lisensi itu. Bonus yang belum dibayar dikurangi; bonus yang sudah dibayar dipotong dari pembayaran berikutnya. Unit pasangan dari kaki seberang kembali menjadi sisa unit.</w:t>
+      </w:r>
+      <w:r>
+        <w:br w:type="page"/>
+      </w:r>
+    </w:p>
+    <w:p>
+      <w:pPr>
+        <w:pStyle w:val="Heading1"/>
+        <w:spacing w:before="0" w:after="200"/>
+        <w:rPr/>
+      </w:pPr>
+      <w:r>
+        <w:rPr/>
+        <w:t>Bab 14. Ketentuan Lain</w:t>
       </w:r>
     </w:p>
     <w:p>
@@ -13974,65 +14010,37 @@
           <w:b/>
           <w:bCs/>
         </w:rPr>
-        <w:t>Pelaporan</w:t>
-      </w:r>
-      <w:r>
-        <w:rPr/>
-        <w:t xml:space="preserve"> kegiatan usaha tahunan kepada Kementerian Perdagangan, serta laporan perubahan Rencana Pemasaran dan Kode Etik melalui sistem perizinan.</w:t>
+        <w:t>Larangan skema piramida.</w:t>
       </w:r>
     </w:p>
     <w:p>
       <w:pPr>
         <w:pStyle w:val="ListParagraph"/>
         <w:numPr>
-          <w:ilvl w:val="0"/>
+          <w:ilvl w:val="1"/>
           <w:numId w:val="173"/>
         </w:numPr>
         <w:spacing w:before="0" w:after="60"/>
         <w:rPr/>
       </w:pPr>
       <w:r>
-        <w:rPr>
-          <w:b/>
-          <w:bCs/>
-        </w:rPr>
-        <w:t>Penarikan komisi</w:t>
-      </w:r>
-      <w:r>
-        <w:rPr/>
-        <w:t xml:space="preserve"> atas pembelian yang dibatalkan atau dikembalikan, agar komisi hanya berasal dari penjualan yang sah. Penarikan mencakup Bonus Sponsor, Bonus Layanan Berkah, serta Bonus Level, Pasangan, dan Pembinaan yang timbul dari Lisensi itu. Bonus yang belum dibayar dikurangi; bonus yang sudah dibayar dipotong dari pembayaran berikutnya. Unit pasangan dari kaki seberang kembali menjadi sisa unit.</w:t>
-      </w:r>
-      <w:r>
-        <w:br w:type="page"/>
-      </w:r>
-    </w:p>
-    <w:p>
-      <w:pPr>
-        <w:pStyle w:val="Heading1"/>
-        <w:spacing w:before="0" w:after="200"/>
-        <w:rPr/>
-      </w:pPr>
-      <w:r>
-        <w:rPr/>
-        <w:t>Bab 14. Ketentuan Lain</w:t>
+        <w:rPr/>
+        <w:t>Tidak ada komisi atau bonus dari biaya pendaftaran atau perekrutan.</w:t>
       </w:r>
     </w:p>
     <w:p>
       <w:pPr>
         <w:pStyle w:val="ListParagraph"/>
         <w:numPr>
-          <w:ilvl w:val="0"/>
+          <w:ilvl w:val="1"/>
           <w:numId w:val="174"/>
         </w:numPr>
         <w:spacing w:before="0" w:after="60"/>
         <w:rPr/>
       </w:pPr>
       <w:r>
-        <w:rPr>
-          <w:b/>
-          <w:bCs/>
-        </w:rPr>
-        <w:t>Larangan skema piramida.</w:t>
+        <w:rPr/>
+        <w:t>Satu identitas hanya untuk satu keanggotaan.</w:t>
       </w:r>
     </w:p>
     <w:p>
@@ -14047,37 +14055,51 @@
       </w:pPr>
       <w:r>
         <w:rPr/>
-        <w:t>Tidak ada komisi atau bonus dari biaya pendaftaran atau perekrutan.</w:t>
+        <w:t>Tidak ada komisi atau bonus bila tidak ada penjualan produk.</w:t>
       </w:r>
     </w:p>
     <w:p>
       <w:pPr>
         <w:pStyle w:val="ListParagraph"/>
         <w:numPr>
-          <w:ilvl w:val="1"/>
+          <w:ilvl w:val="0"/>
           <w:numId w:val="176"/>
         </w:numPr>
         <w:spacing w:before="0" w:after="60"/>
         <w:rPr/>
       </w:pPr>
       <w:r>
-        <w:rPr/>
-        <w:t>Satu identitas hanya untuk satu keanggotaan.</w:t>
+        <w:rPr>
+          <w:b/>
+          <w:bCs/>
+        </w:rPr>
+        <w:t>Larangan penghimpunan dana.</w:t>
+      </w:r>
+      <w:r>
+        <w:rPr/>
+        <w:t xml:space="preserve"> Perusahaan dan Mitra PLS tidak menghimpun dana masyarakat dalam bentuk apa pun.</w:t>
       </w:r>
     </w:p>
     <w:p>
       <w:pPr>
         <w:pStyle w:val="ListParagraph"/>
         <w:numPr>
-          <w:ilvl w:val="1"/>
+          <w:ilvl w:val="0"/>
           <w:numId w:val="177"/>
         </w:numPr>
         <w:spacing w:before="0" w:after="60"/>
         <w:rPr/>
       </w:pPr>
       <w:r>
-        <w:rPr/>
-        <w:t>Tidak ada komisi atau bonus bila tidak ada penjualan produk.</w:t>
+        <w:rPr>
+          <w:b/>
+          <w:bCs/>
+        </w:rPr>
+        <w:t>Larangan klaim penghasilan dan klaim investasi.</w:t>
+      </w:r>
+      <w:r>
+        <w:rPr/>
+        <w:t xml:space="preserve"> Mitra PLS dilarang menjanjikan penghasilan atau keuntungan investasi. Ketentuan rinci ada dalam Kode Etik.</w:t>
       </w:r>
     </w:p>
     <w:p>
@@ -14095,11 +14117,11 @@
           <w:b/>
           <w:bCs/>
         </w:rPr>
-        <w:t>Larangan penghimpunan dana.</w:t>
-      </w:r>
-      <w:r>
-        <w:rPr/>
-        <w:t xml:space="preserve"> Perusahaan dan Mitra PLS tidak menghimpun dana masyarakat dalam bentuk apa pun.</w:t>
+        <w:t>Pengungkapan penghasilan.</w:t>
+      </w:r>
+      <w:r>
+        <w:rPr/>
+        <w:t xml:space="preserve"> Perusahaan menerbitkan ringkasan penghasilan Mitra PLS setiap tahun: median, sebaran, dan porsi Mitra PLS yang tidak menerima bonus.</w:t>
       </w:r>
     </w:p>
     <w:p>
@@ -14117,11 +14139,11 @@
           <w:b/>
           <w:bCs/>
         </w:rPr>
-        <w:t>Larangan klaim penghasilan dan klaim investasi.</w:t>
-      </w:r>
-      <w:r>
-        <w:rPr/>
-        <w:t xml:space="preserve"> Mitra PLS dilarang menjanjikan penghasilan atau keuntungan investasi. Ketentuan rinci ada dalam Kode Etik.</w:t>
+        <w:t>Perubahan Rencana Pemasaran</w:t>
+      </w:r>
+      <w:r>
+        <w:rPr/>
+        <w:t xml:space="preserve"> diberitahukan kepada Mitra PLS paling lambat 30 hari sebelum berlaku, dan dilaporkan sesuai ketentuan perizinan. Perubahan tidak mengurangi komisi dan bonus yang telah menjadi hak Mitra PLS.</w:t>
       </w:r>
     </w:p>
     <w:p>
@@ -14130,50 +14152,6 @@
         <w:numPr>
           <w:ilvl w:val="0"/>
           <w:numId w:val="180"/>
-        </w:numPr>
-        <w:spacing w:before="0" w:after="60"/>
-        <w:rPr/>
-      </w:pPr>
-      <w:r>
-        <w:rPr>
-          <w:b/>
-          <w:bCs/>
-        </w:rPr>
-        <w:t>Pengungkapan penghasilan.</w:t>
-      </w:r>
-      <w:r>
-        <w:rPr/>
-        <w:t xml:space="preserve"> Perusahaan menerbitkan ringkasan penghasilan Mitra PLS setiap tahun: median, sebaran, dan porsi Mitra PLS yang tidak menerima bonus.</w:t>
-      </w:r>
-    </w:p>
-    <w:p>
-      <w:pPr>
-        <w:pStyle w:val="ListParagraph"/>
-        <w:numPr>
-          <w:ilvl w:val="0"/>
-          <w:numId w:val="181"/>
-        </w:numPr>
-        <w:spacing w:before="0" w:after="60"/>
-        <w:rPr/>
-      </w:pPr>
-      <w:r>
-        <w:rPr>
-          <w:b/>
-          <w:bCs/>
-        </w:rPr>
-        <w:t>Perubahan Rencana Pemasaran</w:t>
-      </w:r>
-      <w:r>
-        <w:rPr/>
-        <w:t xml:space="preserve"> diberitahukan kepada Mitra PLS paling lambat 30 hari sebelum berlaku, dan dilaporkan sesuai ketentuan perizinan. Perubahan tidak mengurangi komisi dan bonus yang telah menjadi hak Mitra PLS.</w:t>
-      </w:r>
-    </w:p>
-    <w:p>
-      <w:pPr>
-        <w:pStyle w:val="ListParagraph"/>
-        <w:numPr>
-          <w:ilvl w:val="0"/>
-          <w:numId w:val="182"/>
         </w:numPr>
         <w:spacing w:before="0" w:after="60"/>
         <w:rPr/>
@@ -14510,7 +14488,7 @@
                 <w:sz w:val="19"/>
                 <w:szCs w:val="19"/>
               </w:rPr>
-              <w:t>Lisensi penggunaan perangkat lunak Mitrans-Astra, berlaku tanpa batas waktu (lifetime), termasuk akses sampai akhir bulan kalender aktivasi</w:t>
+              <w:t>Lisensi penggunaan perangkat lunak Mitrans-Astra, berlaku tanpa batas waktu (lifetime), termasuk akses 30 hari sejak aktivasi</w:t>
             </w:r>
           </w:p>
         </w:tc>
@@ -14567,7 +14545,7 @@
                 <w:sz w:val="19"/>
                 <w:szCs w:val="19"/>
               </w:rPr>
-              <w:t>Akses bulanan (repeat order/RO) mulai bulan berikutnya setelah aktivasi Lisensi</w:t>
+              <w:t>Akses per 30 hari (repeat order/RO), ditagih pertama kali 30 hari setelah aktivasi Lisensi</w:t>
             </w:r>
           </w:p>
         </w:tc>
@@ -17287,7 +17265,7 @@
         <w:pStyle w:val="ListParagraph"/>
         <w:numPr>
           <w:ilvl w:val="0"/>
-          <w:numId w:val="183"/>
+          <w:numId w:val="181"/>
         </w:numPr>
         <w:spacing w:before="0" w:after="60"/>
         <w:rPr/>
@@ -17302,7 +17280,7 @@
         <w:pStyle w:val="ListParagraph"/>
         <w:numPr>
           <w:ilvl w:val="0"/>
-          <w:numId w:val="184"/>
+          <w:numId w:val="182"/>
         </w:numPr>
         <w:spacing w:before="0" w:after="60"/>
         <w:rPr/>
@@ -17317,7 +17295,7 @@
         <w:pStyle w:val="ListParagraph"/>
         <w:numPr>
           <w:ilvl w:val="0"/>
-          <w:numId w:val="185"/>
+          <w:numId w:val="183"/>
         </w:numPr>
         <w:spacing w:before="0" w:after="60"/>
         <w:rPr/>
@@ -17922,7 +17900,7 @@
                 <w:sz w:val="19"/>
                 <w:szCs w:val="19"/>
               </w:rPr>
-              <w:t>Komisi Langganan Rp70.000 per Langganan per bulan</w:t>
+              <w:t>Komisi Langganan Rp70.000 per pembayaran Langganan</w:t>
             </w:r>
           </w:p>
         </w:tc>
@@ -23923,125 +23901,6 @@
     </w:lvl>
   </w:abstractNum>
   <w:abstractNum w:abstractNumId="48">
-    <w:lvl w:ilvl="0">
-      <w:start w:val="1"/>
-      <w:numFmt w:val="decimal"/>
-      <w:lvlText w:val="%1."/>
-      <w:lvlJc w:val="left"/>
-      <w:pPr>
-        <w:tabs>
-          <w:tab w:val="num" w:pos="0"/>
-        </w:tabs>
-        <w:ind w:left="540" w:hanging="360"/>
-      </w:pPr>
-      <w:rPr/>
-    </w:lvl>
-    <w:lvl w:ilvl="1">
-      <w:start w:val="1"/>
-      <w:numFmt w:val="lowerLetter"/>
-      <w:lvlText w:val="%2."/>
-      <w:lvlJc w:val="left"/>
-      <w:pPr>
-        <w:tabs>
-          <w:tab w:val="num" w:pos="0"/>
-        </w:tabs>
-        <w:ind w:left="1080" w:hanging="360"/>
-      </w:pPr>
-      <w:rPr/>
-    </w:lvl>
-    <w:lvl w:ilvl="2">
-      <w:start w:val="1"/>
-      <w:numFmt w:val="decimal"/>
-      <w:lvlText w:val="%3."/>
-      <w:lvlJc w:val="left"/>
-      <w:pPr>
-        <w:tabs>
-          <w:tab w:val="num" w:pos="1440"/>
-        </w:tabs>
-        <w:ind w:left="1440" w:hanging="360"/>
-      </w:pPr>
-      <w:rPr/>
-    </w:lvl>
-    <w:lvl w:ilvl="3">
-      <w:start w:val="1"/>
-      <w:numFmt w:val="decimal"/>
-      <w:lvlText w:val="%4."/>
-      <w:lvlJc w:val="left"/>
-      <w:pPr>
-        <w:tabs>
-          <w:tab w:val="num" w:pos="1800"/>
-        </w:tabs>
-        <w:ind w:left="1800" w:hanging="360"/>
-      </w:pPr>
-      <w:rPr/>
-    </w:lvl>
-    <w:lvl w:ilvl="4">
-      <w:start w:val="1"/>
-      <w:numFmt w:val="decimal"/>
-      <w:lvlText w:val="%5."/>
-      <w:lvlJc w:val="left"/>
-      <w:pPr>
-        <w:tabs>
-          <w:tab w:val="num" w:pos="2160"/>
-        </w:tabs>
-        <w:ind w:left="2160" w:hanging="360"/>
-      </w:pPr>
-      <w:rPr/>
-    </w:lvl>
-    <w:lvl w:ilvl="5">
-      <w:start w:val="1"/>
-      <w:numFmt w:val="decimal"/>
-      <w:lvlText w:val="%6."/>
-      <w:lvlJc w:val="left"/>
-      <w:pPr>
-        <w:tabs>
-          <w:tab w:val="num" w:pos="2520"/>
-        </w:tabs>
-        <w:ind w:left="2520" w:hanging="360"/>
-      </w:pPr>
-      <w:rPr/>
-    </w:lvl>
-    <w:lvl w:ilvl="6">
-      <w:start w:val="1"/>
-      <w:numFmt w:val="decimal"/>
-      <w:lvlText w:val="%7."/>
-      <w:lvlJc w:val="left"/>
-      <w:pPr>
-        <w:tabs>
-          <w:tab w:val="num" w:pos="2880"/>
-        </w:tabs>
-        <w:ind w:left="2880" w:hanging="360"/>
-      </w:pPr>
-      <w:rPr/>
-    </w:lvl>
-    <w:lvl w:ilvl="7">
-      <w:start w:val="1"/>
-      <w:numFmt w:val="decimal"/>
-      <w:lvlText w:val="%8."/>
-      <w:lvlJc w:val="left"/>
-      <w:pPr>
-        <w:tabs>
-          <w:tab w:val="num" w:pos="3240"/>
-        </w:tabs>
-        <w:ind w:left="3240" w:hanging="360"/>
-      </w:pPr>
-      <w:rPr/>
-    </w:lvl>
-    <w:lvl w:ilvl="8">
-      <w:start w:val="1"/>
-      <w:numFmt w:val="decimal"/>
-      <w:lvlText w:val="%9."/>
-      <w:lvlJc w:val="left"/>
-      <w:pPr>
-        <w:tabs>
-          <w:tab w:val="num" w:pos="3600"/>
-        </w:tabs>
-        <w:ind w:left="3600" w:hanging="360"/>
-      </w:pPr>
-      <w:rPr/>
-    </w:lvl>
-  </w:abstractNum>
-  <w:abstractNum w:abstractNumId="49">
     <w:lvl w:ilvl="0">
       <w:start w:val="1"/>
       <w:numFmt w:val="none"/>
@@ -24305,13 +24164,13 @@
     <w:abstractNumId w:val="48"/>
   </w:num>
   <w:num w:numId="49">
-    <w:abstractNumId w:val="49"/>
-  </w:num>
-  <w:num w:numId="50">
     <w:abstractNumId w:val="3"/>
     <w:lvlOverride w:ilvl="0">
       <w:startOverride w:val="1"/>
     </w:lvlOverride>
+  </w:num>
+  <w:num w:numId="50">
+    <w:abstractNumId w:val="3"/>
   </w:num>
   <w:num w:numId="51">
     <w:abstractNumId w:val="3"/>
@@ -24341,13 +24200,13 @@
     <w:abstractNumId w:val="3"/>
   </w:num>
   <w:num w:numId="60">
-    <w:abstractNumId w:val="3"/>
-  </w:num>
-  <w:num w:numId="61">
     <w:abstractNumId w:val="4"/>
     <w:lvlOverride w:ilvl="0">
       <w:startOverride w:val="1"/>
     </w:lvlOverride>
+  </w:num>
+  <w:num w:numId="61">
+    <w:abstractNumId w:val="4"/>
   </w:num>
   <w:num w:numId="62">
     <w:abstractNumId w:val="4"/>
@@ -24362,7 +24221,7 @@
     <w:abstractNumId w:val="4"/>
   </w:num>
   <w:num w:numId="66">
-    <w:abstractNumId w:val="4"/>
+    <w:abstractNumId w:val="3"/>
   </w:num>
   <w:num w:numId="67">
     <w:abstractNumId w:val="3"/>
@@ -24416,13 +24275,13 @@
     <w:abstractNumId w:val="3"/>
   </w:num>
   <w:num w:numId="84">
-    <w:abstractNumId w:val="3"/>
-  </w:num>
-  <w:num w:numId="85">
     <w:abstractNumId w:val="4"/>
     <w:lvlOverride w:ilvl="0">
       <w:startOverride w:val="1"/>
     </w:lvlOverride>
+  </w:num>
+  <w:num w:numId="85">
+    <w:abstractNumId w:val="4"/>
   </w:num>
   <w:num w:numId="86">
     <w:abstractNumId w:val="4"/>
@@ -24435,12 +24294,12 @@
   </w:num>
   <w:num w:numId="89">
     <w:abstractNumId w:val="4"/>
+    <w:lvlOverride w:ilvl="0">
+      <w:startOverride w:val="1"/>
+    </w:lvlOverride>
   </w:num>
   <w:num w:numId="90">
     <w:abstractNumId w:val="4"/>
-    <w:lvlOverride w:ilvl="0">
-      <w:startOverride w:val="1"/>
-    </w:lvlOverride>
   </w:num>
   <w:num w:numId="91">
     <w:abstractNumId w:val="4"/>
@@ -24459,12 +24318,12 @@
   </w:num>
   <w:num w:numId="96">
     <w:abstractNumId w:val="4"/>
+    <w:lvlOverride w:ilvl="0">
+      <w:startOverride w:val="1"/>
+    </w:lvlOverride>
   </w:num>
   <w:num w:numId="97">
     <w:abstractNumId w:val="4"/>
-    <w:lvlOverride w:ilvl="0">
-      <w:startOverride w:val="1"/>
-    </w:lvlOverride>
   </w:num>
   <w:num w:numId="98">
     <w:abstractNumId w:val="4"/>
@@ -24482,7 +24341,7 @@
     <w:abstractNumId w:val="4"/>
   </w:num>
   <w:num w:numId="103">
-    <w:abstractNumId w:val="4"/>
+    <w:abstractNumId w:val="3"/>
   </w:num>
   <w:num w:numId="104">
     <w:abstractNumId w:val="3"/>
@@ -24527,13 +24386,13 @@
     <w:abstractNumId w:val="3"/>
   </w:num>
   <w:num w:numId="118">
-    <w:abstractNumId w:val="3"/>
-  </w:num>
-  <w:num w:numId="119">
     <w:abstractNumId w:val="4"/>
     <w:lvlOverride w:ilvl="0">
       <w:startOverride w:val="1"/>
     </w:lvlOverride>
+  </w:num>
+  <w:num w:numId="119">
+    <w:abstractNumId w:val="4"/>
   </w:num>
   <w:num w:numId="120">
     <w:abstractNumId w:val="4"/>
@@ -24545,7 +24404,7 @@
     <w:abstractNumId w:val="4"/>
   </w:num>
   <w:num w:numId="123">
-    <w:abstractNumId w:val="4"/>
+    <w:abstractNumId w:val="3"/>
   </w:num>
   <w:num w:numId="124">
     <w:abstractNumId w:val="3"/>
@@ -24635,55 +24494,55 @@
     <w:abstractNumId w:val="3"/>
   </w:num>
   <w:num w:numId="153">
-    <w:abstractNumId w:val="3"/>
-  </w:num>
-  <w:num w:numId="154">
     <w:abstractNumId w:val="4"/>
     <w:lvlOverride w:ilvl="0">
       <w:startOverride w:val="1"/>
     </w:lvlOverride>
   </w:num>
+  <w:num w:numId="154">
+    <w:abstractNumId w:val="4"/>
+  </w:num>
   <w:num w:numId="155">
-    <w:abstractNumId w:val="4"/>
+    <w:abstractNumId w:val="3"/>
   </w:num>
   <w:num w:numId="156">
     <w:abstractNumId w:val="3"/>
   </w:num>
   <w:num w:numId="157">
-    <w:abstractNumId w:val="3"/>
+    <w:abstractNumId w:val="4"/>
   </w:num>
   <w:num w:numId="158">
     <w:abstractNumId w:val="4"/>
+    <w:lvlOverride w:ilvl="0">
+      <w:startOverride w:val="1"/>
+    </w:lvlOverride>
   </w:num>
   <w:num w:numId="159">
     <w:abstractNumId w:val="4"/>
   </w:num>
   <w:num w:numId="160">
-    <w:abstractNumId w:val="4"/>
-    <w:lvlOverride w:ilvl="0">
-      <w:startOverride w:val="1"/>
-    </w:lvlOverride>
+    <w:abstractNumId w:val="3"/>
   </w:num>
   <w:num w:numId="161">
+    <w:abstractNumId w:val="3"/>
+  </w:num>
+  <w:num w:numId="162">
     <w:abstractNumId w:val="4"/>
   </w:num>
-  <w:num w:numId="162">
+  <w:num w:numId="163">
+    <w:abstractNumId w:val="4"/>
+  </w:num>
+  <w:num w:numId="164">
     <w:abstractNumId w:val="3"/>
   </w:num>
-  <w:num w:numId="163">
+  <w:num w:numId="165">
     <w:abstractNumId w:val="3"/>
   </w:num>
-  <w:num w:numId="164">
+  <w:num w:numId="166">
     <w:abstractNumId w:val="4"/>
   </w:num>
-  <w:num w:numId="165">
+  <w:num w:numId="167">
     <w:abstractNumId w:val="4"/>
-  </w:num>
-  <w:num w:numId="166">
-    <w:abstractNumId w:val="3"/>
-  </w:num>
-  <w:num w:numId="167">
-    <w:abstractNumId w:val="3"/>
   </w:num>
   <w:num w:numId="168">
     <w:abstractNumId w:val="4"/>
@@ -24699,24 +24558,24 @@
   </w:num>
   <w:num w:numId="172">
     <w:abstractNumId w:val="4"/>
-  </w:num>
-  <w:num w:numId="173">
-    <w:abstractNumId w:val="4"/>
-  </w:num>
-  <w:num w:numId="174">
-    <w:abstractNumId w:val="4"/>
     <w:lvlOverride w:ilvl="0">
       <w:startOverride w:val="1"/>
     </w:lvlOverride>
+  </w:num>
+  <w:num w:numId="173">
+    <w:abstractNumId w:val="3"/>
+  </w:num>
+  <w:num w:numId="174">
+    <w:abstractNumId w:val="3"/>
   </w:num>
   <w:num w:numId="175">
     <w:abstractNumId w:val="3"/>
   </w:num>
   <w:num w:numId="176">
-    <w:abstractNumId w:val="3"/>
+    <w:abstractNumId w:val="4"/>
   </w:num>
   <w:num w:numId="177">
-    <w:abstractNumId w:val="3"/>
+    <w:abstractNumId w:val="4"/>
   </w:num>
   <w:num w:numId="178">
     <w:abstractNumId w:val="4"/>
@@ -24728,18 +24587,12 @@
     <w:abstractNumId w:val="4"/>
   </w:num>
   <w:num w:numId="181">
-    <w:abstractNumId w:val="4"/>
+    <w:abstractNumId w:val="3"/>
   </w:num>
   <w:num w:numId="182">
-    <w:abstractNumId w:val="4"/>
+    <w:abstractNumId w:val="3"/>
   </w:num>
   <w:num w:numId="183">
-    <w:abstractNumId w:val="3"/>
-  </w:num>
-  <w:num w:numId="184">
-    <w:abstractNumId w:val="3"/>
-  </w:num>
-  <w:num w:numId="185">
     <w:abstractNumId w:val="3"/>
   </w:num>
 </w:numbering>

--- a/docs/dokumen/Rencana_Pemasaran_Mitrans-Astra_v1.4.docx
+++ b/docs/dokumen/Rencana_Pemasaran_Mitrans-Astra_v1.4.docx
@@ -418,7 +418,7 @@
       </w:r>
       <w:r>
         <w:rPr/>
-        <w:t xml:space="preserve"> (27 Oktober 2026): Lisensi berlaku tanpa batas waktu (lifetime) dan tidak perlu dibeli ulang. Akses yang termasuk harga Lisensi adalah 30 hari sejak aktivasi. Langganan (repeat order/RO) Rp399.000 ditagih pertama kali 30 hari setelah aktivasi, lalu setiap 30 hari, menggantikan akses 3 bulan dan Langganan mulai bulan ke-4. Syarat Langganan untuk bonus tim dinilai dari akses yang aktif pada akhir bulan. Rekening dana layanan Rp426.000 per Lisensi dihapus (bagian 3.1, Bab 7, 8.5, 9.2, 12.2, 12.3, Bab 13, dan Lampiran A). Harga, PV, dan seluruh nominal bonus tidak berubah.</w:t>
+        <w:t xml:space="preserve"> (27 Oktober 2026): Lisensi berlaku tanpa batas waktu (lifetime) dan tidak perlu dibeli ulang. Akses yang termasuk harga Lisensi adalah 30 hari sejak aktivasi. Langganan (repeat order/RO) Rp399.000 ditagih pertama kali 30 hari setelah aktivasi, lalu setiap 30 hari, menggantikan akses 3 bulan dan Langganan mulai bulan ke-4. Syarat Langganan untuk bonus tim dinilai dari akses yang aktif pada akhir bulan. Rekening dana layanan Rp426.000 per Lisensi dihapus. Sisa penarikan bonus dipotong dari hak lain Mitra PLS, lalu dihapus setelah 12 bulan (bagian 3.1, Bab 7, 8.5, 9.2, 12.2, 12.3, Bab 13, dan Lampiran A). Harga, PV, dan seluruh nominal bonus tidak berubah.</w:t>
       </w:r>
     </w:p>
     <w:p>
@@ -13986,8 +13986,23 @@
     </w:p>
     <w:p>
       <w:pPr>
+        <w:pStyle w:val="Normal"/>
+        <w:spacing w:before="0" w:after="60"/>
+        <w:ind w:hanging="0"/>
+        <w:rPr/>
+      </w:pPr>
+      <w:r>
+        <w:rPr/>
+        <w:t xml:space="preserve"> </w:t>
+      </w:r>
+      <w:r>
+        <w:rPr/>
+        <w:t>Bila pembayaran bonus berikutnya tidak mencukupi, sisa penarikan dipotong dari hak lain Mitra PLS yang dibayar Perusahaan, seperti pembelian kembali Lisensi atau pengembalian dana. Sisa yang belum terpotong dalam 12 bulan sejak tanggal penarikan dihapus dan tidak ditagih. Penarikan yang dipotong dari pembayaran bonus mengurangi penghasilan bruto yang menjadi dasar PPh 21 pada pembayaran itu.</w:t>
+      </w:r>
+    </w:p>
+    <w:p>
+      <w:pPr>
         <w:pStyle w:val="Heading1"/>
-        <w:spacing w:before="0" w:after="200"/>
         <w:rPr/>
       </w:pPr>
       <w:r>

--- a/docs/dokumen/Rencana_Pemasaran_Mitrans-Astra_v1.4.docx
+++ b/docs/dokumen/Rencana_Pemasaran_Mitrans-Astra_v1.4.docx
@@ -419,6 +419,17 @@
       <w:r>
         <w:rPr/>
         <w:t xml:space="preserve"> (27 Oktober 2026): Lisensi berlaku tanpa batas waktu (lifetime) dan tidak perlu dibeli ulang. Akses yang termasuk harga Lisensi adalah 30 hari sejak aktivasi. Langganan (repeat order/RO) Rp399.000 ditagih pertama kali 30 hari setelah aktivasi, lalu setiap 30 hari, menggantikan akses 3 bulan dan Langganan mulai bulan ke-4. Syarat Langganan untuk bonus tim dinilai dari akses yang aktif pada akhir bulan. Rekening dana layanan Rp426.000 per Lisensi dihapus. Sisa penarikan bonus dipotong dari hak lain Mitra PLS, lalu dihapus setelah 12 bulan (bagian 3.1, Bab 7, 8.5, 9.2, 12.2, 12.3, Bab 13, dan Lampiran A). Harga, PV, dan seluruh nominal bonus tidak berubah.</w:t>
+      </w:r>
+    </w:p>
+    <w:p>
+      <w:pPr>
+        <w:pStyle w:val="Normal"/>
+        <w:spacing w:before="0" w:after="120"/>
+        <w:rPr/>
+      </w:pPr>
+      <w:r>
+        <w:rPr/>
+        <w:t>Tambahan versi 1.4 (28 Oktober 2026): atlastrade.io menjadi domain resmi untuk pembelian dan pembayaran Lisensi dan Langganan, pembatalan, dan pengembalian dana; satu akun berlaku di ketiga domain (Bab 2 dan Bab 6).</w:t>
       </w:r>
     </w:p>
     <w:p>
@@ -1599,7 +1610,7 @@
                 <w:sz w:val="19"/>
                 <w:szCs w:val="19"/>
               </w:rPr>
-              <w:t>PT MITRANS [nama lengkap sesuai akta ●]</w:t>
+              <w:t>PT MITRANS [PT Mitra Transformasi Inteligensi, ejaan sesuai akta ●]</w:t>
             </w:r>
           </w:p>
         </w:tc>
@@ -2113,6 +2124,63 @@
                 <w:szCs w:val="19"/>
               </w:rPr>
               <w:t>affiliatemarketing.network (tautan rujukan Mitra PLS dan halaman penawaran)</w:t>
+            </w:r>
+          </w:p>
+        </w:tc>
+      </w:tr>
+      <w:tr>
+        <w:trPr>
+          <w:cantSplit w:val="true"/>
+        </w:trPr>
+        <w:tc>
+          <w:tcPr>
+            <w:tcW w:w="4589" w:type="dxa"/>
+            <w:tcBorders>
+              <w:top w:val="single" w:sz="4" w:space="0" w:color="B7C4C9"/>
+              <w:left w:val="single" w:sz="4" w:space="0" w:color="B7C4C9"/>
+              <w:bottom w:val="single" w:sz="4" w:space="0" w:color="B7C4C9"/>
+              <w:right w:val="single" w:sz="4" w:space="0" w:color="B7C4C9"/>
+            </w:tcBorders>
+          </w:tcPr>
+          <w:p>
+            <w:pPr>
+              <w:pStyle w:val="Normal"/>
+              <w:spacing w:before="0" w:after="0"/>
+              <w:jc w:val="left"/>
+              <w:rPr/>
+            </w:pPr>
+            <w:r>
+              <w:rPr>
+                <w:sz w:val="19"/>
+                <w:szCs w:val="19"/>
+              </w:rPr>
+              <w:t>Domain resmi untuk pembelian dan pembayaran</w:t>
+            </w:r>
+          </w:p>
+        </w:tc>
+        <w:tc>
+          <w:tcPr>
+            <w:tcW w:w="4716" w:type="dxa"/>
+            <w:tcBorders>
+              <w:top w:val="single" w:sz="4" w:space="0" w:color="B7C4C9"/>
+              <w:left w:val="single" w:sz="4" w:space="0" w:color="B7C4C9"/>
+              <w:bottom w:val="single" w:sz="4" w:space="0" w:color="B7C4C9"/>
+              <w:right w:val="single" w:sz="4" w:space="0" w:color="B7C4C9"/>
+            </w:tcBorders>
+          </w:tcPr>
+          <w:p>
+            <w:pPr>
+              <w:pStyle w:val="Normal"/>
+              <w:spacing w:before="0" w:after="0"/>
+              <w:jc w:val="left"/>
+              <w:rPr/>
+            </w:pPr>
+            <w:r>
+              <w:rPr>
+                <w:sz w:val="19"/>
+                <w:szCs w:val="19"/>
+              </w:rPr>
+              <w:t>atlastrade.io (pembelian dan pembayaran Lisensi dan Langganan, pembatalan, pengembalian dana, dan akses aplikasi). Ketiga domain memakai satu akun yang sama.</w:t>
             </w:r>
           </w:p>
         </w:tc>
@@ -5318,7 +5386,7 @@
       </w:r>
       <w:r>
         <w:rPr/>
-        <w:t xml:space="preserve"> Lisensi dan Langganan dibeli melalui tautan rujukan Mitra PLS. Pembayaran dilakukan hanya ke rekening resmi Perusahaan, bukan ke rekening pribadi Mitra PLS.</w:t>
+        <w:t xml:space="preserve"> Lisensi dan Langganan dibeli melalui tautan rujukan Mitra PLS. Pembelian dan pembayaran diselesaikan di atlastrade.io, hanya ke rekening atau kanal resmi Perusahaan, bukan ke rekening pribadi Mitra PLS. Mitra PLS yang merujuk tercatat otomatis dari tautan rujukan; pembeli tidak memasukkan kode rujukan.</w:t>
       </w:r>
     </w:p>
     <w:p>

--- a/docs/dokumen/Rencana_Pemasaran_Mitrans-Astra_v1.4.docx
+++ b/docs/dokumen/Rencana_Pemasaran_Mitrans-Astra_v1.4.docx
@@ -430,6 +430,17 @@
       <w:r>
         <w:rPr/>
         <w:t>Tambahan versi 1.4 (28 Oktober 2026): atlastrade.io menjadi domain resmi untuk pembelian dan pembayaran Lisensi dan Langganan, pembatalan, dan pengembalian dana; satu akun berlaku di ketiga domain (Bab 2 dan Bab 6).</w:t>
+      </w:r>
+    </w:p>
+    <w:p>
+      <w:pPr>
+        <w:pStyle w:val="Normal"/>
+        <w:spacing w:before="0" w:after="120"/>
+        <w:rPr/>
+      </w:pPr>
+      <w:r>
+        <w:rPr/>
+        <w:t>Tambahan versi 1.4 (28 Oktober 2026, kedua): akun, pendaftaran, dan Kantor Maya di affiliatemarketing.network; mitrans.id untuk profil Perusahaan; e-book Mitra PLS bukan produk Perusahaan dan tidak menghasilkan PV, komisi, atau bonus (Bab 2, 3, 6, 7, dan 14).</w:t>
       </w:r>
     </w:p>
     <w:p>
@@ -2066,7 +2077,7 @@
                 <w:sz w:val="19"/>
                 <w:szCs w:val="19"/>
               </w:rPr>
-              <w:t>mitrans.id (dokumen resmi, akun, pendaftaran Mitra PLS, dan kantor maya)</w:t>
+              <w:t>mitrans.id (profil Perusahaan dan dokumen resmi)</w:t>
             </w:r>
           </w:p>
         </w:tc>
@@ -2097,7 +2108,7 @@
                 <w:sz w:val="19"/>
                 <w:szCs w:val="19"/>
               </w:rPr>
-              <w:t>Domain resmi untuk tautan rujukan</w:t>
+              <w:t>Domain resmi untuk akun, Kantor Maya, dan tautan rujukan</w:t>
             </w:r>
           </w:p>
         </w:tc>
@@ -2123,7 +2134,7 @@
                 <w:sz w:val="19"/>
                 <w:szCs w:val="19"/>
               </w:rPr>
-              <w:t>affiliatemarketing.network (tautan rujukan Mitra PLS dan halaman penawaran)</w:t>
+              <w:t>affiliatemarketing.network (akun, pendaftaran Mitra PLS, Kantor Maya dan Agent Marketing, tautan rujukan, dan halaman penawaran)</w:t>
             </w:r>
           </w:p>
         </w:tc>
@@ -3214,16 +3225,6 @@
     </w:p>
     <w:p>
       <w:pPr>
-        <w:pStyle w:val="Heading2"/>
-        <w:rPr/>
-      </w:pPr>
-      <w:r>
-        <w:rPr/>
-        <w:t>3.2 Sifat produk</w:t>
-      </w:r>
-    </w:p>
-    <w:p>
-      <w:pPr>
         <w:pStyle w:val="ListParagraph"/>
         <w:numPr>
           <w:ilvl w:val="0"/>
@@ -3234,7 +3235,17 @@
       </w:pPr>
       <w:r>
         <w:rPr/>
-        <w:t>Lisensi adalah hak menggunakan perangkat lunak, yaitu barang tidak berwujud. Lisensi dapat dialihkan kepada orang lain melalui aplikasi sesuai Syarat dan Ketentuan.</w:t>
+        <w:t>E-book buatan Mitra PLS di Agent Marketing adalah produk Mitra PLS, bukan produk Perusahaan: harga Rp25.000–Rp150.000, hasil penjualan diterima Mitra PLS melalui kanal pembayaran platform dan diteruskan ke rekening Mitra PLS, tanpa PV, tanpa komisi, dan tidak dihitung untuk bonus apa pun. Setiap e-book dan halaman penawarannya wajib disetujui Perusahaan sebelum tayang. Perusahaan menyediakan Agent Marketing tanpa biaya.</w:t>
+      </w:r>
+    </w:p>
+    <w:p>
+      <w:pPr>
+        <w:pStyle w:val="Heading2"/>
+        <w:rPr/>
+      </w:pPr>
+      <w:r>
+        <w:rPr/>
+        <w:t>3.2 Sifat produk</w:t>
       </w:r>
     </w:p>
     <w:p>
@@ -3249,7 +3260,7 @@
       </w:pPr>
       <w:r>
         <w:rPr/>
-        <w:t>Platform menyajikan data, alat analisis, dan materi edukasi pasar modal syariah.</w:t>
+        <w:t>Lisensi adalah hak menggunakan perangkat lunak, yaitu barang tidak berwujud. Lisensi dapat dialihkan kepada orang lain melalui aplikasi sesuai Syarat dan Ketentuan.</w:t>
       </w:r>
     </w:p>
     <w:p>
@@ -3264,6 +3275,21 @@
       </w:pPr>
       <w:r>
         <w:rPr/>
+        <w:t>Platform menyajikan data, alat analisis, dan materi edukasi pasar modal syariah.</w:t>
+      </w:r>
+    </w:p>
+    <w:p>
+      <w:pPr>
+        <w:pStyle w:val="ListParagraph"/>
+        <w:numPr>
+          <w:ilvl w:val="0"/>
+          <w:numId w:val="81"/>
+        </w:numPr>
+        <w:spacing w:before="0" w:after="60"/>
+        <w:rPr/>
+      </w:pPr>
+      <w:r>
+        <w:rPr/>
         <w:t xml:space="preserve">Platform </w:t>
       </w:r>
       <w:r>
@@ -3283,7 +3309,7 @@
         <w:pStyle w:val="ListParagraph"/>
         <w:numPr>
           <w:ilvl w:val="0"/>
-          <w:numId w:val="81"/>
+          <w:numId w:val="82"/>
         </w:numPr>
         <w:spacing w:before="0" w:after="60"/>
         <w:rPr/>
@@ -3994,7 +4020,7 @@
         <w:pStyle w:val="ListParagraph"/>
         <w:numPr>
           <w:ilvl w:val="0"/>
-          <w:numId w:val="82"/>
+          <w:numId w:val="83"/>
         </w:numPr>
         <w:spacing w:before="0" w:after="60"/>
         <w:rPr/>
@@ -4013,91 +4039,6 @@
       <w:r>
         <w:rPr/>
         <w:t xml:space="preserve"> di bawah setiap Mitra PLS.</w:t>
-      </w:r>
-    </w:p>
-    <w:p>
-      <w:pPr>
-        <w:pStyle w:val="ListParagraph"/>
-        <w:numPr>
-          <w:ilvl w:val="0"/>
-          <w:numId w:val="83"/>
-        </w:numPr>
-        <w:spacing w:before="0" w:after="60"/>
-        <w:rPr/>
-      </w:pPr>
-      <w:r>
-        <w:rPr/>
-        <w:t>Ada plafon bulanan, batas per orang, dan syarat aktif bulanan (Bab 9 dan Bab 12).</w:t>
-      </w:r>
-    </w:p>
-    <w:p>
-      <w:pPr>
-        <w:pStyle w:val="Normal"/>
-        <w:spacing w:before="0" w:after="120"/>
-        <w:rPr/>
-      </w:pPr>
-      <w:r>
-        <w:rPr>
-          <w:b/>
-          <w:bCs/>
-        </w:rPr>
-        <w:t>Penempatan posisi.</w:t>
-      </w:r>
-      <w:r>
-        <w:rPr/>
-        <w:t xml:space="preserve"> Posisi Mitra PLS baru ditempatkan di bawah posisi Sponsor-nya, pada kaki yang jumlah Lisensinya lebih sedikit, di ujung terluar kaki itu. Bila jumlah Lisensi kedua kaki sama, posisi ditempatkan di kaki kiri. Penempatan dilakukan otomatis oleh sistem dan tercatat di kantor maya.</w:t>
-      </w:r>
-      <w:r>
-        <w:br w:type="page"/>
-      </w:r>
-    </w:p>
-    <w:p>
-      <w:pPr>
-        <w:pStyle w:val="Heading1"/>
-        <w:spacing w:before="0" w:after="200"/>
-        <w:rPr/>
-      </w:pPr>
-      <w:r>
-        <w:rPr/>
-        <w:t>Bab 5. Keanggotaan dan Biaya Pendaftaran</w:t>
-      </w:r>
-    </w:p>
-    <w:p>
-      <w:pPr>
-        <w:pStyle w:val="Heading2"/>
-        <w:rPr/>
-      </w:pPr>
-      <w:r>
-        <w:rPr/>
-        <w:t>5.1 Biaya pendaftaran</w:t>
-      </w:r>
-    </w:p>
-    <w:p>
-      <w:pPr>
-        <w:pStyle w:val="Normal"/>
-        <w:spacing w:before="0" w:after="120"/>
-        <w:rPr/>
-      </w:pPr>
-      <w:r>
-        <w:rPr>
-          <w:b/>
-          <w:bCs/>
-        </w:rPr>
-        <w:t>Pendaftaran Mitra PLS tidak dipungut biaya (Rp0).</w:t>
-      </w:r>
-      <w:r>
-        <w:rPr/>
-        <w:t xml:space="preserve"> Pendaftaran tidak mewajibkan pembelian Lisensi, Langganan, atau barang lain.</w:t>
-      </w:r>
-    </w:p>
-    <w:p>
-      <w:pPr>
-        <w:pStyle w:val="Heading2"/>
-        <w:rPr/>
-      </w:pPr>
-      <w:r>
-        <w:rPr/>
-        <w:t>5.2 Persyaratan Mitra PLS</w:t>
       </w:r>
     </w:p>
     <w:p>
@@ -4112,7 +4053,77 @@
       </w:pPr>
       <w:r>
         <w:rPr/>
-        <w:t>Berusia paling rendah 18 tahun atau sudah cakap hukum.</w:t>
+        <w:t>Ada plafon bulanan, batas per orang, dan syarat aktif bulanan (Bab 9 dan Bab 12).</w:t>
+      </w:r>
+    </w:p>
+    <w:p>
+      <w:pPr>
+        <w:pStyle w:val="Normal"/>
+        <w:spacing w:before="0" w:after="120"/>
+        <w:rPr/>
+      </w:pPr>
+      <w:r>
+        <w:rPr>
+          <w:b/>
+          <w:bCs/>
+        </w:rPr>
+        <w:t>Penempatan posisi.</w:t>
+      </w:r>
+      <w:r>
+        <w:rPr/>
+        <w:t xml:space="preserve"> Posisi Mitra PLS baru ditempatkan di bawah posisi Sponsor-nya, pada kaki yang jumlah Lisensinya lebih sedikit, di ujung terluar kaki itu. Bila jumlah Lisensi kedua kaki sama, posisi ditempatkan di kaki kiri. Penempatan dilakukan otomatis oleh sistem dan tercatat di kantor maya.</w:t>
+      </w:r>
+      <w:r>
+        <w:br w:type="page"/>
+      </w:r>
+    </w:p>
+    <w:p>
+      <w:pPr>
+        <w:pStyle w:val="Heading1"/>
+        <w:spacing w:before="0" w:after="200"/>
+        <w:rPr/>
+      </w:pPr>
+      <w:r>
+        <w:rPr/>
+        <w:t>Bab 5. Keanggotaan dan Biaya Pendaftaran</w:t>
+      </w:r>
+    </w:p>
+    <w:p>
+      <w:pPr>
+        <w:pStyle w:val="Heading2"/>
+        <w:rPr/>
+      </w:pPr>
+      <w:r>
+        <w:rPr/>
+        <w:t>5.1 Biaya pendaftaran</w:t>
+      </w:r>
+    </w:p>
+    <w:p>
+      <w:pPr>
+        <w:pStyle w:val="Normal"/>
+        <w:spacing w:before="0" w:after="120"/>
+        <w:rPr/>
+      </w:pPr>
+      <w:r>
+        <w:rPr>
+          <w:b/>
+          <w:bCs/>
+        </w:rPr>
+        <w:t>Pendaftaran Mitra PLS tidak dipungut biaya (Rp0).</w:t>
+      </w:r>
+      <w:r>
+        <w:rPr/>
+        <w:t xml:space="preserve"> Pendaftaran tidak mewajibkan pembelian Lisensi, Langganan, atau barang lain.</w:t>
+      </w:r>
+    </w:p>
+    <w:p>
+      <w:pPr>
+        <w:pStyle w:val="Heading2"/>
+        <w:rPr/>
+      </w:pPr>
+      <w:r>
+        <w:rPr/>
+        <w:t>5.2 Persyaratan Mitra PLS</w:t>
       </w:r>
     </w:p>
     <w:p>
@@ -4127,7 +4138,7 @@
       </w:pPr>
       <w:r>
         <w:rPr/>
-        <w:t>Memiliki KTP elektronik yang masih berlaku. Satu Nomor Induk Kependudukan (NIK) hanya untuk satu akun Mitra PLS.</w:t>
+        <w:t>Berusia paling rendah 18 tahun atau sudah cakap hukum.</w:t>
       </w:r>
     </w:p>
     <w:p>
@@ -4142,7 +4153,7 @@
       </w:pPr>
       <w:r>
         <w:rPr/>
-        <w:t>Memiliki rekening bank atas nama sendiri untuk menerima komisi dan bonus.</w:t>
+        <w:t>Memiliki KTP elektronik yang masih berlaku. Satu Nomor Induk Kependudukan (NIK) hanya untuk satu akun Mitra PLS.</w:t>
       </w:r>
     </w:p>
     <w:p>
@@ -4157,7 +4168,7 @@
       </w:pPr>
       <w:r>
         <w:rPr/>
-        <w:t>Membaca serta menyetujui Rencana Pemasaran, Kode Etik, dan Syarat dan Ketentuan secara elektronik.</w:t>
+        <w:t>Memiliki rekening bank atas nama sendiri untuk menerima komisi dan bonus.</w:t>
       </w:r>
     </w:p>
     <w:p>
@@ -4166,6 +4177,21 @@
         <w:numPr>
           <w:ilvl w:val="0"/>
           <w:numId w:val="88"/>
+        </w:numPr>
+        <w:spacing w:before="0" w:after="60"/>
+        <w:rPr/>
+      </w:pPr>
+      <w:r>
+        <w:rPr/>
+        <w:t>Membaca serta menyetujui Rencana Pemasaran, Kode Etik, dan Syarat dan Ketentuan secara elektronik.</w:t>
+      </w:r>
+    </w:p>
+    <w:p>
+      <w:pPr>
+        <w:pStyle w:val="ListParagraph"/>
+        <w:numPr>
+          <w:ilvl w:val="0"/>
+          <w:numId w:val="89"/>
         </w:numPr>
         <w:spacing w:before="0" w:after="60"/>
         <w:rPr/>
@@ -5201,22 +5227,7 @@
       </w:r>
       <w:r>
         <w:rPr/>
-        <w:t xml:space="preserve"> melalui akun mitrans.id, berisi:</w:t>
-      </w:r>
-    </w:p>
-    <w:p>
-      <w:pPr>
-        <w:pStyle w:val="ListParagraph"/>
-        <w:numPr>
-          <w:ilvl w:val="0"/>
-          <w:numId w:val="89"/>
-        </w:numPr>
-        <w:spacing w:before="0" w:after="60"/>
-        <w:rPr/>
-      </w:pPr>
-      <w:r>
-        <w:rPr/>
-        <w:t>Rencana Pemasaran ini.</w:t>
+        <w:t xml:space="preserve"> melalui akun affiliatemarketing.network, berisi:</w:t>
       </w:r>
     </w:p>
     <w:p>
@@ -5231,7 +5242,7 @@
       </w:pPr>
       <w:r>
         <w:rPr/>
-        <w:t>Kode Etik Mitra PLS.</w:t>
+        <w:t>Rencana Pemasaran ini.</w:t>
       </w:r>
     </w:p>
     <w:p>
@@ -5246,7 +5257,7 @@
       </w:pPr>
       <w:r>
         <w:rPr/>
-        <w:t>Syarat dan Ketentuan, termasuk Ketentuan Kemitraan.</w:t>
+        <w:t>Kode Etik Mitra PLS.</w:t>
       </w:r>
     </w:p>
     <w:p>
@@ -5261,7 +5272,7 @@
       </w:pPr>
       <w:r>
         <w:rPr/>
-        <w:t>Panduan produk dan cara penggunaan platform.</w:t>
+        <w:t>Syarat dan Ketentuan, termasuk Ketentuan Kemitraan.</w:t>
       </w:r>
     </w:p>
     <w:p>
@@ -5276,7 +5287,7 @@
       </w:pPr>
       <w:r>
         <w:rPr/>
-        <w:t>Materi pelatihan dasar dan daftar periksa orientasi pelanggan.</w:t>
+        <w:t>Panduan produk dan cara penggunaan platform.</w:t>
       </w:r>
     </w:p>
     <w:p>
@@ -5291,7 +5302,7 @@
       </w:pPr>
       <w:r>
         <w:rPr/>
-        <w:t>Akses kantor maya (back office) untuk memantau penjualan, jaringan, status aktif, dan bonus.</w:t>
+        <w:t>Materi pelatihan dasar dan daftar periksa orientasi pelanggan.</w:t>
       </w:r>
     </w:p>
     <w:p>
@@ -5306,21 +5317,7 @@
       </w:pPr>
       <w:r>
         <w:rPr/>
-        <w:t>Tautan rujukan pribadi untuk penjualan di affiliatemarketing.network, yang aktif setelah Mitra PLS lulus kuis singkat tentang Kode Etik. Kuis tersedia di Kelas Kemitraan dan secara daring, tanpa biaya.</w:t>
-      </w:r>
-      <w:r>
-        <w:br w:type="page"/>
-      </w:r>
-    </w:p>
-    <w:p>
-      <w:pPr>
-        <w:pStyle w:val="Heading1"/>
-        <w:spacing w:before="0" w:after="200"/>
-        <w:rPr/>
-      </w:pPr>
-      <w:r>
-        <w:rPr/>
-        <w:t>Bab 7. Alur Penjualan</w:t>
+        <w:t>Akses kantor maya (back office) untuk memantau penjualan, jaringan, status aktif, dan bonus. Termasuk Agent Marketing: fasilitas tanpa biaya untuk membuat e-book dan halaman penawaran milik Mitra PLS, yang tayang setelah disetujui Perusahaan.</w:t>
       </w:r>
     </w:p>
     <w:p>
@@ -5334,15 +5331,22 @@
         <w:rPr/>
       </w:pPr>
       <w:r>
-        <w:rPr>
-          <w:b/>
-          <w:bCs/>
-        </w:rPr>
-        <w:t>Penjelasan awal.</w:t>
-      </w:r>
-      <w:r>
-        <w:rPr/>
-        <w:t xml:space="preserve"> Sebelum mendaftarkan calon Mitra PLS, Perusahaan dan Mitra PLS memberikan keterangan lisan dan tertulis tentang identitas Perusahaan, produk, Rencana Pemasaran, dan Kode Etik. Halaman pendaftaran mitrans.id menampilkan seluruh dokumen ini sebelum persetujuan diberikan.</w:t>
+        <w:rPr/>
+        <w:t>Tautan rujukan pribadi untuk penjualan di affiliatemarketing.network, yang aktif setelah Mitra PLS lulus kuis singkat tentang Kode Etik. Kuis tersedia di Kelas Kemitraan dan secara daring, tanpa biaya.</w:t>
+      </w:r>
+      <w:r>
+        <w:br w:type="page"/>
+      </w:r>
+    </w:p>
+    <w:p>
+      <w:pPr>
+        <w:pStyle w:val="Heading1"/>
+        <w:spacing w:before="0" w:after="200"/>
+        <w:rPr/>
+      </w:pPr>
+      <w:r>
+        <w:rPr/>
+        <w:t>Bab 7. Alur Penjualan</w:t>
       </w:r>
     </w:p>
     <w:p>
@@ -5360,11 +5364,11 @@
           <w:b/>
           <w:bCs/>
         </w:rPr>
-        <w:t>Pendaftaran</w:t>
-      </w:r>
-      <w:r>
-        <w:rPr/>
-        <w:t xml:space="preserve"> di mitrans.id, melalui tautan rujukan Mitra PLS di affiliatemarketing.network atau langsung, beserta verifikasi identitas.</w:t>
+        <w:t>Penjelasan awal.</w:t>
+      </w:r>
+      <w:r>
+        <w:rPr/>
+        <w:t xml:space="preserve"> Sebelum mendaftarkan calon Mitra PLS, Perusahaan dan Mitra PLS memberikan keterangan lisan dan tertulis tentang identitas Perusahaan, produk, Rencana Pemasaran, dan Kode Etik. Halaman pendaftaran di affiliatemarketing.network menampilkan seluruh dokumen ini sebelum persetujuan diberikan.</w:t>
       </w:r>
     </w:p>
     <w:p>
@@ -5382,11 +5386,11 @@
           <w:b/>
           <w:bCs/>
         </w:rPr>
-        <w:t>Pembelian.</w:t>
-      </w:r>
-      <w:r>
-        <w:rPr/>
-        <w:t xml:space="preserve"> Lisensi dan Langganan dibeli melalui tautan rujukan Mitra PLS. Pembelian dan pembayaran diselesaikan di atlastrade.io, hanya ke rekening atau kanal resmi Perusahaan, bukan ke rekening pribadi Mitra PLS. Mitra PLS yang merujuk tercatat otomatis dari tautan rujukan; pembeli tidak memasukkan kode rujukan.</w:t>
+        <w:t>Pendaftaran</w:t>
+      </w:r>
+      <w:r>
+        <w:rPr/>
+        <w:t xml:space="preserve"> di affiliatemarketing.network, tanpa biaya dan tanpa kewajiban membeli, melalui tautan rujukan atau e-book Mitra PLS, atau langsung, beserta verifikasi identitas.</w:t>
       </w:r>
     </w:p>
     <w:p>
@@ -5404,11 +5408,11 @@
           <w:b/>
           <w:bCs/>
         </w:rPr>
-        <w:t>Aktivasi.</w:t>
-      </w:r>
-      <w:r>
-        <w:rPr/>
-        <w:t xml:space="preserve"> Lisensi aktif setelah pembayaran diterima. Pembeli menerima bukti pembelian dan faktur.</w:t>
+        <w:t>Pembelian.</w:t>
+      </w:r>
+      <w:r>
+        <w:rPr/>
+        <w:t xml:space="preserve"> Lisensi dan Langganan dibeli melalui tautan rujukan Mitra PLS. Pembelian dan pembayaran diselesaikan di atlastrade.io, hanya ke rekening atau kanal resmi Perusahaan, bukan ke rekening pribadi Mitra PLS. Mitra PLS yang merujuk tercatat otomatis dari tautan rujukan; pembeli tidak memasukkan kode rujukan. Di webinar RT3, yang ditawarkan adalah Lisensi Rp7.500.000 yang sudah termasuk akses 30 hari; Langganan Rp399.000 baru ditagih pada hari ke-30 dan tidak dijual tanpa Lisensi. Sponsor pembeli yang sebelumnya membeli e-book Mitra PLS adalah pemilik e-book yang pertama kali dibelinya.</w:t>
       </w:r>
     </w:p>
     <w:p>
@@ -5426,11 +5430,11 @@
           <w:b/>
           <w:bCs/>
         </w:rPr>
-        <w:t>Pendampingan orientasi.</w:t>
-      </w:r>
-      <w:r>
-        <w:rPr/>
-        <w:t xml:space="preserve"> Dalam 7 hari setelah pembelian, Mitra PLS yang menjual mendampingi pembeli: aktivasi akun, pengenalan fitur, dan etika penggunaan. Pembeli mengonfirmasi pendampingan ini di aplikasi.</w:t>
+        <w:t>Aktivasi.</w:t>
+      </w:r>
+      <w:r>
+        <w:rPr/>
+        <w:t xml:space="preserve"> Lisensi aktif setelah pembayaran diterima. Pembeli menerima bukti pembelian dan faktur.</w:t>
       </w:r>
     </w:p>
     <w:p>
@@ -5448,11 +5452,11 @@
           <w:b/>
           <w:bCs/>
         </w:rPr>
-        <w:t>Pelatihan pengguna.</w:t>
-      </w:r>
-      <w:r>
-        <w:rPr/>
-        <w:t xml:space="preserve"> Perusahaan menyelenggarakan workshop pelatihan 2 hari setiap bulan bagi pemegang Lisensi, serta kelas daring pengganti bagi yang tidak dapat hadir. Pelatihan ini tidak dipungut biaya, tidak dijual, dan bukan bagian dari harga Lisensi. Pada hari ke-2, peserta yang berminat menerima penjelasan lengkap tentang kemitraan (Kelas Kemitraan). Mendaftar sebagai Mitra PLS tetap pilihan bebas.</w:t>
+        <w:t>Pendampingan orientasi.</w:t>
+      </w:r>
+      <w:r>
+        <w:rPr/>
+        <w:t xml:space="preserve"> Dalam 7 hari setelah pembelian, Mitra PLS yang menjual mendampingi pembeli: aktivasi akun, pengenalan fitur, dan etika penggunaan. Pembeli mengonfirmasi pendampingan ini di aplikasi.</w:t>
       </w:r>
     </w:p>
     <w:p>
@@ -5470,22 +5474,11 @@
           <w:b/>
           <w:bCs/>
         </w:rPr>
-        <w:t>Langganan.</w:t>
-      </w:r>
-      <w:r>
-        <w:rPr/>
-        <w:t xml:space="preserve"> Mulai 30 hari setelah aktivasi Lisensi, pembeli dapat melanjutkan Langganan setiap 30 hari atas persetujuannya sendiri. Pembeli dapat berhenti kapan saja. Pembayaran sebelum jatuh tempo menyambung dari akhir akses; bila akses sudah berakhir, periode baru dimulai saat dibayar. Bila Langganan berhenti, akses aplikasi berhenti, tetapi Lisensi tetap berlaku dan Langganan dapat dilanjutkan kapan saja tanpa membeli Lisensi ulang.</w:t>
-      </w:r>
-    </w:p>
-    <w:p>
-      <w:pPr>
-        <w:pStyle w:val="Normal"/>
-        <w:spacing w:before="0" w:after="120"/>
-        <w:rPr/>
-      </w:pPr>
-      <w:r>
-        <w:rPr/>
-        <w:t>Larangan saluran penjualan:</w:t>
+        <w:t>Pelatihan pengguna.</w:t>
+      </w:r>
+      <w:r>
+        <w:rPr/>
+        <w:t xml:space="preserve"> Perusahaan menyelenggarakan workshop pelatihan 2 hari setiap bulan bagi pemegang Lisensi, serta kelas daring pengganti bagi yang tidak dapat hadir. Pelatihan ini tidak dipungut biaya, tidak dijual, dan bukan bagian dari harga Lisensi. Pada hari ke-2, peserta yang berminat menerima penjelasan lengkap tentang kemitraan (Kelas Kemitraan). Mendaftar sebagai Mitra PLS tetap pilihan bebas.</w:t>
       </w:r>
     </w:p>
     <w:p>
@@ -5499,8 +5492,26 @@
         <w:rPr/>
       </w:pPr>
       <w:r>
-        <w:rPr/>
-        <w:t>Perusahaan tidak menjual langsung kepada konsumen tanpa melalui Mitra PLS.</w:t>
+        <w:rPr>
+          <w:b/>
+          <w:bCs/>
+        </w:rPr>
+        <w:t>Langganan.</w:t>
+      </w:r>
+      <w:r>
+        <w:rPr/>
+        <w:t xml:space="preserve"> Mulai 30 hari setelah aktivasi Lisensi, pembeli dapat melanjutkan Langganan setiap 30 hari atas persetujuannya sendiri. Pembeli dapat berhenti kapan saja. Pembayaran sebelum jatuh tempo menyambung dari akhir akses; bila akses sudah berakhir, periode baru dimulai saat dibayar. Bila Langganan berhenti, akses aplikasi berhenti, tetapi Lisensi tetap berlaku dan Langganan dapat dilanjutkan kapan saja tanpa membeli Lisensi ulang.</w:t>
+      </w:r>
+    </w:p>
+    <w:p>
+      <w:pPr>
+        <w:pStyle w:val="Normal"/>
+        <w:spacing w:before="0" w:after="120"/>
+        <w:rPr/>
+      </w:pPr>
+      <w:r>
+        <w:rPr/>
+        <w:t>Larangan saluran penjualan:</w:t>
       </w:r>
     </w:p>
     <w:p>
@@ -5509,6 +5520,21 @@
         <w:numPr>
           <w:ilvl w:val="0"/>
           <w:numId w:val="104"/>
+        </w:numPr>
+        <w:spacing w:before="0" w:after="60"/>
+        <w:rPr/>
+      </w:pPr>
+      <w:r>
+        <w:rPr/>
+        <w:t>Perusahaan tidak menjual langsung kepada konsumen tanpa melalui Mitra PLS.</w:t>
+      </w:r>
+    </w:p>
+    <w:p>
+      <w:pPr>
+        <w:pStyle w:val="ListParagraph"/>
+        <w:numPr>
+          <w:ilvl w:val="0"/>
+          <w:numId w:val="105"/>
         </w:numPr>
         <w:spacing w:before="0" w:after="60"/>
         <w:rPr/>
@@ -6624,7 +6650,7 @@
         <w:pStyle w:val="ListParagraph"/>
         <w:numPr>
           <w:ilvl w:val="0"/>
-          <w:numId w:val="105"/>
+          <w:numId w:val="106"/>
         </w:numPr>
         <w:spacing w:before="0" w:after="60"/>
         <w:rPr/>
@@ -6639,28 +6665,6 @@
       <w:r>
         <w:rPr/>
         <w:t xml:space="preserve"> dicatat pada posisi Mitra PLS penjual. Volumenya dihitung untuk upline Mitra PLS itu, tetapi tidak menimbulkan Bonus Level.</w:t>
-      </w:r>
-    </w:p>
-    <w:p>
-      <w:pPr>
-        <w:pStyle w:val="ListParagraph"/>
-        <w:numPr>
-          <w:ilvl w:val="0"/>
-          <w:numId w:val="106"/>
-        </w:numPr>
-        <w:spacing w:before="0" w:after="60"/>
-        <w:rPr/>
-      </w:pPr>
-      <w:r>
-        <w:rPr>
-          <w:b/>
-          <w:bCs/>
-        </w:rPr>
-        <w:t>Sisa unit pasangan</w:t>
-      </w:r>
-      <w:r>
-        <w:rPr/>
-        <w:t xml:space="preserve"> yang belum berpasangan tetap tercatat untuk perhitungan berikutnya.</w:t>
       </w:r>
     </w:p>
     <w:p>
@@ -6678,11 +6682,11 @@
           <w:b/>
           <w:bCs/>
         </w:rPr>
-        <w:t>Generasi pembinaan:</w:t>
-      </w:r>
-      <w:r>
-        <w:rPr/>
-        <w:t xml:space="preserve"> generasi 1 adalah Mitra PLS yang disponsori langsung, generasi 2 adalah Mitra PLS yang mereka sponsori, dan seterusnya.</w:t>
+        <w:t>Sisa unit pasangan</w:t>
+      </w:r>
+      <w:r>
+        <w:rPr/>
+        <w:t xml:space="preserve"> yang belum berpasangan tetap tercatat untuk perhitungan berikutnya.</w:t>
       </w:r>
     </w:p>
     <w:p>
@@ -6691,6 +6695,28 @@
         <w:numPr>
           <w:ilvl w:val="0"/>
           <w:numId w:val="108"/>
+        </w:numPr>
+        <w:spacing w:before="0" w:after="60"/>
+        <w:rPr/>
+      </w:pPr>
+      <w:r>
+        <w:rPr>
+          <w:b/>
+          <w:bCs/>
+        </w:rPr>
+        <w:t>Generasi pembinaan:</w:t>
+      </w:r>
+      <w:r>
+        <w:rPr/>
+        <w:t xml:space="preserve"> generasi 1 adalah Mitra PLS yang disponsori langsung, generasi 2 adalah Mitra PLS yang mereka sponsori, dan seterusnya.</w:t>
+      </w:r>
+    </w:p>
+    <w:p>
+      <w:pPr>
+        <w:pStyle w:val="ListParagraph"/>
+        <w:numPr>
+          <w:ilvl w:val="0"/>
+          <w:numId w:val="109"/>
         </w:numPr>
         <w:spacing w:before="0" w:after="60"/>
         <w:rPr/>
@@ -7565,7 +7591,7 @@
         <w:pStyle w:val="ListParagraph"/>
         <w:numPr>
           <w:ilvl w:val="0"/>
-          <w:numId w:val="109"/>
+          <w:numId w:val="110"/>
         </w:numPr>
         <w:spacing w:before="0" w:after="60"/>
         <w:rPr/>
@@ -7584,21 +7610,6 @@
       <w:r>
         <w:rPr/>
         <w:t>, dengan nominal utuh. Jumlahnya paling banyak Rp49.000.000 per orang sampai Emerald.</w:t>
-      </w:r>
-    </w:p>
-    <w:p>
-      <w:pPr>
-        <w:pStyle w:val="ListParagraph"/>
-        <w:numPr>
-          <w:ilvl w:val="0"/>
-          <w:numId w:val="110"/>
-        </w:numPr>
-        <w:spacing w:before="0" w:after="60"/>
-        <w:rPr/>
-      </w:pPr>
-      <w:r>
-        <w:rPr/>
-        <w:t>Klaim diajukan pada bulan pertama Mitra PLS aktif setelah peringkat tercapai.</w:t>
       </w:r>
     </w:p>
     <w:p>
@@ -7613,7 +7624,7 @@
       </w:pPr>
       <w:r>
         <w:rPr/>
-        <w:t>Klaim dibayar dari dana peringkat 2% omzet bersih Lisensi bulan itu, menurut urutan klaim. Klaim berikutnya tetap menunggu selama klaim di depannya belum terbayar, walaupun nominalnya lebih kecil.</w:t>
+        <w:t>Klaim diajukan pada bulan pertama Mitra PLS aktif setelah peringkat tercapai.</w:t>
       </w:r>
     </w:p>
     <w:p>
@@ -7628,7 +7639,7 @@
       </w:pPr>
       <w:r>
         <w:rPr/>
-        <w:t>Bila dana bulan itu tidak cukup, klaim menunggu dana bulan berikutnya. Klaim yang menunggu lebih dari 6 bulan dilunasi dari dana cadangan Perusahaan.</w:t>
+        <w:t>Klaim dibayar dari dana peringkat 2% omzet bersih Lisensi bulan itu, menurut urutan klaim. Klaim berikutnya tetap menunggu selama klaim di depannya belum terbayar, walaupun nominalnya lebih kecil.</w:t>
       </w:r>
     </w:p>
     <w:p>
@@ -7637,6 +7648,21 @@
         <w:numPr>
           <w:ilvl w:val="0"/>
           <w:numId w:val="113"/>
+        </w:numPr>
+        <w:spacing w:before="0" w:after="60"/>
+        <w:rPr/>
+      </w:pPr>
+      <w:r>
+        <w:rPr/>
+        <w:t>Bila dana bulan itu tidak cukup, klaim menunggu dana bulan berikutnya. Klaim yang menunggu lebih dari 6 bulan dilunasi dari dana cadangan Perusahaan.</w:t>
+      </w:r>
+    </w:p>
+    <w:p>
+      <w:pPr>
+        <w:pStyle w:val="ListParagraph"/>
+        <w:numPr>
+          <w:ilvl w:val="0"/>
+          <w:numId w:val="114"/>
         </w:numPr>
         <w:spacing w:before="0" w:after="60"/>
         <w:rPr/>
@@ -7963,21 +7989,6 @@
         <w:pStyle w:val="ListParagraph"/>
         <w:numPr>
           <w:ilvl w:val="0"/>
-          <w:numId w:val="114"/>
-        </w:numPr>
-        <w:spacing w:before="0" w:after="60"/>
-        <w:rPr/>
-      </w:pPr>
-      <w:r>
-        <w:rPr/>
-        <w:t>Dana tiap tingkat dibagi rata kepada pemegang tingkat yang aktif bulan itu.</w:t>
-      </w:r>
-    </w:p>
-    <w:p>
-      <w:pPr>
-        <w:pStyle w:val="ListParagraph"/>
-        <w:numPr>
-          <w:ilvl w:val="0"/>
           <w:numId w:val="115"/>
         </w:numPr>
         <w:spacing w:before="0" w:after="60"/>
@@ -7985,7 +7996,7 @@
       </w:pPr>
       <w:r>
         <w:rPr/>
-        <w:t>Pemegang tingkat 2 juga menerima bagian tingkat 1.</w:t>
+        <w:t>Dana tiap tingkat dibagi rata kepada pemegang tingkat yang aktif bulan itu.</w:t>
       </w:r>
     </w:p>
     <w:p>
@@ -8000,18 +8011,7 @@
       </w:pPr>
       <w:r>
         <w:rPr/>
-        <w:t xml:space="preserve">Bagian seseorang paling banyak </w:t>
-      </w:r>
-      <w:r>
-        <w:rPr>
-          <w:b/>
-          <w:bCs/>
-        </w:rPr>
-        <w:t>Rp100.000.000 per bulan</w:t>
-      </w:r>
-      <w:r>
-        <w:rPr/>
-        <w:t xml:space="preserve"> untuk kedua tingkat. Kelebihannya dibagi kembali kepada pemegang lain yang belum mencapai batas.</w:t>
+        <w:t>Pemegang tingkat 2 juga menerima bagian tingkat 1.</w:t>
       </w:r>
     </w:p>
     <w:p>
@@ -8026,50 +8026,18 @@
       </w:pPr>
       <w:r>
         <w:rPr/>
-        <w:t>Dana yang tidak memiliki penerima dimasukkan ke Pool Aktif.</w:t>
-      </w:r>
-    </w:p>
-    <w:p>
-      <w:pPr>
-        <w:pStyle w:val="Heading2"/>
-        <w:rPr/>
-      </w:pPr>
-      <w:r>
-        <w:rPr/>
-        <w:t>8.4 Pool Aktif</w:t>
-      </w:r>
-    </w:p>
-    <w:p>
-      <w:pPr>
-        <w:pStyle w:val="Normal"/>
-        <w:spacing w:before="0" w:after="120"/>
-        <w:rPr/>
-      </w:pPr>
-      <w:r>
-        <w:rPr/>
-        <w:t xml:space="preserve">Pool Aktif adalah dana bulanan yang dibagikan kepada </w:t>
+        <w:t xml:space="preserve">Bagian seseorang paling banyak </w:t>
       </w:r>
       <w:r>
         <w:rPr>
           <w:b/>
           <w:bCs/>
         </w:rPr>
-        <w:t>semua Mitra PLS yang aktif pada bulan itu</w:t>
-      </w:r>
-      <w:r>
-        <w:rPr/>
-        <w:t>, sebanding jumlah penjualan baru pribadinya.</w:t>
-      </w:r>
-    </w:p>
-    <w:p>
-      <w:pPr>
-        <w:pStyle w:val="Normal"/>
-        <w:spacing w:before="0" w:after="120"/>
-        <w:rPr/>
-      </w:pPr>
-      <w:r>
-        <w:rPr/>
-        <w:t>Sumber Pool Aktif:</w:t>
+        <w:t>Rp100.000.000 per bulan</w:t>
+      </w:r>
+      <w:r>
+        <w:rPr/>
+        <w:t xml:space="preserve"> untuk kedua tingkat. Kelebihannya dibagi kembali kepada pemegang lain yang belum mencapai batas.</w:t>
       </w:r>
     </w:p>
     <w:p>
@@ -8084,7 +8052,50 @@
       </w:pPr>
       <w:r>
         <w:rPr/>
-        <w:t>Bonus tim yang hangus karena penerimanya tidak aktif dalam masa tunggu (Bab 9).</w:t>
+        <w:t>Dana yang tidak memiliki penerima dimasukkan ke Pool Aktif.</w:t>
+      </w:r>
+    </w:p>
+    <w:p>
+      <w:pPr>
+        <w:pStyle w:val="Heading2"/>
+        <w:rPr/>
+      </w:pPr>
+      <w:r>
+        <w:rPr/>
+        <w:t>8.4 Pool Aktif</w:t>
+      </w:r>
+    </w:p>
+    <w:p>
+      <w:pPr>
+        <w:pStyle w:val="Normal"/>
+        <w:spacing w:before="0" w:after="120"/>
+        <w:rPr/>
+      </w:pPr>
+      <w:r>
+        <w:rPr/>
+        <w:t xml:space="preserve">Pool Aktif adalah dana bulanan yang dibagikan kepada </w:t>
+      </w:r>
+      <w:r>
+        <w:rPr>
+          <w:b/>
+          <w:bCs/>
+        </w:rPr>
+        <w:t>semua Mitra PLS yang aktif pada bulan itu</w:t>
+      </w:r>
+      <w:r>
+        <w:rPr/>
+        <w:t>, sebanding jumlah penjualan baru pribadinya.</w:t>
+      </w:r>
+    </w:p>
+    <w:p>
+      <w:pPr>
+        <w:pStyle w:val="Normal"/>
+        <w:spacing w:before="0" w:after="120"/>
+        <w:rPr/>
+      </w:pPr>
+      <w:r>
+        <w:rPr/>
+        <w:t>Sumber Pool Aktif:</w:t>
       </w:r>
     </w:p>
     <w:p>
@@ -8099,7 +8110,7 @@
       </w:pPr>
       <w:r>
         <w:rPr/>
-        <w:t>Dana Royalti yang tidak memiliki penerima, serta kelebihan di atas batas Royalti.</w:t>
+        <w:t>Bonus tim yang hangus karena penerimanya tidak aktif dalam masa tunggu (Bab 9).</w:t>
       </w:r>
     </w:p>
     <w:p>
@@ -8114,7 +8125,7 @@
       </w:pPr>
       <w:r>
         <w:rPr/>
-        <w:t>Sisa dana peringkat bulan itu.</w:t>
+        <w:t>Dana Royalti yang tidak memiliki penerima, serta kelebihan di atas batas Royalti.</w:t>
       </w:r>
     </w:p>
     <w:p>
@@ -8129,7 +8140,7 @@
       </w:pPr>
       <w:r>
         <w:rPr/>
-        <w:t>Bagian Plan A di atas batas gabungan Rp1.000.000.000 per orang per bulan.</w:t>
+        <w:t>Sisa dana peringkat bulan itu.</w:t>
       </w:r>
     </w:p>
     <w:p>
@@ -8138,6 +8149,21 @@
         <w:numPr>
           <w:ilvl w:val="0"/>
           <w:numId w:val="122"/>
+        </w:numPr>
+        <w:spacing w:before="0" w:after="60"/>
+        <w:rPr/>
+      </w:pPr>
+      <w:r>
+        <w:rPr/>
+        <w:t>Bagian Plan A di atas batas gabungan Rp1.000.000.000 per orang per bulan.</w:t>
+      </w:r>
+    </w:p>
+    <w:p>
+      <w:pPr>
+        <w:pStyle w:val="ListParagraph"/>
+        <w:numPr>
+          <w:ilvl w:val="0"/>
+          <w:numId w:val="123"/>
         </w:numPr>
         <w:spacing w:before="0" w:after="60"/>
         <w:rPr/>
@@ -9564,21 +9590,6 @@
         <w:pStyle w:val="ListParagraph"/>
         <w:numPr>
           <w:ilvl w:val="0"/>
-          <w:numId w:val="123"/>
-        </w:numPr>
-        <w:spacing w:before="0" w:after="60"/>
-        <w:rPr/>
-      </w:pPr>
-      <w:r>
-        <w:rPr/>
-        <w:t>Lisensi yang dibeli Mitra PLS baru yang ia sponsori;</w:t>
-      </w:r>
-    </w:p>
-    <w:p>
-      <w:pPr>
-        <w:pStyle w:val="ListParagraph"/>
-        <w:numPr>
-          <w:ilvl w:val="0"/>
           <w:numId w:val="124"/>
         </w:numPr>
         <w:spacing w:before="0" w:after="60"/>
@@ -9586,7 +9597,7 @@
       </w:pPr>
       <w:r>
         <w:rPr/>
-        <w:t>Lisensi yang dibeli Pelanggan melalui tautannya;</w:t>
+        <w:t>Lisensi yang dibeli Mitra PLS baru yang ia sponsori;</w:t>
       </w:r>
     </w:p>
     <w:p>
@@ -9601,18 +9612,7 @@
       </w:pPr>
       <w:r>
         <w:rPr/>
-        <w:t>Langganan berbayar pertama dari Pelanggannya, dihitung satu kali per Pelanggan.</w:t>
-      </w:r>
-    </w:p>
-    <w:p>
-      <w:pPr>
-        <w:pStyle w:val="Normal"/>
-        <w:spacing w:before="0" w:after="120"/>
-        <w:rPr/>
-      </w:pPr>
-      <w:r>
-        <w:rPr/>
-        <w:t>Yang tidak dihitung:</w:t>
+        <w:t>Lisensi yang dibeli Pelanggan melalui tautannya;</w:t>
       </w:r>
     </w:p>
     <w:p>
@@ -9627,7 +9627,18 @@
       </w:pPr>
       <w:r>
         <w:rPr/>
-        <w:t>pembelian untuk diri sendiri;</w:t>
+        <w:t>Langganan berbayar pertama dari Pelanggannya, dihitung satu kali per Pelanggan.</w:t>
+      </w:r>
+    </w:p>
+    <w:p>
+      <w:pPr>
+        <w:pStyle w:val="Normal"/>
+        <w:spacing w:before="0" w:after="120"/>
+        <w:rPr/>
+      </w:pPr>
+      <w:r>
+        <w:rPr/>
+        <w:t>Yang tidak dihitung:</w:t>
       </w:r>
     </w:p>
     <w:p>
@@ -9642,7 +9653,7 @@
       </w:pPr>
       <w:r>
         <w:rPr/>
-        <w:t>pembelian oleh akun yang dikendalikan sendiri;</w:t>
+        <w:t>pembelian untuk diri sendiri;</w:t>
       </w:r>
     </w:p>
     <w:p>
@@ -9651,6 +9662,21 @@
         <w:numPr>
           <w:ilvl w:val="0"/>
           <w:numId w:val="128"/>
+        </w:numPr>
+        <w:spacing w:before="0" w:after="60"/>
+        <w:rPr/>
+      </w:pPr>
+      <w:r>
+        <w:rPr/>
+        <w:t>pembelian oleh akun yang dikendalikan sendiri;</w:t>
+      </w:r>
+    </w:p>
+    <w:p>
+      <w:pPr>
+        <w:pStyle w:val="ListParagraph"/>
+        <w:numPr>
+          <w:ilvl w:val="0"/>
+          <w:numId w:val="129"/>
         </w:numPr>
         <w:spacing w:before="0" w:after="60"/>
         <w:rPr/>
@@ -10121,7 +10147,7 @@
         <w:pStyle w:val="ListParagraph"/>
         <w:numPr>
           <w:ilvl w:val="0"/>
-          <w:numId w:val="129"/>
+          <w:numId w:val="130"/>
         </w:numPr>
         <w:spacing w:before="0" w:after="60"/>
         <w:rPr/>
@@ -10147,7 +10173,7 @@
         <w:pStyle w:val="ListParagraph"/>
         <w:numPr>
           <w:ilvl w:val="0"/>
-          <w:numId w:val="130"/>
+          <w:numId w:val="131"/>
         </w:numPr>
         <w:spacing w:before="0" w:after="60"/>
         <w:rPr/>
@@ -10162,7 +10188,7 @@
         <w:pStyle w:val="ListParagraph"/>
         <w:numPr>
           <w:ilvl w:val="0"/>
-          <w:numId w:val="131"/>
+          <w:numId w:val="132"/>
         </w:numPr>
         <w:spacing w:before="0" w:after="60"/>
         <w:rPr/>
@@ -10569,7 +10595,7 @@
         <w:pStyle w:val="ListParagraph"/>
         <w:numPr>
           <w:ilvl w:val="0"/>
-          <w:numId w:val="132"/>
+          <w:numId w:val="133"/>
         </w:numPr>
         <w:spacing w:before="0" w:after="60"/>
         <w:rPr/>
@@ -10588,21 +10614,6 @@
       <w:r>
         <w:rPr/>
         <w:t>;</w:t>
-      </w:r>
-    </w:p>
-    <w:p>
-      <w:pPr>
-        <w:pStyle w:val="ListParagraph"/>
-        <w:numPr>
-          <w:ilvl w:val="0"/>
-          <w:numId w:val="133"/>
-        </w:numPr>
-        <w:spacing w:before="0" w:after="60"/>
-        <w:rPr/>
-      </w:pPr>
-      <w:r>
-        <w:rPr/>
-        <w:t>jaringannya pertama kali berisi Lisensi di kedua kaki pada kedalaman ke-4;</w:t>
       </w:r>
     </w:p>
     <w:p>
@@ -10617,7 +10628,7 @@
       </w:pPr>
       <w:r>
         <w:rPr/>
-        <w:t>sisa unit awal kiri 2 dan kanan 0, lalu masuk Lisensi baru dalam 10 level: 5 di kiri dan 6 di kanan;</w:t>
+        <w:t>jaringannya pertama kali berisi Lisensi di kedua kaki pada kedalaman ke-4;</w:t>
       </w:r>
     </w:p>
     <w:p>
@@ -10632,7 +10643,7 @@
       </w:pPr>
       <w:r>
         <w:rPr/>
-        <w:t>Mitra PLS yang ia sponsori menerima Bonus Pasangan: generasi 1 Rp1.200.000, generasi 2 Rp600.000, generasi 3 Rp300.000;</w:t>
+        <w:t>sisa unit awal kiri 2 dan kanan 0, lalu masuk Lisensi baru dalam 10 level: 5 di kiri dan 6 di kanan;</w:t>
       </w:r>
     </w:p>
     <w:p>
@@ -10647,7 +10658,7 @@
       </w:pPr>
       <w:r>
         <w:rPr/>
-        <w:t>kaki kecilnya mencapai 15 Lisensi, sehingga ia naik ke Silver;</w:t>
+        <w:t>Mitra PLS yang ia sponsori menerima Bonus Pasangan: generasi 1 Rp1.200.000, generasi 2 Rp600.000, generasi 3 Rp300.000;</w:t>
       </w:r>
     </w:p>
     <w:p>
@@ -10662,7 +10673,7 @@
       </w:pPr>
       <w:r>
         <w:rPr/>
-        <w:t>ia memiliki 4 Langganan dari Pelanggan dan Mitra PLS langsungnya;</w:t>
+        <w:t>kaki kecilnya mencapai 15 Lisensi, sehingga ia naik ke Silver;</w:t>
       </w:r>
     </w:p>
     <w:p>
@@ -10671,6 +10682,21 @@
         <w:numPr>
           <w:ilvl w:val="0"/>
           <w:numId w:val="138"/>
+        </w:numPr>
+        <w:spacing w:before="0" w:after="60"/>
+        <w:rPr/>
+      </w:pPr>
+      <w:r>
+        <w:rPr/>
+        <w:t>ia memiliki 4 Langganan dari Pelanggan dan Mitra PLS langsungnya;</w:t>
+      </w:r>
+    </w:p>
+    <w:p>
+      <w:pPr>
+        <w:pStyle w:val="ListParagraph"/>
+        <w:numPr>
+          <w:ilvl w:val="0"/>
+          <w:numId w:val="139"/>
         </w:numPr>
         <w:spacing w:before="0" w:after="60"/>
         <w:rPr/>
@@ -11842,21 +11868,6 @@
         <w:pStyle w:val="ListParagraph"/>
         <w:numPr>
           <w:ilvl w:val="0"/>
-          <w:numId w:val="139"/>
-        </w:numPr>
-        <w:spacing w:before="0" w:after="60"/>
-        <w:rPr/>
-      </w:pPr>
-      <w:r>
-        <w:rPr/>
-        <w:t>Tidak ada Bonus Sponsor bulan itu karena ia tidak menjual.</w:t>
-      </w:r>
-    </w:p>
-    <w:p>
-      <w:pPr>
-        <w:pStyle w:val="ListParagraph"/>
-        <w:numPr>
-          <w:ilvl w:val="0"/>
           <w:numId w:val="140"/>
         </w:numPr>
         <w:spacing w:before="0" w:after="60"/>
@@ -11864,7 +11875,7 @@
       </w:pPr>
       <w:r>
         <w:rPr/>
-        <w:t>Bonus Level, Pasangan, dan Pembinaan yang timbul pada bulan itu ditahan.</w:t>
+        <w:t>Tidak ada Bonus Sponsor bulan itu karena ia tidak menjual.</w:t>
       </w:r>
     </w:p>
     <w:p>
@@ -11879,7 +11890,7 @@
       </w:pPr>
       <w:r>
         <w:rPr/>
-        <w:t>Bila ia aktif dalam 2 bulan berikutnya, bonus tersebut dibayarkan.</w:t>
+        <w:t>Bonus Level, Pasangan, dan Pembinaan yang timbul pada bulan itu ditahan.</w:t>
       </w:r>
     </w:p>
     <w:p>
@@ -11894,17 +11905,7 @@
       </w:pPr>
       <w:r>
         <w:rPr/>
-        <w:t>Bila tidak, bonus tersebut masuk Pool Aktif untuk Mitra PLS yang aktif.</w:t>
-      </w:r>
-    </w:p>
-    <w:p>
-      <w:pPr>
-        <w:pStyle w:val="Heading2"/>
-        <w:rPr/>
-      </w:pPr>
-      <w:r>
-        <w:rPr/>
-        <w:t>10.3 Contoh Royalti</w:t>
+        <w:t>Bila ia aktif dalam 2 bulan berikutnya, bonus tersebut dibayarkan.</w:t>
       </w:r>
     </w:p>
     <w:p>
@@ -11919,7 +11920,17 @@
       </w:pPr>
       <w:r>
         <w:rPr/>
-        <w:t>Omzet bersih Lisensi bulan itu Rp20.000.000.000, sehingga dana Royalti tingkat 1 adalah 1% = Rp200.000.000.</w:t>
+        <w:t>Bila tidak, bonus tersebut masuk Pool Aktif untuk Mitra PLS yang aktif.</w:t>
+      </w:r>
+    </w:p>
+    <w:p>
+      <w:pPr>
+        <w:pStyle w:val="Heading2"/>
+        <w:rPr/>
+      </w:pPr>
+      <w:r>
+        <w:rPr/>
+        <w:t>10.3 Contoh Royalti</w:t>
       </w:r>
     </w:p>
     <w:p>
@@ -11934,7 +11945,7 @@
       </w:pPr>
       <w:r>
         <w:rPr/>
-        <w:t>Terdapat 5 pemegang tingkat 1 yang aktif, sehingga masing-masing menerima Rp40.000.000.</w:t>
+        <w:t>Omzet bersih Lisensi bulan itu Rp20.000.000.000, sehingga dana Royalti tingkat 1 adalah 1% = Rp200.000.000.</w:t>
       </w:r>
     </w:p>
     <w:p>
@@ -11943,6 +11954,21 @@
         <w:numPr>
           <w:ilvl w:val="0"/>
           <w:numId w:val="145"/>
+        </w:numPr>
+        <w:spacing w:before="0" w:after="60"/>
+        <w:rPr/>
+      </w:pPr>
+      <w:r>
+        <w:rPr/>
+        <w:t>Terdapat 5 pemegang tingkat 1 yang aktif, sehingga masing-masing menerima Rp40.000.000.</w:t>
+      </w:r>
+    </w:p>
+    <w:p>
+      <w:pPr>
+        <w:pStyle w:val="ListParagraph"/>
+        <w:numPr>
+          <w:ilvl w:val="0"/>
+          <w:numId w:val="146"/>
         </w:numPr>
         <w:spacing w:before="0" w:after="60"/>
         <w:rPr/>
@@ -12218,21 +12244,6 @@
         <w:pStyle w:val="ListParagraph"/>
         <w:numPr>
           <w:ilvl w:val="0"/>
-          <w:numId w:val="146"/>
-        </w:numPr>
-        <w:spacing w:before="0" w:after="60"/>
-        <w:rPr/>
-      </w:pPr>
-      <w:r>
-        <w:rPr/>
-        <w:t>Transaksi setelah Jumat pukul 07.00 WIB masuk perhitungan Jumat berikutnya.</w:t>
-      </w:r>
-    </w:p>
-    <w:p>
-      <w:pPr>
-        <w:pStyle w:val="ListParagraph"/>
-        <w:numPr>
-          <w:ilvl w:val="0"/>
           <w:numId w:val="147"/>
         </w:numPr>
         <w:spacing w:before="0" w:after="60"/>
@@ -12240,7 +12251,7 @@
       </w:pPr>
       <w:r>
         <w:rPr/>
-        <w:t>Mitra PLS yang mencapai status aktif di tengah bulan menerima bonus timnya mulai Jumat berikutnya.</w:t>
+        <w:t>Transaksi setelah Jumat pukul 07.00 WIB masuk perhitungan Jumat berikutnya.</w:t>
       </w:r>
     </w:p>
     <w:p>
@@ -12255,17 +12266,7 @@
       </w:pPr>
       <w:r>
         <w:rPr/>
-        <w:t>Uang muka bonus tim adalah 80% dari nominalnya. Sisa 20% dibayar pada Jumat pertama setelah tutup bulan, setelah faktor plafon (bagian 12.2) ditetapkan. Bila faktor bulan itu di bawah 80%, kelebihan uang muka dipotong dari pembayaran berikutnya, dan rinciannya ditampilkan di kantor maya.</w:t>
-      </w:r>
-    </w:p>
-    <w:p>
-      <w:pPr>
-        <w:pStyle w:val="Heading2"/>
-        <w:rPr/>
-      </w:pPr>
-      <w:r>
-        <w:rPr/>
-        <w:t>11.2 Cara pembayaran</w:t>
+        <w:t>Mitra PLS yang mencapai status aktif di tengah bulan menerima bonus timnya mulai Jumat berikutnya.</w:t>
       </w:r>
     </w:p>
     <w:p>
@@ -12280,7 +12281,17 @@
       </w:pPr>
       <w:r>
         <w:rPr/>
-        <w:t>Komisi dan bonus ditransfer ke rekening bank atas nama Mitra PLS yang terdaftar.</w:t>
+        <w:t>Uang muka bonus tim adalah 80% dari nominalnya. Sisa 20% dibayar pada Jumat pertama setelah tutup bulan, setelah faktor plafon (bagian 12.2) ditetapkan. Bila faktor bulan itu di bawah 80%, kelebihan uang muka dipotong dari pembayaran berikutnya, dan rinciannya ditampilkan di kantor maya.</w:t>
+      </w:r>
+    </w:p>
+    <w:p>
+      <w:pPr>
+        <w:pStyle w:val="Heading2"/>
+        <w:rPr/>
+      </w:pPr>
+      <w:r>
+        <w:rPr/>
+        <w:t>11.2 Cara pembayaran</w:t>
       </w:r>
     </w:p>
     <w:p>
@@ -12295,7 +12306,7 @@
       </w:pPr>
       <w:r>
         <w:rPr/>
-        <w:t>Perusahaan memotong pajak penghasilan sesuai ketentuan perpajakan yang berlaku dan menerbitkan bukti potong.</w:t>
+        <w:t>Komisi dan bonus ditransfer ke rekening bank atas nama Mitra PLS yang terdaftar.</w:t>
       </w:r>
     </w:p>
     <w:p>
@@ -12310,7 +12321,7 @@
       </w:pPr>
       <w:r>
         <w:rPr/>
-        <w:t>Rincian setiap pembayaran dapat dilihat di kantor maya, termasuk bonus yang ditahan, bonus yang hangus, antrean Bonus Prestasi, dan faktor plafon.</w:t>
+        <w:t>Perusahaan memotong pajak penghasilan sesuai ketentuan perpajakan yang berlaku dan menerbitkan bukti potong.</w:t>
       </w:r>
     </w:p>
     <w:p>
@@ -12319,6 +12330,21 @@
         <w:numPr>
           <w:ilvl w:val="0"/>
           <w:numId w:val="152"/>
+        </w:numPr>
+        <w:spacing w:before="0" w:after="60"/>
+        <w:rPr/>
+      </w:pPr>
+      <w:r>
+        <w:rPr/>
+        <w:t>Rincian setiap pembayaran dapat dilihat di kantor maya, termasuk bonus yang ditahan, bonus yang hangus, antrean Bonus Prestasi, dan faktor plafon.</w:t>
+      </w:r>
+    </w:p>
+    <w:p>
+      <w:pPr>
+        <w:pStyle w:val="ListParagraph"/>
+        <w:numPr>
+          <w:ilvl w:val="0"/>
+          <w:numId w:val="153"/>
         </w:numPr>
         <w:spacing w:before="0" w:after="60"/>
         <w:rPr/>
@@ -12607,7 +12633,7 @@
         <w:pStyle w:val="ListParagraph"/>
         <w:numPr>
           <w:ilvl w:val="0"/>
-          <w:numId w:val="153"/>
+          <w:numId w:val="154"/>
         </w:numPr>
         <w:spacing w:before="0" w:after="60"/>
         <w:rPr/>
@@ -13097,7 +13123,7 @@
         <w:pStyle w:val="ListParagraph"/>
         <w:numPr>
           <w:ilvl w:val="0"/>
-          <w:numId w:val="154"/>
+          <w:numId w:val="155"/>
         </w:numPr>
         <w:spacing w:before="0" w:after="60"/>
         <w:rPr/>
@@ -13108,21 +13134,6 @@
           <w:bCs/>
         </w:rPr>
         <w:t>Plafon bulanan.</w:t>
-      </w:r>
-    </w:p>
-    <w:p>
-      <w:pPr>
-        <w:pStyle w:val="ListParagraph"/>
-        <w:numPr>
-          <w:ilvl w:val="1"/>
-          <w:numId w:val="155"/>
-        </w:numPr>
-        <w:spacing w:before="0" w:after="60"/>
-        <w:rPr/>
-      </w:pPr>
-      <w:r>
-        <w:rPr/>
-        <w:t>Anggaran bonus tim = plafon Plan A − Bonus Sponsor − Bonus Layanan Berkah − dana peringkat − dana Royalti.</w:t>
       </w:r>
     </w:p>
     <w:p>
@@ -13137,6 +13148,21 @@
       </w:pPr>
       <w:r>
         <w:rPr/>
+        <w:t>Anggaran bonus tim = plafon Plan A − Bonus Sponsor − Bonus Layanan Berkah − dana peringkat − dana Royalti.</w:t>
+      </w:r>
+    </w:p>
+    <w:p>
+      <w:pPr>
+        <w:pStyle w:val="ListParagraph"/>
+        <w:numPr>
+          <w:ilvl w:val="1"/>
+          <w:numId w:val="157"/>
+        </w:numPr>
+        <w:spacing w:before="0" w:after="60"/>
+        <w:rPr/>
+      </w:pPr>
+      <w:r>
+        <w:rPr/>
         <w:t>Bila klaim melebihi anggaran, semua klaim dibayar dengan faktor yang sama, dan sisanya dibayar lebih dulu pada periode berikutnya. Faktor ini diumumkan di kantor maya. Karena itu, bonus tim yang dibayar setiap Jumat hanya berupa uang muka 80% sampai faktor ditetapkan pada tutup bulan (Bab 11).</w:t>
       </w:r>
     </w:p>
@@ -13145,7 +13171,7 @@
         <w:pStyle w:val="ListParagraph"/>
         <w:numPr>
           <w:ilvl w:val="0"/>
-          <w:numId w:val="157"/>
+          <w:numId w:val="158"/>
         </w:numPr>
         <w:spacing w:before="0" w:after="60"/>
         <w:rPr/>
@@ -13778,7 +13804,7 @@
         <w:pStyle w:val="ListParagraph"/>
         <w:numPr>
           <w:ilvl w:val="0"/>
-          <w:numId w:val="158"/>
+          <w:numId w:val="159"/>
         </w:numPr>
         <w:spacing w:before="0" w:after="60"/>
         <w:rPr/>
@@ -13800,7 +13826,7 @@
         <w:pStyle w:val="ListParagraph"/>
         <w:numPr>
           <w:ilvl w:val="0"/>
-          <w:numId w:val="159"/>
+          <w:numId w:val="160"/>
         </w:numPr>
         <w:spacing w:before="0" w:after="60"/>
         <w:rPr/>
@@ -13815,21 +13841,6 @@
       <w:r>
         <w:rPr/>
         <w:t xml:space="preserve"> bagi Mitra PLS baru untuk melanjutkan atau membatalkan keanggotaan.</w:t>
-      </w:r>
-    </w:p>
-    <w:p>
-      <w:pPr>
-        <w:pStyle w:val="ListParagraph"/>
-        <w:numPr>
-          <w:ilvl w:val="1"/>
-          <w:numId w:val="160"/>
-        </w:numPr>
-        <w:spacing w:before="0" w:after="60"/>
-        <w:rPr/>
-      </w:pPr>
-      <w:r>
-        <w:rPr/>
-        <w:t>Lisensi yang dibeli dalam masa itu dan belum diaktifkan dikembalikan dananya 100%.</w:t>
       </w:r>
     </w:p>
     <w:p>
@@ -13844,29 +13855,22 @@
       </w:pPr>
       <w:r>
         <w:rPr/>
-        <w:t>Bila sudah diaktifkan, pengembalian dana dikurangi nilai akses yang sudah dipakai, dihitung harian dari Rp399.000 per 30 hari.</w:t>
+        <w:t>Lisensi yang dibeli dalam masa itu dan belum diaktifkan dikembalikan dananya 100%.</w:t>
       </w:r>
     </w:p>
     <w:p>
       <w:pPr>
         <w:pStyle w:val="ListParagraph"/>
         <w:numPr>
-          <w:ilvl w:val="0"/>
+          <w:ilvl w:val="1"/>
           <w:numId w:val="162"/>
         </w:numPr>
         <w:spacing w:before="0" w:after="60"/>
         <w:rPr/>
       </w:pPr>
       <w:r>
-        <w:rPr>
-          <w:b/>
-          <w:bCs/>
-        </w:rPr>
-        <w:t>Pengembalian 7 hari kerja</w:t>
-      </w:r>
-      <w:r>
-        <w:rPr/>
-        <w:t xml:space="preserve"> bagi Pelanggan bila produk tidak sesuai dengan yang diperjanjikan.</w:t>
+        <w:rPr/>
+        <w:t>Bila sudah diaktifkan, pengembalian dana dikurangi nilai akses yang sudah dipakai, dihitung harian dari Rp399.000 per 30 hari.</w:t>
       </w:r>
     </w:p>
     <w:p>
@@ -13884,22 +13888,29 @@
           <w:b/>
           <w:bCs/>
         </w:rPr>
-        <w:t>Pembelian kembali.</w:t>
+        <w:t>Pengembalian 7 hari kerja</w:t>
+      </w:r>
+      <w:r>
+        <w:rPr/>
+        <w:t xml:space="preserve"> bagi Pelanggan bila produk tidak sesuai dengan yang diperjanjikan.</w:t>
       </w:r>
     </w:p>
     <w:p>
       <w:pPr>
         <w:pStyle w:val="ListParagraph"/>
         <w:numPr>
-          <w:ilvl w:val="1"/>
+          <w:ilvl w:val="0"/>
           <w:numId w:val="164"/>
         </w:numPr>
         <w:spacing w:before="0" w:after="60"/>
         <w:rPr/>
       </w:pPr>
       <w:r>
-        <w:rPr/>
-        <w:t>Bila Mitra PLS mengundurkan diri atau diberhentikan, Perusahaan membeli kembali Lisensi yang belum diaktifkan dan masih dapat dialihkan.</w:t>
+        <w:rPr>
+          <w:b/>
+          <w:bCs/>
+        </w:rPr>
+        <w:t>Pembelian kembali.</w:t>
       </w:r>
     </w:p>
     <w:p>
@@ -13914,29 +13925,22 @@
       </w:pPr>
       <w:r>
         <w:rPr/>
-        <w:t>Harga pembelian kembali adalah harga pembelian dikurangi biaya administrasi paling banyak 10%, dan dikurangi komisi atau bonus yang telah diterima atas pembelian itu.</w:t>
+        <w:t>Bila Mitra PLS mengundurkan diri atau diberhentikan, Perusahaan membeli kembali Lisensi yang belum diaktifkan dan masih dapat dialihkan.</w:t>
       </w:r>
     </w:p>
     <w:p>
       <w:pPr>
         <w:pStyle w:val="ListParagraph"/>
         <w:numPr>
-          <w:ilvl w:val="0"/>
+          <w:ilvl w:val="1"/>
           <w:numId w:val="166"/>
         </w:numPr>
         <w:spacing w:before="0" w:after="60"/>
         <w:rPr/>
       </w:pPr>
       <w:r>
-        <w:rPr>
-          <w:b/>
-          <w:bCs/>
-        </w:rPr>
-        <w:t>Ganti rugi</w:t>
-      </w:r>
-      <w:r>
-        <w:rPr/>
-        <w:t xml:space="preserve"> atas kerugian akibat produk atau layanan yang tidak sesuai dengan yang diperjanjikan, sesuai Kode Etik.</w:t>
+        <w:rPr/>
+        <w:t>Harga pembelian kembali adalah harga pembelian dikurangi biaya administrasi paling banyak 10%, dan dikurangi komisi atau bonus yang telah diterima atas pembelian itu.</w:t>
       </w:r>
     </w:p>
     <w:p>
@@ -13954,11 +13958,11 @@
           <w:b/>
           <w:bCs/>
         </w:rPr>
-        <w:t>Pembinaan dan pelatihan</w:t>
-      </w:r>
-      <w:r>
-        <w:rPr/>
-        <w:t xml:space="preserve"> bagi Mitra PLS paling sedikit 1 kali dalam 1 tahun. Selain itu, Perusahaan menyelenggarakan workshop pelatihan bulanan tanpa biaya bagi pemegang Lisensi (Bab 7).</w:t>
+        <w:t>Ganti rugi</w:t>
+      </w:r>
+      <w:r>
+        <w:rPr/>
+        <w:t xml:space="preserve"> atas kerugian akibat produk atau layanan yang tidak sesuai dengan yang diperjanjikan, sesuai Kode Etik.</w:t>
       </w:r>
     </w:p>
     <w:p>
@@ -13976,11 +13980,11 @@
           <w:b/>
           <w:bCs/>
         </w:rPr>
-        <w:t>Pembayaran komisi dan bonus</w:t>
-      </w:r>
-      <w:r>
-        <w:rPr/>
-        <w:t xml:space="preserve"> sesuai Rencana Pemasaran ini.</w:t>
+        <w:t>Pembinaan dan pelatihan</w:t>
+      </w:r>
+      <w:r>
+        <w:rPr/>
+        <w:t xml:space="preserve"> bagi Mitra PLS paling sedikit 1 kali dalam 1 tahun. Selain itu, Perusahaan menyelenggarakan workshop pelatihan bulanan tanpa biaya bagi pemegang Lisensi (Bab 7).</w:t>
       </w:r>
     </w:p>
     <w:p>
@@ -13998,11 +14002,11 @@
           <w:b/>
           <w:bCs/>
         </w:rPr>
-        <w:t>Daftar Mitra PLS</w:t>
-      </w:r>
-      <w:r>
-        <w:rPr/>
-        <w:t xml:space="preserve"> beserta identitasnya.</w:t>
+        <w:t>Pembayaran komisi dan bonus</w:t>
+      </w:r>
+      <w:r>
+        <w:rPr/>
+        <w:t xml:space="preserve"> sesuai Rencana Pemasaran ini.</w:t>
       </w:r>
     </w:p>
     <w:p>
@@ -14020,11 +14024,11 @@
           <w:b/>
           <w:bCs/>
         </w:rPr>
-        <w:t>Pelaporan</w:t>
-      </w:r>
-      <w:r>
-        <w:rPr/>
-        <w:t xml:space="preserve"> kegiatan usaha tahunan kepada Kementerian Perdagangan, serta laporan perubahan Rencana Pemasaran dan Kode Etik melalui sistem perizinan.</w:t>
+        <w:t>Daftar Mitra PLS</w:t>
+      </w:r>
+      <w:r>
+        <w:rPr/>
+        <w:t xml:space="preserve"> beserta identitasnya.</w:t>
       </w:r>
     </w:p>
     <w:p>
@@ -14042,40 +14046,11 @@
           <w:b/>
           <w:bCs/>
         </w:rPr>
-        <w:t>Penarikan komisi</w:t>
-      </w:r>
-      <w:r>
-        <w:rPr/>
-        <w:t xml:space="preserve"> atas pembelian yang dibatalkan atau dikembalikan, agar komisi hanya berasal dari penjualan yang sah. Penarikan mencakup Bonus Sponsor, Bonus Layanan Berkah, serta Bonus Level, Pasangan, dan Pembinaan yang timbul dari Lisensi itu. Bonus yang belum dibayar dikurangi; bonus yang sudah dibayar dipotong dari pembayaran berikutnya. Unit pasangan dari kaki seberang kembali menjadi sisa unit.</w:t>
-      </w:r>
-      <w:r>
-        <w:br w:type="page"/>
-      </w:r>
-    </w:p>
-    <w:p>
-      <w:pPr>
-        <w:pStyle w:val="Normal"/>
-        <w:spacing w:before="0" w:after="60"/>
-        <w:ind w:hanging="0"/>
-        <w:rPr/>
-      </w:pPr>
-      <w:r>
-        <w:rPr/>
-        <w:t xml:space="preserve"> </w:t>
-      </w:r>
-      <w:r>
-        <w:rPr/>
-        <w:t>Bila pembayaran bonus berikutnya tidak mencukupi, sisa penarikan dipotong dari hak lain Mitra PLS yang dibayar Perusahaan, seperti pembelian kembali Lisensi atau pengembalian dana. Sisa yang belum terpotong dalam 12 bulan sejak tanggal penarikan dihapus dan tidak ditagih. Penarikan yang dipotong dari pembayaran bonus mengurangi penghasilan bruto yang menjadi dasar PPh 21 pada pembayaran itu.</w:t>
-      </w:r>
-    </w:p>
-    <w:p>
-      <w:pPr>
-        <w:pStyle w:val="Heading1"/>
-        <w:rPr/>
-      </w:pPr>
-      <w:r>
-        <w:rPr/>
-        <w:t>Bab 14. Ketentuan Lain</w:t>
+        <w:t>Pelaporan</w:t>
+      </w:r>
+      <w:r>
+        <w:rPr/>
+        <w:t xml:space="preserve"> kegiatan usaha tahunan kepada Kementerian Perdagangan, serta laporan perubahan Rencana Pemasaran dan Kode Etik melalui sistem perizinan.</w:t>
       </w:r>
     </w:p>
     <w:p>
@@ -14093,22 +14068,58 @@
           <w:b/>
           <w:bCs/>
         </w:rPr>
-        <w:t>Larangan skema piramida.</w:t>
+        <w:t>Penarikan komisi</w:t>
+      </w:r>
+      <w:r>
+        <w:rPr/>
+        <w:t xml:space="preserve"> atas pembelian yang dibatalkan atau dikembalikan, agar komisi hanya berasal dari penjualan yang sah. Penarikan mencakup Bonus Sponsor, Bonus Layanan Berkah, serta Bonus Level, Pasangan, dan Pembinaan yang timbul dari Lisensi itu. Bonus yang belum dibayar dikurangi; bonus yang sudah dibayar dipotong dari pembayaran berikutnya. Unit pasangan dari kaki seberang kembali menjadi sisa unit.</w:t>
+      </w:r>
+      <w:r>
+        <w:br w:type="page"/>
+      </w:r>
+    </w:p>
+    <w:p>
+      <w:pPr>
+        <w:pStyle w:val="Normal"/>
+        <w:spacing w:before="0" w:after="60"/>
+        <w:ind w:hanging="0"/>
+        <w:rPr/>
+      </w:pPr>
+      <w:r>
+        <w:rPr/>
+        <w:t xml:space="preserve"> </w:t>
+      </w:r>
+      <w:r>
+        <w:rPr/>
+        <w:t>Bila pembayaran bonus berikutnya tidak mencukupi, sisa penarikan dipotong dari hak lain Mitra PLS yang dibayar Perusahaan, seperti pembelian kembali Lisensi atau pengembalian dana. Sisa yang belum terpotong dalam 12 bulan sejak tanggal penarikan dihapus dan tidak ditagih. Penarikan yang dipotong dari pembayaran bonus mengurangi penghasilan bruto yang menjadi dasar PPh 21 pada pembayaran itu.</w:t>
+      </w:r>
+    </w:p>
+    <w:p>
+      <w:pPr>
+        <w:pStyle w:val="Heading1"/>
+        <w:rPr/>
+      </w:pPr>
+      <w:r>
+        <w:rPr/>
+        <w:t>Bab 14. Ketentuan Lain</w:t>
       </w:r>
     </w:p>
     <w:p>
       <w:pPr>
         <w:pStyle w:val="ListParagraph"/>
         <w:numPr>
-          <w:ilvl w:val="1"/>
+          <w:ilvl w:val="0"/>
           <w:numId w:val="173"/>
         </w:numPr>
         <w:spacing w:before="0" w:after="60"/>
         <w:rPr/>
       </w:pPr>
       <w:r>
-        <w:rPr/>
-        <w:t>Tidak ada komisi atau bonus dari biaya pendaftaran atau perekrutan.</w:t>
+        <w:rPr>
+          <w:b/>
+          <w:bCs/>
+        </w:rPr>
+        <w:t>Larangan skema piramida.</w:t>
       </w:r>
     </w:p>
     <w:p>
@@ -14123,7 +14134,7 @@
       </w:pPr>
       <w:r>
         <w:rPr/>
-        <w:t>Satu identitas hanya untuk satu keanggotaan.</w:t>
+        <w:t>Tidak ada komisi atau bonus dari biaya pendaftaran atau perekrutan.</w:t>
       </w:r>
     </w:p>
     <w:p>
@@ -14138,29 +14149,22 @@
       </w:pPr>
       <w:r>
         <w:rPr/>
-        <w:t>Tidak ada komisi atau bonus bila tidak ada penjualan produk.</w:t>
+        <w:t>Satu identitas hanya untuk satu keanggotaan.</w:t>
       </w:r>
     </w:p>
     <w:p>
       <w:pPr>
         <w:pStyle w:val="ListParagraph"/>
         <w:numPr>
-          <w:ilvl w:val="0"/>
+          <w:ilvl w:val="1"/>
           <w:numId w:val="176"/>
         </w:numPr>
         <w:spacing w:before="0" w:after="60"/>
         <w:rPr/>
       </w:pPr>
       <w:r>
-        <w:rPr>
-          <w:b/>
-          <w:bCs/>
-        </w:rPr>
-        <w:t>Larangan penghimpunan dana.</w:t>
-      </w:r>
-      <w:r>
-        <w:rPr/>
-        <w:t xml:space="preserve"> Perusahaan dan Mitra PLS tidak menghimpun dana masyarakat dalam bentuk apa pun.</w:t>
+        <w:rPr/>
+        <w:t>Tidak ada komisi atau bonus bila tidak ada penjualan produk.</w:t>
       </w:r>
     </w:p>
     <w:p>
@@ -14178,11 +14182,11 @@
           <w:b/>
           <w:bCs/>
         </w:rPr>
-        <w:t>Larangan klaim penghasilan dan klaim investasi.</w:t>
-      </w:r>
-      <w:r>
-        <w:rPr/>
-        <w:t xml:space="preserve"> Mitra PLS dilarang menjanjikan penghasilan atau keuntungan investasi. Ketentuan rinci ada dalam Kode Etik.</w:t>
+        <w:t>Larangan penghimpunan dana.</w:t>
+      </w:r>
+      <w:r>
+        <w:rPr/>
+        <w:t xml:space="preserve"> Perusahaan dan Mitra PLS tidak menghimpun dana masyarakat dalam bentuk apa pun.</w:t>
       </w:r>
     </w:p>
     <w:p>
@@ -14200,11 +14204,11 @@
           <w:b/>
           <w:bCs/>
         </w:rPr>
-        <w:t>Pengungkapan penghasilan.</w:t>
-      </w:r>
-      <w:r>
-        <w:rPr/>
-        <w:t xml:space="preserve"> Perusahaan menerbitkan ringkasan penghasilan Mitra PLS setiap tahun: median, sebaran, dan porsi Mitra PLS yang tidak menerima bonus.</w:t>
+        <w:t>Larangan klaim penghasilan dan klaim investasi.</w:t>
+      </w:r>
+      <w:r>
+        <w:rPr/>
+        <w:t xml:space="preserve"> Mitra PLS dilarang menjanjikan penghasilan atau keuntungan investasi. Ketentuan rinci ada dalam Kode Etik.</w:t>
       </w:r>
     </w:p>
     <w:p>
@@ -14222,11 +14226,11 @@
           <w:b/>
           <w:bCs/>
         </w:rPr>
-        <w:t>Perubahan Rencana Pemasaran</w:t>
-      </w:r>
-      <w:r>
-        <w:rPr/>
-        <w:t xml:space="preserve"> diberitahukan kepada Mitra PLS paling lambat 30 hari sebelum berlaku, dan dilaporkan sesuai ketentuan perizinan. Perubahan tidak mengurangi komisi dan bonus yang telah menjadi hak Mitra PLS.</w:t>
+        <w:t>Pengungkapan penghasilan.</w:t>
+      </w:r>
+      <w:r>
+        <w:rPr/>
+        <w:t xml:space="preserve"> Perusahaan menerbitkan ringkasan penghasilan Mitra PLS setiap tahun: median, sebaran, dan porsi Mitra PLS yang tidak menerima bonus.</w:t>
       </w:r>
     </w:p>
     <w:p>
@@ -14244,6 +14248,28 @@
           <w:b/>
           <w:bCs/>
         </w:rPr>
+        <w:t>Perubahan Rencana Pemasaran</w:t>
+      </w:r>
+      <w:r>
+        <w:rPr/>
+        <w:t xml:space="preserve"> diberitahukan kepada Mitra PLS paling lambat 30 hari sebelum berlaku, dan dilaporkan sesuai ketentuan perizinan. Perubahan tidak mengurangi komisi dan bonus yang telah menjadi hak Mitra PLS.</w:t>
+      </w:r>
+    </w:p>
+    <w:p>
+      <w:pPr>
+        <w:pStyle w:val="ListParagraph"/>
+        <w:numPr>
+          <w:ilvl w:val="0"/>
+          <w:numId w:val="181"/>
+        </w:numPr>
+        <w:spacing w:before="0" w:after="60"/>
+        <w:rPr/>
+      </w:pPr>
+      <w:r>
+        <w:rPr>
+          <w:b/>
+          <w:bCs/>
+        </w:rPr>
         <w:t>Penyelesaian perselisihan</w:t>
       </w:r>
       <w:r>
@@ -14256,8 +14282,22 @@
     </w:p>
     <w:p>
       <w:pPr>
+        <w:pStyle w:val="ListParagraph"/>
+        <w:numPr>
+          <w:ilvl w:val="0"/>
+          <w:numId w:val="182"/>
+        </w:numPr>
+        <w:spacing w:before="0" w:after="60"/>
+        <w:rPr/>
+      </w:pPr>
+      <w:r>
+        <w:rPr/>
+        <w:t>E-book Mitra PLS. E-book buatan Mitra PLS di Agent Marketing adalah produk Mitra PLS, bukan produk Perusahaan: harga Rp25.000–Rp150.000, hasil penjualan diterima Mitra PLS melalui kanal pembayaran platform dan diteruskan ke rekening Mitra PLS, tanpa PV, tanpa komisi, dan tidak dihitung untuk bonus apa pun. Setiap e-book dan halaman penawarannya wajib disetujui Perusahaan sebelum tayang. Perusahaan menyediakan Agent Marketing tanpa biaya.</w:t>
+      </w:r>
+    </w:p>
+    <w:p>
+      <w:pPr>
         <w:pStyle w:val="Heading1"/>
-        <w:spacing w:before="0" w:after="200"/>
         <w:rPr/>
       </w:pPr>
       <w:r>
@@ -17348,7 +17388,7 @@
         <w:pStyle w:val="ListParagraph"/>
         <w:numPr>
           <w:ilvl w:val="0"/>
-          <w:numId w:val="181"/>
+          <w:numId w:val="183"/>
         </w:numPr>
         <w:spacing w:before="0" w:after="60"/>
         <w:rPr/>
@@ -17363,7 +17403,7 @@
         <w:pStyle w:val="ListParagraph"/>
         <w:numPr>
           <w:ilvl w:val="0"/>
-          <w:numId w:val="182"/>
+          <w:numId w:val="184"/>
         </w:numPr>
         <w:spacing w:before="0" w:after="60"/>
         <w:rPr/>
@@ -17378,7 +17418,7 @@
         <w:pStyle w:val="ListParagraph"/>
         <w:numPr>
           <w:ilvl w:val="0"/>
-          <w:numId w:val="183"/>
+          <w:numId w:val="185"/>
         </w:numPr>
         <w:spacing w:before="0" w:after="60"/>
         <w:rPr/>
@@ -18279,7 +18319,7 @@
     </w:r>
     <w:r>
       <w:rPr/>
-      <w:t>27</w:t>
+      <w:t>28</w:t>
     </w:r>
     <w:r>
       <w:rPr/>
@@ -18307,7 +18347,7 @@
     </w:r>
     <w:r>
       <w:rPr/>
-      <w:t>27</w:t>
+      <w:t>28</w:t>
     </w:r>
     <w:r>
       <w:rPr/>
@@ -24358,13 +24398,13 @@
     <w:abstractNumId w:val="3"/>
   </w:num>
   <w:num w:numId="84">
+    <w:abstractNumId w:val="3"/>
+  </w:num>
+  <w:num w:numId="85">
     <w:abstractNumId w:val="4"/>
     <w:lvlOverride w:ilvl="0">
       <w:startOverride w:val="1"/>
     </w:lvlOverride>
-  </w:num>
-  <w:num w:numId="85">
-    <w:abstractNumId w:val="4"/>
   </w:num>
   <w:num w:numId="86">
     <w:abstractNumId w:val="4"/>
@@ -24377,12 +24417,12 @@
   </w:num>
   <w:num w:numId="89">
     <w:abstractNumId w:val="4"/>
+  </w:num>
+  <w:num w:numId="90">
+    <w:abstractNumId w:val="4"/>
     <w:lvlOverride w:ilvl="0">
       <w:startOverride w:val="1"/>
     </w:lvlOverride>
-  </w:num>
-  <w:num w:numId="90">
-    <w:abstractNumId w:val="4"/>
   </w:num>
   <w:num w:numId="91">
     <w:abstractNumId w:val="4"/>
@@ -24401,12 +24441,12 @@
   </w:num>
   <w:num w:numId="96">
     <w:abstractNumId w:val="4"/>
+  </w:num>
+  <w:num w:numId="97">
+    <w:abstractNumId w:val="4"/>
     <w:lvlOverride w:ilvl="0">
       <w:startOverride w:val="1"/>
     </w:lvlOverride>
-  </w:num>
-  <w:num w:numId="97">
-    <w:abstractNumId w:val="4"/>
   </w:num>
   <w:num w:numId="98">
     <w:abstractNumId w:val="4"/>
@@ -24424,7 +24464,7 @@
     <w:abstractNumId w:val="4"/>
   </w:num>
   <w:num w:numId="103">
-    <w:abstractNumId w:val="3"/>
+    <w:abstractNumId w:val="4"/>
   </w:num>
   <w:num w:numId="104">
     <w:abstractNumId w:val="3"/>
@@ -24469,13 +24509,13 @@
     <w:abstractNumId w:val="3"/>
   </w:num>
   <w:num w:numId="118">
+    <w:abstractNumId w:val="3"/>
+  </w:num>
+  <w:num w:numId="119">
     <w:abstractNumId w:val="4"/>
     <w:lvlOverride w:ilvl="0">
       <w:startOverride w:val="1"/>
     </w:lvlOverride>
-  </w:num>
-  <w:num w:numId="119">
-    <w:abstractNumId w:val="4"/>
   </w:num>
   <w:num w:numId="120">
     <w:abstractNumId w:val="4"/>
@@ -24487,7 +24527,7 @@
     <w:abstractNumId w:val="4"/>
   </w:num>
   <w:num w:numId="123">
-    <w:abstractNumId w:val="3"/>
+    <w:abstractNumId w:val="4"/>
   </w:num>
   <w:num w:numId="124">
     <w:abstractNumId w:val="3"/>
@@ -24577,52 +24617,52 @@
     <w:abstractNumId w:val="3"/>
   </w:num>
   <w:num w:numId="153">
+    <w:abstractNumId w:val="3"/>
+  </w:num>
+  <w:num w:numId="154">
     <w:abstractNumId w:val="4"/>
     <w:lvlOverride w:ilvl="0">
       <w:startOverride w:val="1"/>
     </w:lvlOverride>
   </w:num>
-  <w:num w:numId="154">
+  <w:num w:numId="155">
     <w:abstractNumId w:val="4"/>
-  </w:num>
-  <w:num w:numId="155">
-    <w:abstractNumId w:val="3"/>
   </w:num>
   <w:num w:numId="156">
     <w:abstractNumId w:val="3"/>
   </w:num>
   <w:num w:numId="157">
+    <w:abstractNumId w:val="3"/>
+  </w:num>
+  <w:num w:numId="158">
     <w:abstractNumId w:val="4"/>
   </w:num>
-  <w:num w:numId="158">
+  <w:num w:numId="159">
     <w:abstractNumId w:val="4"/>
     <w:lvlOverride w:ilvl="0">
       <w:startOverride w:val="1"/>
     </w:lvlOverride>
   </w:num>
-  <w:num w:numId="159">
+  <w:num w:numId="160">
     <w:abstractNumId w:val="4"/>
-  </w:num>
-  <w:num w:numId="160">
-    <w:abstractNumId w:val="3"/>
   </w:num>
   <w:num w:numId="161">
     <w:abstractNumId w:val="3"/>
   </w:num>
   <w:num w:numId="162">
-    <w:abstractNumId w:val="4"/>
+    <w:abstractNumId w:val="3"/>
   </w:num>
   <w:num w:numId="163">
     <w:abstractNumId w:val="4"/>
   </w:num>
   <w:num w:numId="164">
-    <w:abstractNumId w:val="3"/>
+    <w:abstractNumId w:val="4"/>
   </w:num>
   <w:num w:numId="165">
     <w:abstractNumId w:val="3"/>
   </w:num>
   <w:num w:numId="166">
-    <w:abstractNumId w:val="4"/>
+    <w:abstractNumId w:val="3"/>
   </w:num>
   <w:num w:numId="167">
     <w:abstractNumId w:val="4"/>
@@ -24641,12 +24681,12 @@
   </w:num>
   <w:num w:numId="172">
     <w:abstractNumId w:val="4"/>
+  </w:num>
+  <w:num w:numId="173">
+    <w:abstractNumId w:val="4"/>
     <w:lvlOverride w:ilvl="0">
       <w:startOverride w:val="1"/>
     </w:lvlOverride>
-  </w:num>
-  <w:num w:numId="173">
-    <w:abstractNumId w:val="3"/>
   </w:num>
   <w:num w:numId="174">
     <w:abstractNumId w:val="3"/>
@@ -24655,7 +24695,7 @@
     <w:abstractNumId w:val="3"/>
   </w:num>
   <w:num w:numId="176">
-    <w:abstractNumId w:val="4"/>
+    <w:abstractNumId w:val="3"/>
   </w:num>
   <w:num w:numId="177">
     <w:abstractNumId w:val="4"/>
@@ -24670,12 +24710,18 @@
     <w:abstractNumId w:val="4"/>
   </w:num>
   <w:num w:numId="181">
+    <w:abstractNumId w:val="4"/>
+  </w:num>
+  <w:num w:numId="182">
+    <w:abstractNumId w:val="4"/>
+  </w:num>
+  <w:num w:numId="183">
     <w:abstractNumId w:val="3"/>
   </w:num>
-  <w:num w:numId="182">
+  <w:num w:numId="184">
     <w:abstractNumId w:val="3"/>
   </w:num>
-  <w:num w:numId="183">
+  <w:num w:numId="185">
     <w:abstractNumId w:val="3"/>
   </w:num>
 </w:numbering>
